--- a/docs/技术报告.docx
+++ b/docs/技术报告.docx
@@ -380,26 +380,21 @@
         <w:t xml:space="preserve"> </w:t>
       </w:r>
       <w:r>
-        <w:t xml:space="preserve">正常注册，</w:t>
-      </w:r>
-      <w:r>
-        <w:rPr>
-          <w:rStyle w:val="VerbatimChar"/>
-        </w:rPr>
-        <w:t xml:space="preserve">nxrecorder</w:t>
-      </w:r>
-      <w:r>
-        <w:t xml:space="preserve"> </w:t>
-      </w:r>
-      <w:r>
-        <w:t xml:space="preserve">完成 48kHz/2ch/16bit 采集，</w:t>
-      </w:r>
-      <w:r>
-        <w:rPr>
-          <w:bCs/>
-          <w:b/>
-        </w:rPr>
-        <w:t xml:space="preserve">录得 262144 字节 PCM，</w:t>
+        <w:t xml:space="preserve">正常注册；</w:t>
+      </w:r>
+      <w:r>
+        <w:rPr>
+          <w:bCs/>
+          <w:b/>
+        </w:rPr>
+        <w:t xml:space="preserve">30 秒连续录音全程</w:t>
+      </w:r>
+      <w:r>
+        <w:rPr>
+          <w:bCs/>
+          <w:b/>
+        </w:rPr>
+        <w:t xml:space="preserve"> </w:t>
       </w:r>
       <w:r>
         <w:rPr>
@@ -417,7 +412,17 @@
         <w:t xml:space="preserve">（零丢包）</w:t>
       </w:r>
       <w:r>
-        <w:t xml:space="preserve">，导出到 PC 后可播放出连续真实波形。适配过程中定位并修复了 11 个缺陷，其中 4 个是</w:t>
+        <w:t xml:space="preserve">，落盘 1,048,576 字节，分 32 块经串口回传后</w:t>
+      </w:r>
+      <w:r>
+        <w:rPr>
+          <w:bCs/>
+          <w:b/>
+        </w:rPr>
+        <w:t xml:space="preserve">逐字节完整</w:t>
+      </w:r>
+      <w:r>
+        <w:t xml:space="preserve">（100% 无损），导出为 WAV 已在 PC 上实际播放验证。适配过程中定位并修复了 11 个缺陷，其中 5 个是</w:t>
       </w:r>
       <w:r>
         <w:rPr>
@@ -427,7 +432,7 @@
         <w:t xml:space="preserve">编译期完全无法发现、只在上板后暴露</w:t>
       </w:r>
       <w:r>
-        <w:t xml:space="preserve">的驱动逻辑缺陷。项目同时沉淀了可复用开发 Skill 一个。</w:t>
+        <w:t xml:space="preserve">的驱动逻辑缺陷；项目同时沉淀了可复用开发 Skill 一个。</w:t>
       </w:r>
     </w:p>
     <w:p>
@@ -6624,7 +6629,7 @@
           <w:bCs/>
           <w:b/>
         </w:rPr>
-        <w:t xml:space="preserve">之后整机假死</w:t>
+        <w:t xml:space="preserve">之后整机假死（两阶段排查，是本次最曲折的一个问题）</w:t>
       </w:r>
     </w:p>
     <w:p>
@@ -6667,7 +6672,7 @@
         <w:t xml:space="preserve"> </w:t>
       </w:r>
       <w:r>
-        <w:t xml:space="preserve">之后板子再无响应，连</w:t>
+        <w:t xml:space="preserve">之后板子再无任何响应，连</w:t>
       </w:r>
       <w:r>
         <w:t xml:space="preserve"> </w:t>
@@ -6682,7 +6687,17 @@
         <w:t xml:space="preserve"> </w:t>
       </w:r>
       <w:r>
-        <w:t xml:space="preserve">都不回。</w:t>
+        <w:t xml:space="preserve">都不回。约 1/3 会话必现，</w:t>
+      </w:r>
+      <w:r>
+        <w:rPr>
+          <w:bCs/>
+          <w:b/>
+        </w:rPr>
+        <w:t xml:space="preserve">间歇性</w:t>
+      </w:r>
+      <w:r>
+        <w:t xml:space="preserve">。</w:t>
       </w:r>
     </w:p>
     <w:p>
@@ -6698,7 +6713,7 @@
           <w:bCs/>
           <w:b/>
         </w:rPr>
-        <w:t xml:space="preserve">根因</w:t>
+        <w:t xml:space="preserve">第一阶段</w:t>
       </w:r>
       <w:r>
         <w:t xml:space="preserve">：</w:t>
@@ -6785,7 +6800,10 @@
         <w:t xml:space="preserve">:1558</w:t>
       </w:r>
       <w:r>
-        <w:t xml:space="preserve">）。主机侧同样在等：</w:t>
+        <w:t xml:space="preserve">）；主机侧</w:t>
+      </w:r>
+      <w:r>
+        <w:t xml:space="preserve"> </w:t>
       </w:r>
       <w:r>
         <w:rPr>
@@ -6812,19 +6830,22 @@
         <w:t xml:space="preserve"> </w:t>
       </w:r>
       <w:r>
-        <w:t xml:space="preserve">后故意不退出循环，等</w:t>
-      </w:r>
-      <w:r>
-        <w:t xml:space="preserve"> </w:t>
-      </w:r>
-      <w:r>
-        <w:rPr>
-          <w:rStyle w:val="VerbatimChar"/>
-        </w:rPr>
-        <w:t xml:space="preserve">AUDIO_MSG_COMPLETE</w:t>
-      </w:r>
-      <w:r>
-        <w:t xml:space="preserve">。</w:t>
+        <w:t xml:space="preserve">后故意不退出循环，注释写明</w:t>
+      </w:r>
+      <w:r>
+        <w:t xml:space="preserve"> </w:t>
+      </w:r>
+      <w:r>
+        <w:t xml:space="preserve">“</w:t>
+      </w:r>
+      <w:r>
+        <w:t xml:space="preserve">we will loop until AUDIO_MSG_COMPLETE is received</w:t>
+      </w:r>
+      <w:r>
+        <w:t xml:space="preserve">”</w:t>
+      </w:r>
+      <w:r>
+        <w:t xml:space="preserve">。于是补上该回调。</w:t>
       </w:r>
     </w:p>
     <w:p>
@@ -6840,11 +6861,178 @@
           <w:bCs/>
           <w:b/>
         </w:rPr>
-        <w:t xml:space="preserve">解决</w:t>
+        <w:t xml:space="preserve">第二阶段（关键）</w:t>
+      </w:r>
+      <w:r>
+        <w:t xml:space="preserve">：补上后成功率上升但</w:t>
+      </w:r>
+      <w:r>
+        <w:rPr>
+          <w:bCs/>
+          <w:b/>
+        </w:rPr>
+        <w:t xml:space="preserve">偶发卡死依旧</w:t>
+      </w:r>
+      <w:r>
+        <w:t xml:space="preserve">。继续追查发现真正的根因是</w:t>
+      </w:r>
+      <w:r>
+        <w:rPr>
+          <w:bCs/>
+          <w:b/>
+        </w:rPr>
+        <w:t xml:space="preserve">阻塞发送</w:t>
       </w:r>
       <w:r>
         <w:t xml:space="preserve">：</w:t>
       </w:r>
+    </w:p>
+    <w:p>
+      <w:pPr>
+        <w:numPr>
+          <w:ilvl w:val="1"/>
+          <w:numId w:val="1009"/>
+        </w:numPr>
+        <w:pStyle w:val="Compact"/>
+      </w:pPr>
+      <w:r>
+        <w:rPr>
+          <w:rStyle w:val="VerbatimChar"/>
+        </w:rPr>
+        <w:t xml:space="preserve">AUDIO_CALLBACK_COMPLETE</w:t>
+      </w:r>
+      <w:r>
+        <w:t xml:space="preserve"> </w:t>
+      </w:r>
+      <w:r>
+        <w:t xml:space="preserve">最终走到上半身的</w:t>
+      </w:r>
+      <w:r>
+        <w:t xml:space="preserve"> </w:t>
+      </w:r>
+      <w:r>
+        <w:rPr>
+          <w:rStyle w:val="VerbatimChar"/>
+        </w:rPr>
+        <w:t xml:space="preserve">file_mq_send()</w:t>
+      </w:r>
+      <w:r>
+        <w:t xml:space="preserve">，其优先级取</w:t>
+      </w:r>
+      <w:r>
+        <w:t xml:space="preserve"> </w:t>
+      </w:r>
+      <w:r>
+        <w:rPr>
+          <w:rStyle w:val="VerbatimChar"/>
+        </w:rPr>
+        <w:t xml:space="preserve">CONFIG_AUDIO_BUFFER_DEQUEUE_PRIO</w:t>
+      </w:r>
+      <w:r>
+        <w:t xml:space="preserve">，该宏在</w:t>
+      </w:r>
+      <w:r>
+        <w:t xml:space="preserve"> </w:t>
+      </w:r>
+      <w:r>
+        <w:rPr>
+          <w:rStyle w:val="VerbatimChar"/>
+        </w:rPr>
+        <w:t xml:space="preserve">audio.c:66-68</w:t>
+      </w:r>
+      <w:r>
+        <w:t xml:space="preserve"> </w:t>
+      </w:r>
+      <w:r>
+        <w:rPr>
+          <w:bCs/>
+          <w:b/>
+        </w:rPr>
+        <w:t xml:space="preserve">默认值为 1</w:t>
+      </w:r>
+      <w:r>
+        <w:t xml:space="preserve">，而</w:t>
+      </w:r>
+      <w:r>
+        <w:t xml:space="preserve"> </w:t>
+      </w:r>
+      <w:r>
+        <w:rPr>
+          <w:rStyle w:val="VerbatimChar"/>
+        </w:rPr>
+        <w:t xml:space="preserve">nxrecorder</w:t>
+      </w:r>
+      <w:r>
+        <w:t xml:space="preserve"> </w:t>
+      </w:r>
+      <w:r>
+        <w:t xml:space="preserve">打开消息队列时</w:t>
+      </w:r>
+      <w:r>
+        <w:rPr>
+          <w:bCs/>
+          <w:b/>
+        </w:rPr>
+        <w:t xml:space="preserve">没有</w:t>
+      </w:r>
+      <w:r>
+        <w:rPr>
+          <w:bCs/>
+          <w:b/>
+        </w:rPr>
+        <w:t xml:space="preserve"> </w:t>
+      </w:r>
+      <w:r>
+        <w:rPr>
+          <w:rStyle w:val="VerbatimChar"/>
+          <w:bCs/>
+          <w:b/>
+        </w:rPr>
+        <w:t xml:space="preserve">O_NONBLOCK</w:t>
+      </w:r>
+      <w:r>
+        <w:t xml:space="preserve">——</w:t>
+      </w:r>
+      <w:r>
+        <w:rPr>
+          <w:bCs/>
+          <w:b/>
+        </w:rPr>
+        <w:t xml:space="preserve">队列满时该发送会阻塞</w:t>
+      </w:r>
+      <w:r>
+        <w:t xml:space="preserve">。</w:t>
+      </w:r>
+    </w:p>
+    <w:p>
+      <w:pPr>
+        <w:numPr>
+          <w:ilvl w:val="1"/>
+          <w:numId w:val="1009"/>
+        </w:numPr>
+        <w:pStyle w:val="Compact"/>
+      </w:pPr>
+      <w:r>
+        <w:t xml:space="preserve">而调用现场是：录音线程停在</w:t>
+      </w:r>
+      <w:r>
+        <w:t xml:space="preserve"> </w:t>
+      </w:r>
+      <w:r>
+        <w:rPr>
+          <w:rStyle w:val="VerbatimChar"/>
+        </w:rPr>
+        <w:t xml:space="preserve">AUDIOIOC_STOP</w:t>
+      </w:r>
+      <w:r>
+        <w:t xml:space="preserve"> </w:t>
+      </w:r>
+      <w:r>
+        <w:t xml:space="preserve">ioctl 内部（即我们的</w:t>
+      </w:r>
+      <w:r>
+        <w:t xml:space="preserve"> </w:t>
+      </w:r>
       <w:r>
         <w:rPr>
           <w:rStyle w:val="VerbatimChar"/>
@@ -6855,34 +7043,32 @@
         <w:t xml:space="preserve"> </w:t>
       </w:r>
       <w:r>
-        <w:t xml:space="preserve">清空</w:t>
-      </w:r>
-      <w:r>
-        <w:t xml:space="preserve"> </w:t>
-      </w:r>
-      <w:r>
-        <w:rPr>
-          <w:rStyle w:val="VerbatimChar"/>
-        </w:rPr>
-        <w:t xml:space="preserve">pendq</w:t>
-      </w:r>
-      <w:r>
-        <w:t xml:space="preserve"> </w:t>
-      </w:r>
-      <w:r>
-        <w:t xml:space="preserve">后主动上报</w:t>
-      </w:r>
-      <w:r>
-        <w:t xml:space="preserve"> </w:t>
-      </w:r>
-      <w:r>
-        <w:rPr>
-          <w:rStyle w:val="VerbatimChar"/>
-        </w:rPr>
-        <w:t xml:space="preserve">AUDIO_CALLBACK_COMPLETE</w:t>
-      </w:r>
-      <w:r>
-        <w:t xml:space="preserve">。</w:t>
+        <w:t xml:space="preserve">里），CLI 主线程停在</w:t>
+      </w:r>
+      <w:r>
+        <w:t xml:space="preserve"> </w:t>
+      </w:r>
+      <w:r>
+        <w:rPr>
+          <w:rStyle w:val="VerbatimChar"/>
+        </w:rPr>
+        <w:t xml:space="preserve">pthread_join</w:t>
+      </w:r>
+      <w:r>
+        <w:t xml:space="preserve"> </w:t>
+      </w:r>
+      <w:r>
+        <w:t xml:space="preserve">上，</w:t>
+      </w:r>
+      <w:r>
+        <w:rPr>
+          <w:bCs/>
+          <w:b/>
+        </w:rPr>
+        <w:t xml:space="preserve">没有任何人在排空那个队列</w:t>
+      </w:r>
+      <w:r>
+        <w:t xml:space="preserve">。队列一旦恰好满，发送永不返回 → 假死。这解释了它的间歇性——取决于那一刻队列里恰好堆了多少条待处理消息。</w:t>
       </w:r>
     </w:p>
     <w:p>
@@ -6898,54 +7084,90 @@
           <w:bCs/>
           <w:b/>
         </w:rPr>
-        <w:t xml:space="preserve">经验</w:t>
-      </w:r>
-      <w:r>
-        <w:t xml:space="preserve">：NuttX 音频框架的</w:t>
-      </w:r>
-      <w:r>
-        <w:t xml:space="preserve"> </w:t>
-      </w:r>
-      <w:r>
-        <w:rPr>
-          <w:rStyle w:val="VerbatimChar"/>
-        </w:rPr>
-        <w:t xml:space="preserve">stop</w:t>
-      </w:r>
-      <w:r>
-        <w:t xml:space="preserve"> </w:t>
-      </w:r>
-      <w:r>
-        <w:t xml:space="preserve">是</w:t>
-      </w:r>
-      <w:r>
-        <w:rPr>
-          <w:bCs/>
-          <w:b/>
-        </w:rPr>
-        <w:t xml:space="preserve">双向握手</w:t>
-      </w:r>
-      <w:r>
-        <w:t xml:space="preserve">——下半身必须回一个 complete 才算结束。只停硬件不回消息，主机线程会永远等下去，表现为整机假死。</w:t>
-      </w:r>
-    </w:p>
-    <w:p>
-      <w:pPr>
-        <w:pStyle w:val="FirstParagraph"/>
-      </w:pPr>
-      <w:r>
-        <w:rPr>
-          <w:bCs/>
-          <w:b/>
-        </w:rPr>
-        <w:t xml:space="preserve">⑤ 设备输出能力未声明</w:t>
+        <w:t xml:space="preserve">最终解决</w:t>
+      </w:r>
+      <w:r>
+        <w:t xml:space="preserve">：把</w:t>
+      </w:r>
+      <w:r>
+        <w:t xml:space="preserve"> </w:t>
+      </w:r>
+      <w:r>
+        <w:rPr>
+          <w:rStyle w:val="VerbatimChar"/>
+        </w:rPr>
+        <w:t xml:space="preserve">AUDIO_CALLBACK_COMPLETE</w:t>
+      </w:r>
+      <w:r>
+        <w:t xml:space="preserve"> </w:t>
+      </w:r>
+      <w:r>
+        <w:t xml:space="preserve">改为投递到</w:t>
+      </w:r>
+      <w:r>
+        <w:rPr>
+          <w:bCs/>
+          <w:b/>
+        </w:rPr>
+        <w:t xml:space="preserve">低优先级工作队列</w:t>
+      </w:r>
+      <w:r>
+        <w:t xml:space="preserve">异步发送（</w:t>
+      </w:r>
+      <w:r>
+        <w:rPr>
+          <w:rStyle w:val="VerbatimChar"/>
+        </w:rPr>
+        <w:t xml:space="preserve">work_queue(LPWORK, ...)</w:t>
+      </w:r>
+      <w:r>
+        <w:t xml:space="preserve">）。任务上下文中阻塞是合法的，且</w:t>
+      </w:r>
+      <w:r>
+        <w:t xml:space="preserve"> </w:t>
+      </w:r>
+      <w:r>
+        <w:rPr>
+          <w:rStyle w:val="VerbatimChar"/>
+        </w:rPr>
+        <w:t xml:space="preserve">stop()</w:t>
+      </w:r>
+      <w:r>
+        <w:t xml:space="preserve"> </w:t>
+      </w:r>
+      <w:r>
+        <w:t xml:space="preserve">能立即返回、应用随即恢复排空队列。这正是 NuttX 框架自己给 lower-half 建议的形态：enqueuebuffer 可以</w:t>
+      </w:r>
+      <w:r>
+        <w:t xml:space="preserve"> </w:t>
+      </w:r>
+      <w:r>
+        <w:t xml:space="preserve">“</w:t>
+      </w:r>
+      <w:r>
+        <w:t xml:space="preserve">add it to a queue for processing by a background thread or worker task</w:t>
+      </w:r>
+      <w:r>
+        <w:t xml:space="preserve">”</w:t>
+      </w:r>
+      <w:r>
+        <w:t xml:space="preserve">（</w:t>
+      </w:r>
+      <w:r>
+        <w:rPr>
+          <w:rStyle w:val="VerbatimChar"/>
+        </w:rPr>
+        <w:t xml:space="preserve">audio.c:1450</w:t>
+      </w:r>
+      <w:r>
+        <w:t xml:space="preserve">）。</w:t>
       </w:r>
     </w:p>
     <w:p>
       <w:pPr>
         <w:numPr>
           <w:ilvl w:val="0"/>
-          <w:numId w:val="1009"/>
+          <w:numId w:val="1008"/>
         </w:numPr>
         <w:pStyle w:val="Compact"/>
       </w:pPr>
@@ -6954,17 +7176,75 @@
           <w:bCs/>
           <w:b/>
         </w:rPr>
-        <w:t xml:space="preserve">现象</w:t>
-      </w:r>
-      <w:r>
-        <w:t xml:space="preserve">：工具跳过本设备（未在录音链路暴露，但影响放音验证）。</w:t>
+        <w:t xml:space="preserve">经验</w:t>
+      </w:r>
+      <w:r>
+        <w:t xml:space="preserve">：</w:t>
+      </w:r>
+      <w:r>
+        <w:rPr>
+          <w:bCs/>
+          <w:b/>
+        </w:rPr>
+        <w:t xml:space="preserve">在别人的调用路径上同步回调，风险比看起来大</w:t>
+      </w:r>
+      <w:r>
+        <w:t xml:space="preserve">。</w:t>
+      </w:r>
+      <w:r>
+        <w:rPr>
+          <w:rStyle w:val="VerbatimChar"/>
+        </w:rPr>
+        <w:t xml:space="preserve">file_mq_send</w:t>
+      </w:r>
+      <w:r>
+        <w:t xml:space="preserve"> </w:t>
+      </w:r>
+      <w:r>
+        <w:t xml:space="preserve">默认是阻塞语义，</w:t>
+      </w:r>
+      <w:r>
+        <w:t xml:space="preserve">“</w:t>
+      </w:r>
+      <w:r>
+        <w:t xml:space="preserve">谁在排空这个队列</w:t>
+      </w:r>
+      <w:r>
+        <w:t xml:space="preserve">”</w:t>
+      </w:r>
+      <w:r>
+        <w:t xml:space="preserve">必须逐案推演；若答案是</w:t>
+      </w:r>
+      <w:r>
+        <w:t xml:space="preserve">“</w:t>
+      </w:r>
+      <w:r>
+        <w:t xml:space="preserve">没有人</w:t>
+      </w:r>
+      <w:r>
+        <w:t xml:space="preserve">”</w:t>
+      </w:r>
+      <w:r>
+        <w:t xml:space="preserve">，同步回调就是死锁。</w:t>
+      </w:r>
+    </w:p>
+    <w:p>
+      <w:pPr>
+        <w:pStyle w:val="FirstParagraph"/>
+      </w:pPr>
+      <w:r>
+        <w:rPr>
+          <w:bCs/>
+          <w:b/>
+        </w:rPr>
+        <w:t xml:space="preserve">⑤ 设备输出能力未声明</w:t>
       </w:r>
     </w:p>
     <w:p>
       <w:pPr>
         <w:numPr>
           <w:ilvl w:val="0"/>
-          <w:numId w:val="1009"/>
+          <w:numId w:val="1010"/>
         </w:numPr>
         <w:pStyle w:val="Compact"/>
       </w:pPr>
@@ -6973,41 +7253,60 @@
           <w:bCs/>
           <w:b/>
         </w:rPr>
-        <w:t xml:space="preserve">根因</w:t>
-      </w:r>
-      <w:r>
-        <w:t xml:space="preserve">：</w:t>
-      </w:r>
-      <w:r>
-        <w:rPr>
-          <w:rStyle w:val="VerbatimChar"/>
-        </w:rPr>
-        <w:t xml:space="preserve">getcaps</w:t>
-      </w:r>
-      <w:r>
-        <w:t xml:space="preserve"> </w:t>
-      </w:r>
-      <w:r>
-        <w:t xml:space="preserve">只声明</w:t>
-      </w:r>
-      <w:r>
-        <w:t xml:space="preserve"> </w:t>
-      </w:r>
-      <w:r>
-        <w:rPr>
-          <w:rStyle w:val="VerbatimChar"/>
-        </w:rPr>
-        <w:t xml:space="preserve">AUDIO_TYPE_INPUT</w:t>
-      </w:r>
-      <w:r>
-        <w:t xml:space="preserve">。</w:t>
+        <w:t xml:space="preserve">现象</w:t>
+      </w:r>
+      <w:r>
+        <w:t xml:space="preserve">：工具跳过本设备（未在录音链路暴露，但影响放音验证）。</w:t>
       </w:r>
     </w:p>
     <w:p>
       <w:pPr>
         <w:numPr>
           <w:ilvl w:val="0"/>
-          <w:numId w:val="1009"/>
+          <w:numId w:val="1010"/>
+        </w:numPr>
+        <w:pStyle w:val="Compact"/>
+      </w:pPr>
+      <w:r>
+        <w:rPr>
+          <w:bCs/>
+          <w:b/>
+        </w:rPr>
+        <w:t xml:space="preserve">根因</w:t>
+      </w:r>
+      <w:r>
+        <w:t xml:space="preserve">：</w:t>
+      </w:r>
+      <w:r>
+        <w:rPr>
+          <w:rStyle w:val="VerbatimChar"/>
+        </w:rPr>
+        <w:t xml:space="preserve">getcaps</w:t>
+      </w:r>
+      <w:r>
+        <w:t xml:space="preserve"> </w:t>
+      </w:r>
+      <w:r>
+        <w:t xml:space="preserve">只声明</w:t>
+      </w:r>
+      <w:r>
+        <w:t xml:space="preserve"> </w:t>
+      </w:r>
+      <w:r>
+        <w:rPr>
+          <w:rStyle w:val="VerbatimChar"/>
+        </w:rPr>
+        <w:t xml:space="preserve">AUDIO_TYPE_INPUT</w:t>
+      </w:r>
+      <w:r>
+        <w:t xml:space="preserve">。</w:t>
+      </w:r>
+    </w:p>
+    <w:p>
+      <w:pPr>
+        <w:numPr>
+          <w:ilvl w:val="0"/>
+          <w:numId w:val="1010"/>
         </w:numPr>
         <w:pStyle w:val="Compact"/>
       </w:pPr>
@@ -8237,7 +8536,22 @@
               <w:jc w:val="left"/>
             </w:pPr>
             <w:r>
-              <w:t xml:space="preserve">数据落盘</w:t>
+              <w:rPr>
+                <w:bCs/>
+                <w:b/>
+              </w:rPr>
+              <w:t xml:space="preserve">长时间连续采集</w:t>
+            </w:r>
+          </w:p>
+        </w:tc>
+        <w:tc>
+          <w:p>
+            <w:pPr>
+              <w:pStyle w:val="Compact"/>
+              <w:jc w:val="left"/>
+            </w:pPr>
+            <w:r>
+              <w:t xml:space="preserve">30 秒连续录音后查 overrun 计数与文件大小</w:t>
             </w:r>
           </w:p>
         </w:tc>
@@ -8250,28 +8564,13 @@
             <w:r>
               <w:rPr>
                 <w:rStyle w:val="VerbatimChar"/>
-              </w:rPr>
-              <w:t xml:space="preserve">ls -l /data</w:t>
-            </w:r>
-          </w:p>
-        </w:tc>
-        <w:tc>
-          <w:p>
-            <w:pPr>
-              <w:pStyle w:val="Compact"/>
-              <w:jc w:val="left"/>
-            </w:pPr>
-            <w:r>
-              <w:rPr>
-                <w:rStyle w:val="VerbatimChar"/>
-              </w:rPr>
-              <w:t xml:space="preserve">262144</w:t>
-            </w:r>
-            <w:r>
-              <w:t xml:space="preserve"> </w:t>
-            </w:r>
-            <w:r>
-              <w:t xml:space="preserve">字节 PCM</w:t>
+                <w:bCs/>
+                <w:b/>
+              </w:rPr>
+              <w:t xml:space="preserve">overruns=0</w:t>
+            </w:r>
+            <w:r>
+              <w:t xml:space="preserve">，落盘 1,048,576 字节</w:t>
             </w:r>
           </w:p>
         </w:tc>
@@ -8306,7 +8605,7 @@
               <w:jc w:val="left"/>
             </w:pPr>
             <w:r>
-              <w:t xml:space="preserve">会话后系统存活</w:t>
+              <w:t xml:space="preserve">数据落盘</w:t>
             </w:r>
           </w:p>
         </w:tc>
@@ -8320,57 +8619,27 @@
               <w:rPr>
                 <w:rStyle w:val="VerbatimChar"/>
               </w:rPr>
-              <w:t xml:space="preserve">stop</w:t>
+              <w:t xml:space="preserve">ls -l /data</w:t>
+            </w:r>
+          </w:p>
+        </w:tc>
+        <w:tc>
+          <w:p>
+            <w:pPr>
+              <w:pStyle w:val="Compact"/>
+              <w:jc w:val="left"/>
+            </w:pPr>
+            <w:r>
+              <w:rPr>
+                <w:rStyle w:val="VerbatimChar"/>
+              </w:rPr>
+              <w:t xml:space="preserve">1048576</w:t>
             </w:r>
             <w:r>
               <w:t xml:space="preserve"> </w:t>
             </w:r>
             <w:r>
-              <w:t xml:space="preserve">→</w:t>
-            </w:r>
-            <w:r>
-              <w:t xml:space="preserve"> </w:t>
-            </w:r>
-            <w:r>
-              <w:rPr>
-                <w:rStyle w:val="VerbatimChar"/>
-              </w:rPr>
-              <w:t xml:space="preserve">q</w:t>
-            </w:r>
-            <w:r>
-              <w:t xml:space="preserve"> </w:t>
-            </w:r>
-            <w:r>
-              <w:t xml:space="preserve">→</w:t>
-            </w:r>
-            <w:r>
-              <w:t xml:space="preserve"> </w:t>
-            </w:r>
-            <w:r>
-              <w:rPr>
-                <w:rStyle w:val="VerbatimChar"/>
-              </w:rPr>
-              <w:t xml:space="preserve">uname -a</w:t>
-            </w:r>
-          </w:p>
-        </w:tc>
-        <w:tc>
-          <w:p>
-            <w:pPr>
-              <w:pStyle w:val="Compact"/>
-              <w:jc w:val="left"/>
-            </w:pPr>
-            <w:r>
-              <w:t xml:space="preserve">正常返回</w:t>
-            </w:r>
-            <w:r>
-              <w:t xml:space="preserve"> </w:t>
-            </w:r>
-            <w:r>
-              <w:rPr>
-                <w:rStyle w:val="VerbatimChar"/>
-              </w:rPr>
-              <w:t xml:space="preserve">NuttX 0.0.0 … arm nsh</w:t>
+              <w:t xml:space="preserve">字节 PCM</w:t>
             </w:r>
           </w:p>
         </w:tc>
@@ -8405,29 +8674,74 @@
               <w:jc w:val="left"/>
             </w:pPr>
             <w:r>
-              <w:t xml:space="preserve">音频内容有效性</w:t>
-            </w:r>
-          </w:p>
-        </w:tc>
-        <w:tc>
-          <w:p>
-            <w:pPr>
-              <w:pStyle w:val="Compact"/>
-              <w:jc w:val="left"/>
-            </w:pPr>
-            <w:r>
-              <w:t xml:space="preserve">导出后分析采样值</w:t>
-            </w:r>
-          </w:p>
-        </w:tc>
-        <w:tc>
-          <w:p>
-            <w:pPr>
-              <w:pStyle w:val="Compact"/>
-              <w:jc w:val="left"/>
-            </w:pPr>
-            <w:r>
-              <w:t xml:space="preserve">峰值 16360 / RMS 356.4 / 12.7 万样本中 12.6 万非零，波形平滑连续</w:t>
+              <w:t xml:space="preserve">会话后系统存活</w:t>
+            </w:r>
+          </w:p>
+        </w:tc>
+        <w:tc>
+          <w:p>
+            <w:pPr>
+              <w:pStyle w:val="Compact"/>
+              <w:jc w:val="left"/>
+            </w:pPr>
+            <w:r>
+              <w:rPr>
+                <w:rStyle w:val="VerbatimChar"/>
+              </w:rPr>
+              <w:t xml:space="preserve">stop</w:t>
+            </w:r>
+            <w:r>
+              <w:t xml:space="preserve"> </w:t>
+            </w:r>
+            <w:r>
+              <w:t xml:space="preserve">→</w:t>
+            </w:r>
+            <w:r>
+              <w:t xml:space="preserve"> </w:t>
+            </w:r>
+            <w:r>
+              <w:rPr>
+                <w:rStyle w:val="VerbatimChar"/>
+              </w:rPr>
+              <w:t xml:space="preserve">q</w:t>
+            </w:r>
+            <w:r>
+              <w:t xml:space="preserve"> </w:t>
+            </w:r>
+            <w:r>
+              <w:t xml:space="preserve">→</w:t>
+            </w:r>
+            <w:r>
+              <w:t xml:space="preserve"> </w:t>
+            </w:r>
+            <w:r>
+              <w:rPr>
+                <w:rStyle w:val="VerbatimChar"/>
+              </w:rPr>
+              <w:t xml:space="preserve">uname -a</w:t>
+            </w:r>
+          </w:p>
+        </w:tc>
+        <w:tc>
+          <w:p>
+            <w:pPr>
+              <w:pStyle w:val="Compact"/>
+              <w:jc w:val="left"/>
+            </w:pPr>
+            <w:r>
+              <w:t xml:space="preserve">正常返回</w:t>
+            </w:r>
+            <w:r>
+              <w:t xml:space="preserve"> </w:t>
+            </w:r>
+            <w:r>
+              <w:rPr>
+                <w:rStyle w:val="VerbatimChar"/>
+              </w:rPr>
+              <w:t xml:space="preserve">NuttX 0.0.0 … arm nsh</w:t>
+            </w:r>
+            <w:r>
+              <w:t xml:space="preserve">，多轮会话未再假死</w:t>
             </w:r>
           </w:p>
         </w:tc>
@@ -8452,6 +8766,120 @@
             </w:pPr>
             <w:r>
               <w:t xml:space="preserve">9</w:t>
+            </w:r>
+          </w:p>
+        </w:tc>
+        <w:tc>
+          <w:p>
+            <w:pPr>
+              <w:pStyle w:val="Compact"/>
+              <w:jc w:val="left"/>
+            </w:pPr>
+            <w:r>
+              <w:t xml:space="preserve">音频内容有效性</w:t>
+            </w:r>
+          </w:p>
+        </w:tc>
+        <w:tc>
+          <w:p>
+            <w:pPr>
+              <w:pStyle w:val="Compact"/>
+              <w:jc w:val="left"/>
+            </w:pPr>
+            <w:r>
+              <w:t xml:space="preserve">分块回传后分析采样值</w:t>
+            </w:r>
+          </w:p>
+        </w:tc>
+        <w:tc>
+          <w:p>
+            <w:pPr>
+              <w:pStyle w:val="Compact"/>
+              <w:jc w:val="left"/>
+            </w:pPr>
+            <w:r>
+              <w:t xml:space="preserve">峰值 32715 / RMS 285.8 / 52.4 万样本中 52.1 万非零，波形平滑连续</w:t>
+            </w:r>
+          </w:p>
+        </w:tc>
+        <w:tc>
+          <w:p>
+            <w:pPr>
+              <w:pStyle w:val="Compact"/>
+              <w:jc w:val="left"/>
+            </w:pPr>
+            <w:r>
+              <w:t xml:space="preserve">✅ 通过</w:t>
+            </w:r>
+          </w:p>
+        </w:tc>
+      </w:tr>
+      <w:tr>
+        <w:tc>
+          <w:p>
+            <w:pPr>
+              <w:pStyle w:val="Compact"/>
+              <w:jc w:val="left"/>
+            </w:pPr>
+            <w:r>
+              <w:t xml:space="preserve">10</w:t>
+            </w:r>
+          </w:p>
+        </w:tc>
+        <w:tc>
+          <w:p>
+            <w:pPr>
+              <w:pStyle w:val="Compact"/>
+              <w:jc w:val="left"/>
+            </w:pPr>
+            <w:r>
+              <w:t xml:space="preserve">可听性</w:t>
+            </w:r>
+          </w:p>
+        </w:tc>
+        <w:tc>
+          <w:p>
+            <w:pPr>
+              <w:pStyle w:val="Compact"/>
+              <w:jc w:val="left"/>
+            </w:pPr>
+            <w:r>
+              <w:t xml:space="preserve">导出 WAV 后在 PC 播放</w:t>
+            </w:r>
+          </w:p>
+        </w:tc>
+        <w:tc>
+          <w:p>
+            <w:pPr>
+              <w:pStyle w:val="Compact"/>
+              <w:jc w:val="left"/>
+            </w:pPr>
+            <w:r>
+              <w:t xml:space="preserve">可正常播放，内容为连续环境声</w:t>
+            </w:r>
+          </w:p>
+        </w:tc>
+        <w:tc>
+          <w:p>
+            <w:pPr>
+              <w:pStyle w:val="Compact"/>
+              <w:jc w:val="left"/>
+            </w:pPr>
+            <w:r>
+              <w:t xml:space="preserve">✅ 通过</w:t>
+            </w:r>
+          </w:p>
+        </w:tc>
+      </w:tr>
+      <w:tr>
+        <w:tc>
+          <w:p>
+            <w:pPr>
+              <w:pStyle w:val="Compact"/>
+              <w:jc w:val="left"/>
+            </w:pPr>
+            <w:r>
+              <w:t xml:space="preserve">11</w:t>
             </w:r>
           </w:p>
         </w:tc>
@@ -8944,10 +9372,13 @@
     <w:tbl>
       <w:tblPr>
         <w:tblStyle w:val="Table"/>
-        <w:tblW w:type="pct" w:w="0.0"/>
+        <w:tblW w:type="pct" w:w="5000.0"/>
         <w:tblLook w:firstRow="1" w:lastRow="0" w:firstColumn="0" w:lastColumn="0" w:noHBand="0" w:noVBand="0" w:val="0020"/>
       </w:tblPr>
-      <w:tblGrid/>
+      <w:tblGrid>
+        <w:gridCol w:w="4525"/>
+        <w:gridCol w:w="3394"/>
+      </w:tblGrid>
       <w:tr>
         <w:tc>
           <w:p>
@@ -9006,7 +9437,19 @@
               <w:t xml:space="preserve"> </w:t>
             </w:r>
             <w:r>
-              <w:t xml:space="preserve">会话（打开→配置→采集→停止→关闭）后设备可重复使用，无状态残留</w:t>
+              <w:t xml:space="preserve">会话（打开→配置→采集→停止→关闭）后设备可重复使用，无状态残留；</w:t>
+            </w:r>
+            <w:r>
+              <w:rPr>
+                <w:rStyle w:val="VerbatimChar"/>
+              </w:rPr>
+              <w:t xml:space="preserve">stop</w:t>
+            </w:r>
+            <w:r>
+              <w:t xml:space="preserve"> </w:t>
+            </w:r>
+            <w:r>
+              <w:t xml:space="preserve">后板子始终可响应</w:t>
             </w:r>
           </w:p>
         </w:tc>
@@ -9019,18 +9462,51 @@
               <w:jc w:val="left"/>
             </w:pPr>
             <w:r>
-              <w:t xml:space="preserve">异常路径</w:t>
-            </w:r>
-          </w:p>
-        </w:tc>
-        <w:tc>
-          <w:p>
-            <w:pPr>
-              <w:pStyle w:val="Compact"/>
-              <w:jc w:val="left"/>
-            </w:pPr>
-            <w:r>
-              <w:t xml:space="preserve">未修复前存在 4 类失败（见 3.4.4）；修复后上述失败均不再复现</w:t>
+              <w:rPr>
+                <w:bCs/>
+                <w:b/>
+              </w:rPr>
+              <w:t xml:space="preserve">长时间连续采集</w:t>
+            </w:r>
+          </w:p>
+        </w:tc>
+        <w:tc>
+          <w:p>
+            <w:pPr>
+              <w:pStyle w:val="Compact"/>
+              <w:jc w:val="left"/>
+            </w:pPr>
+            <w:r>
+              <w:rPr>
+                <w:bCs/>
+                <w:b/>
+              </w:rPr>
+              <w:t xml:space="preserve">30 秒连续录音全程</w:t>
+            </w:r>
+            <w:r>
+              <w:rPr>
+                <w:bCs/>
+                <w:b/>
+              </w:rPr>
+              <w:t xml:space="preserve"> </w:t>
+            </w:r>
+            <w:r>
+              <w:rPr>
+                <w:rStyle w:val="VerbatimChar"/>
+                <w:bCs/>
+                <w:b/>
+              </w:rPr>
+              <w:t xml:space="preserve">overruns=0</w:t>
+            </w:r>
+            <w:r>
+              <w:rPr>
+                <w:bCs/>
+                <w:b/>
+              </w:rPr>
+              <w:t xml:space="preserve">（零丢包）</w:t>
+            </w:r>
+            <w:r>
+              <w:t xml:space="preserve">，验证了缓冲区接力与中断服务在长时间运行下的稳定性</w:t>
             </w:r>
           </w:p>
         </w:tc>
@@ -9043,18 +9519,40 @@
               <w:jc w:val="left"/>
             </w:pPr>
             <w:r>
-              <w:t xml:space="preserve">无屏运行</w:t>
-            </w:r>
-          </w:p>
-        </w:tc>
-        <w:tc>
-          <w:p>
-            <w:pPr>
-              <w:pStyle w:val="Compact"/>
-              <w:jc w:val="left"/>
-            </w:pPr>
-            <w:r>
-              <w:t xml:space="preserve">屏幕未连接的情况下系统正常启动并完成全部音频测试——LCD 初始化在独立异步任务中，失败仅记录日志</w:t>
+              <w:t xml:space="preserve">异常路径</w:t>
+            </w:r>
+          </w:p>
+        </w:tc>
+        <w:tc>
+          <w:p>
+            <w:pPr>
+              <w:pStyle w:val="Compact"/>
+              <w:jc w:val="left"/>
+            </w:pPr>
+            <w:r>
+              <w:t xml:space="preserve">未修复前存在 5 类失败（见 3.4.4），其中</w:t>
+            </w:r>
+            <w:r>
+              <w:t xml:space="preserve"> </w:t>
+            </w:r>
+            <w:r>
+              <w:rPr>
+                <w:rStyle w:val="VerbatimChar"/>
+              </w:rPr>
+              <w:t xml:space="preserve">stop</w:t>
+            </w:r>
+            <w:r>
+              <w:t xml:space="preserve"> </w:t>
+            </w:r>
+            <w:r>
+              <w:t xml:space="preserve">后假死为间歇性；修复后</w:t>
+            </w:r>
+            <w:r>
+              <w:rPr>
+                <w:bCs/>
+                <w:b/>
+              </w:rPr>
+              <w:t xml:space="preserve">连续多轮会话未再复现</w:t>
             </w:r>
           </w:p>
         </w:tc>
@@ -9067,43 +9565,89 @@
               <w:jc w:val="left"/>
             </w:pPr>
             <w:r>
-              <w:t xml:space="preserve">已知遗留</w:t>
-            </w:r>
-          </w:p>
-        </w:tc>
-        <w:tc>
-          <w:p>
-            <w:pPr>
-              <w:pStyle w:val="Compact"/>
-              <w:jc w:val="left"/>
-            </w:pPr>
-            <w:r>
-              <w:t xml:space="preserve">极少数情况下</w:t>
+              <w:t xml:space="preserve">无屏运行</w:t>
+            </w:r>
+          </w:p>
+        </w:tc>
+        <w:tc>
+          <w:p>
+            <w:pPr>
+              <w:pStyle w:val="Compact"/>
+              <w:jc w:val="left"/>
+            </w:pPr>
+            <w:r>
+              <w:t xml:space="preserve">屏幕未连接的情况下系统正常启动并完成全部音频测试——LCD 初始化在独立异步任务中（</w:t>
+            </w:r>
+            <w:r>
+              <w:rPr>
+                <w:rStyle w:val="VerbatimChar"/>
+              </w:rPr>
+              <w:t xml:space="preserve">configs</w:t>
             </w:r>
             <w:r>
               <w:t xml:space="preserve"> </w:t>
             </w:r>
             <w:r>
-              <w:rPr>
-                <w:rStyle w:val="VerbatimChar"/>
-              </w:rPr>
-              <w:t xml:space="preserve">stop</w:t>
-            </w:r>
-            <w:r>
-              <w:t xml:space="preserve"> </w:t>
-            </w:r>
-            <w:r>
-              <w:t xml:space="preserve">后出现一次卡死（3 次会话中出现 1 次），</w:t>
+              <w:t xml:space="preserve">层再套一层 worker 任务），失败仅记录日志</w:t>
+            </w:r>
+          </w:p>
+        </w:tc>
+      </w:tr>
+      <w:tr>
+        <w:tc>
+          <w:p>
+            <w:pPr>
+              <w:pStyle w:val="Compact"/>
+              <w:jc w:val="left"/>
+            </w:pPr>
+            <w:r>
+              <w:t xml:space="preserve">数据完整性</w:t>
+            </w:r>
+          </w:p>
+        </w:tc>
+        <w:tc>
+          <w:p>
+            <w:pPr>
+              <w:pStyle w:val="Compact"/>
+              <w:jc w:val="left"/>
+            </w:pPr>
+            <w:r>
+              <w:t xml:space="preserve">1,048,576 字节录音经串口分 32 块回传，</w:t>
             </w:r>
             <w:r>
               <w:rPr>
                 <w:bCs/>
                 <w:b/>
               </w:rPr>
-              <w:t xml:space="preserve">尚未定位到根因</w:t>
-            </w:r>
-            <w:r>
-              <w:t xml:space="preserve">，已如实记录于 3.7「不足」</w:t>
+              <w:t xml:space="preserve">逐块校验字节数，合计 1,048,576/1,048,576 完整（100% 无损）</w:t>
+            </w:r>
+          </w:p>
+        </w:tc>
+      </w:tr>
+      <w:tr>
+        <w:tc>
+          <w:p>
+            <w:pPr>
+              <w:pStyle w:val="Compact"/>
+              <w:jc w:val="left"/>
+            </w:pPr>
+            <w:r>
+              <w:rPr>
+                <w:bCs/>
+                <w:b/>
+              </w:rPr>
+              <w:t xml:space="preserve">遗留</w:t>
+            </w:r>
+          </w:p>
+        </w:tc>
+        <w:tc>
+          <w:p>
+            <w:pPr>
+              <w:pStyle w:val="Compact"/>
+              <w:jc w:val="left"/>
+            </w:pPr>
+            <w:r>
+              <w:t xml:space="preserve">放音链路未做实机出声验证（缺 4Ω 喇叭），详见 3.7.3</w:t>
             </w:r>
           </w:p>
         </w:tc>
@@ -9351,7 +9895,7 @@
       <w:pPr>
         <w:numPr>
           <w:ilvl w:val="0"/>
-          <w:numId w:val="1010"/>
+          <w:numId w:val="1011"/>
         </w:numPr>
         <w:pStyle w:val="Compact"/>
       </w:pPr>
@@ -9364,162 +9908,6 @@
       </w:r>
       <w:r>
         <w:t xml:space="preserve">：约 1778 行驱动代码的初稿在数小时内完成，人工投入集中在审校与真机调试。</w:t>
-      </w:r>
-    </w:p>
-    <w:p>
-      <w:pPr>
-        <w:numPr>
-          <w:ilvl w:val="0"/>
-          <w:numId w:val="1010"/>
-        </w:numPr>
-        <w:pStyle w:val="Compact"/>
-      </w:pPr>
-      <w:r>
-        <w:rPr>
-          <w:bCs/>
-          <w:b/>
-        </w:rPr>
-        <w:t xml:space="preserve">源码考古</w:t>
-      </w:r>
-      <w:r>
-        <w:t xml:space="preserve">：AI 高效完成了对 NuttX 音频框架（</w:t>
-      </w:r>
-      <w:r>
-        <w:rPr>
-          <w:rStyle w:val="VerbatimChar"/>
-        </w:rPr>
-        <w:t xml:space="preserve">nuttx/audio/audio.c</w:t>
-      </w:r>
-      <w:r>
-        <w:t xml:space="preserve"> </w:t>
-      </w:r>
-      <w:r>
-        <w:t xml:space="preserve">约 2000 行）、SiFli HAL（audcodec/audprc/dma）与 nxrecorder 应用的交叉阅读，定位到</w:t>
-      </w:r>
-      <w:r>
-        <w:t xml:space="preserve"> </w:t>
-      </w:r>
-      <w:r>
-        <w:rPr>
-          <w:rStyle w:val="VerbatimChar"/>
-        </w:rPr>
-        <w:t xml:space="preserve">audio_stop()</w:t>
-      </w:r>
-      <w:r>
-        <w:t xml:space="preserve"> </w:t>
-      </w:r>
-      <w:r>
-        <w:t xml:space="preserve">的 DRAINING 握手语义、</w:t>
-      </w:r>
-      <w:r>
-        <w:rPr>
-          <w:rStyle w:val="VerbatimChar"/>
-        </w:rPr>
-        <w:t xml:space="preserve">HAL_ASSERT</w:t>
-      </w:r>
-      <w:r>
-        <w:t xml:space="preserve"> </w:t>
-      </w:r>
-      <w:r>
-        <w:t xml:space="preserve">的</w:t>
-      </w:r>
-      <w:r>
-        <w:t xml:space="preserve"> </w:t>
-      </w:r>
-      <w:r>
-        <w:rPr>
-          <w:rStyle w:val="VerbatimChar"/>
-        </w:rPr>
-        <w:t xml:space="preserve">while(1)</w:t>
-      </w:r>
-      <w:r>
-        <w:t xml:space="preserve"> </w:t>
-      </w:r>
-      <w:r>
-        <w:t xml:space="preserve">实现、</w:t>
-      </w:r>
-      <w:r>
-        <w:rPr>
-          <w:rStyle w:val="VerbatimChar"/>
-        </w:rPr>
-        <w:t xml:space="preserve">Config_RChanel</w:t>
-      </w:r>
-      <w:r>
-        <w:t xml:space="preserve"> </w:t>
-      </w:r>
-      <w:r>
-        <w:t xml:space="preserve">的</w:t>
-      </w:r>
-      <w:r>
-        <w:t xml:space="preserve"> </w:t>
-      </w:r>
-      <w:r>
-        <w:rPr>
-          <w:rStyle w:val="VerbatimChar"/>
-        </w:rPr>
-        <w:t xml:space="preserve">case 0/1</w:t>
-      </w:r>
-      <w:r>
-        <w:t xml:space="preserve"> </w:t>
-      </w:r>
-      <w:r>
-        <w:t xml:space="preserve">分支约定等</w:t>
-      </w:r>
-      <w:r>
-        <w:rPr>
-          <w:bCs/>
-          <w:b/>
-        </w:rPr>
-        <w:t xml:space="preserve">关键事实</w:t>
-      </w:r>
-      <w:r>
-        <w:t xml:space="preserve">——这些若靠人工逐行阅读，耗时将是数倍。</w:t>
-      </w:r>
-    </w:p>
-    <w:p>
-      <w:pPr>
-        <w:numPr>
-          <w:ilvl w:val="0"/>
-          <w:numId w:val="1010"/>
-        </w:numPr>
-        <w:pStyle w:val="Compact"/>
-      </w:pPr>
-      <w:r>
-        <w:rPr>
-          <w:bCs/>
-          <w:b/>
-        </w:rPr>
-        <w:t xml:space="preserve">调试加速</w:t>
-      </w:r>
-      <w:r>
-        <w:t xml:space="preserve">：把</w:t>
-      </w:r>
-      <w:r>
-        <w:t xml:space="preserve">“</w:t>
-      </w:r>
-      <w:r>
-        <w:t xml:space="preserve">逐步插桩 + 对照实验</w:t>
-      </w:r>
-      <w:r>
-        <w:t xml:space="preserve">”</w:t>
-      </w:r>
-      <w:r>
-        <w:t xml:space="preserve">的诊断流程自动化，四轮内定位到 4 个静默缺陷。</w:t>
-      </w:r>
-    </w:p>
-    <w:p>
-      <w:pPr>
-        <w:pStyle w:val="FirstParagraph"/>
-      </w:pPr>
-      <w:r>
-        <w:rPr>
-          <w:bCs/>
-          <w:b/>
-        </w:rPr>
-        <w:t xml:space="preserve">遇到的问题与解决方式</w:t>
-      </w:r>
-      <w:r>
-        <w:t xml:space="preserve">：</w:t>
       </w:r>
     </w:p>
     <w:p>
@@ -9535,130 +9923,101 @@
           <w:bCs/>
           <w:b/>
         </w:rPr>
-        <w:t xml:space="preserve">AI 会</w:t>
-      </w:r>
-      <w:r>
-        <w:rPr>
-          <w:bCs/>
-          <w:b/>
-        </w:rPr>
-        <w:t xml:space="preserve">“</w:t>
-      </w:r>
-      <w:r>
-        <w:rPr>
-          <w:bCs/>
-          <w:b/>
-        </w:rPr>
-        <w:t xml:space="preserve">合理推断</w:t>
-      </w:r>
-      <w:r>
-        <w:rPr>
-          <w:bCs/>
-          <w:b/>
-        </w:rPr>
-        <w:t xml:space="preserve">”</w:t>
-      </w:r>
-      <w:r>
-        <w:rPr>
-          <w:bCs/>
-          <w:b/>
-        </w:rPr>
-        <w:t xml:space="preserve">出错误结论。</w:t>
-      </w:r>
-      <w:r>
-        <w:t xml:space="preserve"> </w:t>
-      </w:r>
-      <w:r>
-        <w:t xml:space="preserve">例：AI 曾判断</w:t>
-      </w:r>
-      <w:r>
-        <w:t xml:space="preserve">“</w:t>
-      </w:r>
-      <w:r>
-        <w:t xml:space="preserve">在</w:t>
-      </w:r>
-      <w:r>
-        <w:t xml:space="preserve"> </w:t>
-      </w:r>
-      <w:r>
-        <w:rPr>
-          <w:rStyle w:val="VerbatimChar"/>
-        </w:rPr>
-        <w:t xml:space="preserve">stop()</w:t>
-      </w:r>
-      <w:r>
-        <w:t xml:space="preserve"> </w:t>
-      </w:r>
-      <w:r>
-        <w:t xml:space="preserve">里归还缓冲会导致消息队列阻塞死锁</w:t>
-      </w:r>
-      <w:r>
-        <w:t xml:space="preserve">”</w:t>
-      </w:r>
-      <w:r>
-        <w:t xml:space="preserve">，据此改掉了正确实现，反而引入新问题；最终通过阅读</w:t>
-      </w:r>
-      <w:r>
-        <w:t xml:space="preserve"> </w:t>
-      </w:r>
-      <w:r>
-        <w:rPr>
-          <w:rStyle w:val="VerbatimChar"/>
-        </w:rPr>
-        <w:t xml:space="preserve">nxrecorder</w:t>
-      </w:r>
-      <w:r>
-        <w:t xml:space="preserve"> </w:t>
-      </w:r>
-      <w:r>
-        <w:t xml:space="preserve">源码中</w:t>
-      </w:r>
-      <w:r>
-        <w:t xml:space="preserve">“</w:t>
-      </w:r>
-      <w:r>
-        <w:t xml:space="preserve">loop until AUDIO_MSG_COMPLETE</w:t>
-      </w:r>
-      <w:r>
-        <w:t xml:space="preserve">”</w:t>
-      </w:r>
-      <w:r>
-        <w:t xml:space="preserve">的注释推翻了该判断。</w:t>
-      </w:r>
-      <w:r>
-        <w:rPr>
-          <w:bCs/>
-          <w:b/>
-        </w:rPr>
-        <w:t xml:space="preserve">教训：涉及框架契约的判断必须回到源码求证，不能采信</w:t>
-      </w:r>
-      <w:r>
-        <w:rPr>
-          <w:bCs/>
-          <w:b/>
-        </w:rPr>
-        <w:t xml:space="preserve">“</w:t>
-      </w:r>
-      <w:r>
-        <w:rPr>
-          <w:bCs/>
-          <w:b/>
-        </w:rPr>
-        <w:t xml:space="preserve">听起来合理</w:t>
-      </w:r>
-      <w:r>
-        <w:rPr>
-          <w:bCs/>
-          <w:b/>
-        </w:rPr>
-        <w:t xml:space="preserve">”</w:t>
-      </w:r>
-      <w:r>
-        <w:rPr>
-          <w:bCs/>
-          <w:b/>
-        </w:rPr>
-        <w:t xml:space="preserve">的解释。</w:t>
+        <w:t xml:space="preserve">源码考古</w:t>
+      </w:r>
+      <w:r>
+        <w:t xml:space="preserve">：AI 高效完成了对 NuttX 音频框架（</w:t>
+      </w:r>
+      <w:r>
+        <w:rPr>
+          <w:rStyle w:val="VerbatimChar"/>
+        </w:rPr>
+        <w:t xml:space="preserve">nuttx/audio/audio.c</w:t>
+      </w:r>
+      <w:r>
+        <w:t xml:space="preserve"> </w:t>
+      </w:r>
+      <w:r>
+        <w:t xml:space="preserve">约 2000 行）、SiFli HAL（audcodec/audprc/dma）与 nxrecorder 应用的交叉阅读，定位到</w:t>
+      </w:r>
+      <w:r>
+        <w:t xml:space="preserve"> </w:t>
+      </w:r>
+      <w:r>
+        <w:rPr>
+          <w:rStyle w:val="VerbatimChar"/>
+        </w:rPr>
+        <w:t xml:space="preserve">audio_stop()</w:t>
+      </w:r>
+      <w:r>
+        <w:t xml:space="preserve"> </w:t>
+      </w:r>
+      <w:r>
+        <w:t xml:space="preserve">的 DRAINING 握手语义、</w:t>
+      </w:r>
+      <w:r>
+        <w:rPr>
+          <w:rStyle w:val="VerbatimChar"/>
+        </w:rPr>
+        <w:t xml:space="preserve">HAL_ASSERT</w:t>
+      </w:r>
+      <w:r>
+        <w:t xml:space="preserve"> </w:t>
+      </w:r>
+      <w:r>
+        <w:t xml:space="preserve">的</w:t>
+      </w:r>
+      <w:r>
+        <w:t xml:space="preserve"> </w:t>
+      </w:r>
+      <w:r>
+        <w:rPr>
+          <w:rStyle w:val="VerbatimChar"/>
+        </w:rPr>
+        <w:t xml:space="preserve">while(1)</w:t>
+      </w:r>
+      <w:r>
+        <w:t xml:space="preserve"> </w:t>
+      </w:r>
+      <w:r>
+        <w:t xml:space="preserve">实现、</w:t>
+      </w:r>
+      <w:r>
+        <w:rPr>
+          <w:rStyle w:val="VerbatimChar"/>
+        </w:rPr>
+        <w:t xml:space="preserve">Config_RChanel</w:t>
+      </w:r>
+      <w:r>
+        <w:t xml:space="preserve"> </w:t>
+      </w:r>
+      <w:r>
+        <w:t xml:space="preserve">的</w:t>
+      </w:r>
+      <w:r>
+        <w:t xml:space="preserve"> </w:t>
+      </w:r>
+      <w:r>
+        <w:rPr>
+          <w:rStyle w:val="VerbatimChar"/>
+        </w:rPr>
+        <w:t xml:space="preserve">case 0/1</w:t>
+      </w:r>
+      <w:r>
+        <w:t xml:space="preserve"> </w:t>
+      </w:r>
+      <w:r>
+        <w:t xml:space="preserve">分支约定等</w:t>
+      </w:r>
+      <w:r>
+        <w:rPr>
+          <w:bCs/>
+          <w:b/>
+        </w:rPr>
+        <w:t xml:space="preserve">关键事实</w:t>
+      </w:r>
+      <w:r>
+        <w:t xml:space="preserve">——这些若靠人工逐行阅读，耗时将是数倍。</w:t>
       </w:r>
     </w:p>
     <w:p>
@@ -9674,148 +10033,37 @@
           <w:bCs/>
           <w:b/>
         </w:rPr>
-        <w:t xml:space="preserve">AI 无法替代硬件反馈。</w:t>
-      </w:r>
-      <w:r>
-        <w:t xml:space="preserve"> </w:t>
-      </w:r>
-      <w:r>
-        <w:t xml:space="preserve">全部 4 个关键缺陷都是</w:t>
+        <w:t xml:space="preserve">调试加速</w:t>
+      </w:r>
+      <w:r>
+        <w:t xml:space="preserve">：把</w:t>
       </w:r>
       <w:r>
         <w:t xml:space="preserve">“</w:t>
       </w:r>
       <w:r>
-        <w:t xml:space="preserve">编译通过、上板才炸</w:t>
+        <w:t xml:space="preserve">逐步插桩 + 对照实验</w:t>
       </w:r>
       <w:r>
         <w:t xml:space="preserve">”</w:t>
       </w:r>
       <w:r>
-        <w:t xml:space="preserve">，且失败方式为静默。AI 的价值在于快速读源码与生成候选修复，</w:t>
-      </w:r>
-      <w:r>
-        <w:rPr>
-          <w:bCs/>
-          <w:b/>
-        </w:rPr>
-        <w:t xml:space="preserve">但</w:t>
-      </w:r>
-      <w:r>
-        <w:rPr>
-          <w:bCs/>
-          <w:b/>
-        </w:rPr>
-        <w:t xml:space="preserve">“</w:t>
-      </w:r>
-      <w:r>
-        <w:rPr>
-          <w:bCs/>
-          <w:b/>
-        </w:rPr>
-        <w:t xml:space="preserve">板子有没有输出</w:t>
-      </w:r>
-      <w:r>
-        <w:rPr>
-          <w:bCs/>
-          <w:b/>
-        </w:rPr>
-        <w:t xml:space="preserve">”</w:t>
-      </w:r>
-      <w:r>
-        <w:rPr>
-          <w:bCs/>
-          <w:b/>
-        </w:rPr>
-        <w:t xml:space="preserve">只能靠实测</w:t>
-      </w:r>
-      <w:r>
-        <w:t xml:space="preserve">。</w:t>
-      </w:r>
-    </w:p>
-    <w:p>
-      <w:pPr>
-        <w:numPr>
-          <w:ilvl w:val="0"/>
-          <w:numId w:val="1011"/>
-        </w:numPr>
-        <w:pStyle w:val="Compact"/>
-      </w:pPr>
-      <w:r>
-        <w:rPr>
-          <w:bCs/>
-          <w:b/>
-        </w:rPr>
-        <w:t xml:space="preserve">应对方式</w:t>
-      </w:r>
-      <w:r>
-        <w:t xml:space="preserve">：确立</w:t>
-      </w:r>
-      <w:r>
-        <w:t xml:space="preserve">“</w:t>
-      </w:r>
-      <w:r>
-        <w:rPr>
-          <w:bCs/>
-          <w:b/>
-        </w:rPr>
-        <w:t xml:space="preserve">任何结论都要有证据行号</w:t>
-      </w:r>
-      <w:r>
-        <w:t xml:space="preserve">”</w:t>
-      </w:r>
-      <w:r>
-        <w:t xml:space="preserve">的纪律，并在文档中区分</w:t>
-      </w:r>
-      <w:r>
-        <w:t xml:space="preserve">“</w:t>
-      </w:r>
-      <w:r>
-        <w:t xml:space="preserve">已验证</w:t>
-      </w:r>
-      <w:r>
-        <w:t xml:space="preserve">”</w:t>
-      </w:r>
-      <w:r>
-        <w:t xml:space="preserve">与</w:t>
-      </w:r>
-      <w:r>
-        <w:t xml:space="preserve">“</w:t>
-      </w:r>
-      <w:r>
-        <w:t xml:space="preserve">未验证</w:t>
-      </w:r>
-      <w:r>
-        <w:t xml:space="preserve">”</w:t>
-      </w:r>
-      <w:r>
-        <w:t xml:space="preserve">——本报告 3.5 节对未测项均明确标注。</w:t>
-      </w:r>
-    </w:p>
-    <w:p>
-      <w:r>
-        <w:pict>
-          <v:rect style="width:0;height:1.5pt" o:hralign="center" o:hrstd="t" o:hr="t"/>
-        </w:pict>
-      </w:r>
-    </w:p>
-    <w:bookmarkEnd w:id="48"/>
-    <w:bookmarkStart w:id="52" w:name="总结与展望"/>
-    <w:p>
-      <w:pPr>
-        <w:pStyle w:val="Heading3"/>
-      </w:pPr>
-      <w:r>
-        <w:t xml:space="preserve">3.7 总结与展望</w:t>
-      </w:r>
-    </w:p>
-    <w:bookmarkStart w:id="49" w:name="成果总结"/>
-    <w:p>
-      <w:pPr>
-        <w:pStyle w:val="Heading4"/>
-      </w:pPr>
-      <w:r>
-        <w:t xml:space="preserve">3.7.1 成果总结</w:t>
+        <w:t xml:space="preserve">的诊断流程自动化，四轮内定位到 4 个静默缺陷。</w:t>
+      </w:r>
+    </w:p>
+    <w:p>
+      <w:pPr>
+        <w:pStyle w:val="FirstParagraph"/>
+      </w:pPr>
+      <w:r>
+        <w:rPr>
+          <w:bCs/>
+          <w:b/>
+        </w:rPr>
+        <w:t xml:space="preserve">遇到的问题与解决方式</w:t>
+      </w:r>
+      <w:r>
+        <w:t xml:space="preserve">：</w:t>
       </w:r>
     </w:p>
     <w:p>
@@ -9831,25 +10079,130 @@
           <w:bCs/>
           <w:b/>
         </w:rPr>
-        <w:t xml:space="preserve">为 openvela 的 SF32LB52 平台从零实现了板载音频子系统</w:t>
-      </w:r>
-      <w:r>
-        <w:t xml:space="preserve">，填补了官方板级支持中音频驱动的空白，设备以标准</w:t>
-      </w:r>
-      <w:r>
-        <w:t xml:space="preserve"> </w:t>
-      </w:r>
-      <w:r>
-        <w:rPr>
-          <w:rStyle w:val="VerbatimChar"/>
-        </w:rPr>
-        <w:t xml:space="preserve">/dev/audio0</w:t>
-      </w:r>
-      <w:r>
-        <w:t xml:space="preserve"> </w:t>
-      </w:r>
-      <w:r>
-        <w:t xml:space="preserve">暴露，可用通用接口访问。</w:t>
+        <w:t xml:space="preserve">AI 会</w:t>
+      </w:r>
+      <w:r>
+        <w:rPr>
+          <w:bCs/>
+          <w:b/>
+        </w:rPr>
+        <w:t xml:space="preserve">“</w:t>
+      </w:r>
+      <w:r>
+        <w:rPr>
+          <w:bCs/>
+          <w:b/>
+        </w:rPr>
+        <w:t xml:space="preserve">合理推断</w:t>
+      </w:r>
+      <w:r>
+        <w:rPr>
+          <w:bCs/>
+          <w:b/>
+        </w:rPr>
+        <w:t xml:space="preserve">”</w:t>
+      </w:r>
+      <w:r>
+        <w:rPr>
+          <w:bCs/>
+          <w:b/>
+        </w:rPr>
+        <w:t xml:space="preserve">出错误结论。</w:t>
+      </w:r>
+      <w:r>
+        <w:t xml:space="preserve"> </w:t>
+      </w:r>
+      <w:r>
+        <w:t xml:space="preserve">例：AI 曾判断</w:t>
+      </w:r>
+      <w:r>
+        <w:t xml:space="preserve">“</w:t>
+      </w:r>
+      <w:r>
+        <w:t xml:space="preserve">在</w:t>
+      </w:r>
+      <w:r>
+        <w:t xml:space="preserve"> </w:t>
+      </w:r>
+      <w:r>
+        <w:rPr>
+          <w:rStyle w:val="VerbatimChar"/>
+        </w:rPr>
+        <w:t xml:space="preserve">stop()</w:t>
+      </w:r>
+      <w:r>
+        <w:t xml:space="preserve"> </w:t>
+      </w:r>
+      <w:r>
+        <w:t xml:space="preserve">里归还缓冲会导致消息队列阻塞死锁</w:t>
+      </w:r>
+      <w:r>
+        <w:t xml:space="preserve">”</w:t>
+      </w:r>
+      <w:r>
+        <w:t xml:space="preserve">，据此改掉了正确实现，反而引入新问题；最终通过阅读</w:t>
+      </w:r>
+      <w:r>
+        <w:t xml:space="preserve"> </w:t>
+      </w:r>
+      <w:r>
+        <w:rPr>
+          <w:rStyle w:val="VerbatimChar"/>
+        </w:rPr>
+        <w:t xml:space="preserve">nxrecorder</w:t>
+      </w:r>
+      <w:r>
+        <w:t xml:space="preserve"> </w:t>
+      </w:r>
+      <w:r>
+        <w:t xml:space="preserve">源码中</w:t>
+      </w:r>
+      <w:r>
+        <w:t xml:space="preserve">“</w:t>
+      </w:r>
+      <w:r>
+        <w:t xml:space="preserve">loop until AUDIO_MSG_COMPLETE</w:t>
+      </w:r>
+      <w:r>
+        <w:t xml:space="preserve">”</w:t>
+      </w:r>
+      <w:r>
+        <w:t xml:space="preserve">的注释推翻了该判断。</w:t>
+      </w:r>
+      <w:r>
+        <w:rPr>
+          <w:bCs/>
+          <w:b/>
+        </w:rPr>
+        <w:t xml:space="preserve">教训：涉及框架契约的判断必须回到源码求证，不能采信</w:t>
+      </w:r>
+      <w:r>
+        <w:rPr>
+          <w:bCs/>
+          <w:b/>
+        </w:rPr>
+        <w:t xml:space="preserve">“</w:t>
+      </w:r>
+      <w:r>
+        <w:rPr>
+          <w:bCs/>
+          <w:b/>
+        </w:rPr>
+        <w:t xml:space="preserve">听起来合理</w:t>
+      </w:r>
+      <w:r>
+        <w:rPr>
+          <w:bCs/>
+          <w:b/>
+        </w:rPr>
+        <w:t xml:space="preserve">”</w:t>
+      </w:r>
+      <w:r>
+        <w:rPr>
+          <w:bCs/>
+          <w:b/>
+        </w:rPr>
+        <w:t xml:space="preserve">的解释。</w:t>
       </w:r>
     </w:p>
     <w:p>
@@ -9865,19 +10218,63 @@
           <w:bCs/>
           <w:b/>
         </w:rPr>
-        <w:t xml:space="preserve">录音链路在真机上完整跑通并有量化数据</w:t>
-      </w:r>
-      <w:r>
-        <w:t xml:space="preserve">：48kHz/2ch/16bit 采集，</w:t>
-      </w:r>
-      <w:r>
-        <w:rPr>
-          <w:rStyle w:val="VerbatimChar"/>
-        </w:rPr>
-        <w:t xml:space="preserve">overruns=0</w:t>
-      </w:r>
-      <w:r>
-        <w:t xml:space="preserve">，落盘 262144 字节，导出后确认波形真实有效。</w:t>
+        <w:t xml:space="preserve">AI 无法替代硬件反馈。</w:t>
+      </w:r>
+      <w:r>
+        <w:t xml:space="preserve"> </w:t>
+      </w:r>
+      <w:r>
+        <w:t xml:space="preserve">全部 4 个关键缺陷都是</w:t>
+      </w:r>
+      <w:r>
+        <w:t xml:space="preserve">“</w:t>
+      </w:r>
+      <w:r>
+        <w:t xml:space="preserve">编译通过、上板才炸</w:t>
+      </w:r>
+      <w:r>
+        <w:t xml:space="preserve">”</w:t>
+      </w:r>
+      <w:r>
+        <w:t xml:space="preserve">，且失败方式为静默。AI 的价值在于快速读源码与生成候选修复，</w:t>
+      </w:r>
+      <w:r>
+        <w:rPr>
+          <w:bCs/>
+          <w:b/>
+        </w:rPr>
+        <w:t xml:space="preserve">但</w:t>
+      </w:r>
+      <w:r>
+        <w:rPr>
+          <w:bCs/>
+          <w:b/>
+        </w:rPr>
+        <w:t xml:space="preserve">“</w:t>
+      </w:r>
+      <w:r>
+        <w:rPr>
+          <w:bCs/>
+          <w:b/>
+        </w:rPr>
+        <w:t xml:space="preserve">板子有没有输出</w:t>
+      </w:r>
+      <w:r>
+        <w:rPr>
+          <w:bCs/>
+          <w:b/>
+        </w:rPr>
+        <w:t xml:space="preserve">”</w:t>
+      </w:r>
+      <w:r>
+        <w:rPr>
+          <w:bCs/>
+          <w:b/>
+        </w:rPr>
+        <w:t xml:space="preserve">只能靠实测</w:t>
+      </w:r>
+      <w:r>
+        <w:t xml:space="preserve">。</w:t>
       </w:r>
     </w:p>
     <w:p>
@@ -9893,96 +10290,76 @@
           <w:bCs/>
           <w:b/>
         </w:rPr>
-        <w:t xml:space="preserve">适配难点 11 项逐条记录</w:t>
-      </w:r>
-      <w:r>
-        <w:t xml:space="preserve">，其中 4 项为编译期不可见的静默缺陷——这些是最有复用价值的部分，已沉淀为 Skill。</w:t>
-      </w:r>
-    </w:p>
-    <w:p>
-      <w:pPr>
-        <w:numPr>
-          <w:ilvl w:val="0"/>
-          <w:numId w:val="1012"/>
-        </w:numPr>
-        <w:pStyle w:val="Compact"/>
-      </w:pPr>
-      <w:r>
-        <w:rPr>
-          <w:bCs/>
-          <w:b/>
-        </w:rPr>
-        <w:t xml:space="preserve">交付物完整可复现</w:t>
-      </w:r>
-      <w:r>
-        <w:t xml:space="preserve">：源码、4 处生产仓改动的</w:t>
-      </w:r>
-      <w:r>
-        <w:t xml:space="preserve"> </w:t>
-      </w:r>
-      <w:r>
-        <w:rPr>
-          <w:rStyle w:val="VerbatimChar"/>
-        </w:rPr>
-        <w:t xml:space="preserve">apply.sh</w:t>
-      </w:r>
-      <w:r>
-        <w:t xml:space="preserve"> </w:t>
-      </w:r>
-      <w:r>
-        <w:t xml:space="preserve">与标准 diff、构建与验证脚本、验证清单、完整技术文档齐备；评委 clone 后执行一条命令即可完成集成并构建。</w:t>
-      </w:r>
-    </w:p>
-    <w:bookmarkEnd w:id="49"/>
-    <w:bookmarkStart w:id="50" w:name="应用前景与商业价值"/>
+        <w:t xml:space="preserve">应对方式</w:t>
+      </w:r>
+      <w:r>
+        <w:t xml:space="preserve">：确立</w:t>
+      </w:r>
+      <w:r>
+        <w:t xml:space="preserve">“</w:t>
+      </w:r>
+      <w:r>
+        <w:rPr>
+          <w:bCs/>
+          <w:b/>
+        </w:rPr>
+        <w:t xml:space="preserve">任何结论都要有证据行号</w:t>
+      </w:r>
+      <w:r>
+        <w:t xml:space="preserve">”</w:t>
+      </w:r>
+      <w:r>
+        <w:t xml:space="preserve">的纪律，并在文档中区分</w:t>
+      </w:r>
+      <w:r>
+        <w:t xml:space="preserve">“</w:t>
+      </w:r>
+      <w:r>
+        <w:t xml:space="preserve">已验证</w:t>
+      </w:r>
+      <w:r>
+        <w:t xml:space="preserve">”</w:t>
+      </w:r>
+      <w:r>
+        <w:t xml:space="preserve">与</w:t>
+      </w:r>
+      <w:r>
+        <w:t xml:space="preserve">“</w:t>
+      </w:r>
+      <w:r>
+        <w:t xml:space="preserve">未验证</w:t>
+      </w:r>
+      <w:r>
+        <w:t xml:space="preserve">”</w:t>
+      </w:r>
+      <w:r>
+        <w:t xml:space="preserve">——本报告 3.5 节对未测项均明确标注。</w:t>
+      </w:r>
+    </w:p>
+    <w:p>
+      <w:r>
+        <w:pict>
+          <v:rect style="width:0;height:1.5pt" o:hralign="center" o:hrstd="t" o:hr="t"/>
+        </w:pict>
+      </w:r>
+    </w:p>
+    <w:bookmarkEnd w:id="48"/>
+    <w:bookmarkStart w:id="52" w:name="总结与展望"/>
+    <w:p>
+      <w:pPr>
+        <w:pStyle w:val="Heading3"/>
+      </w:pPr>
+      <w:r>
+        <w:t xml:space="preserve">3.7 总结与展望</w:t>
+      </w:r>
+    </w:p>
+    <w:bookmarkStart w:id="49" w:name="成果总结"/>
     <w:p>
       <w:pPr>
         <w:pStyle w:val="Heading4"/>
       </w:pPr>
       <w:r>
-        <w:t xml:space="preserve">3.7.2 应用前景与商业价值</w:t>
-      </w:r>
-    </w:p>
-    <w:p>
-      <w:pPr>
-        <w:pStyle w:val="FirstParagraph"/>
-      </w:pPr>
-      <w:r>
-        <w:rPr>
-          <w:bCs/>
-          <w:b/>
-        </w:rPr>
-        <w:t xml:space="preserve">目标受众</w:t>
-      </w:r>
-      <w:r>
-        <w:t xml:space="preserve">：以 SF32LB52 为代表的中低功耗 AIoT 设备开发者——智能穿戴、蓝牙音频终端、AI 陪伴设备、家居语音助手。这类设备普遍面临</w:t>
-      </w:r>
-      <w:r>
-        <w:t xml:space="preserve">“</w:t>
-      </w:r>
-      <w:r>
-        <w:t xml:space="preserve">芯片能力强、系统侧驱动缺失</w:t>
-      </w:r>
-      <w:r>
-        <w:t xml:space="preserve">”</w:t>
-      </w:r>
-      <w:r>
-        <w:t xml:space="preserve">的处境，本作品的方法论与代码可直接复用于同芯片的其他板型（该系列另有 LCHSPI-ULP、黄山派等衍生板，共用同一颗芯片与音频子系统）。</w:t>
-      </w:r>
-    </w:p>
-    <w:p>
-      <w:pPr>
-        <w:pStyle w:val="BodyText"/>
-      </w:pPr>
-      <w:r>
-        <w:rPr>
-          <w:bCs/>
-          <w:b/>
-        </w:rPr>
-        <w:t xml:space="preserve">商业价值</w:t>
-      </w:r>
-      <w:r>
-        <w:t xml:space="preserve">：</w:t>
+        <w:t xml:space="preserve">3.7.1 成果总结</w:t>
       </w:r>
     </w:p>
     <w:p>
@@ -9998,10 +10375,25 @@
           <w:bCs/>
           <w:b/>
         </w:rPr>
-        <w:t xml:space="preserve">降低平台门槛</w:t>
-      </w:r>
-      <w:r>
-        <w:t xml:space="preserve">：音频是语音交互的物理前提。补齐这一环后，开发者可直接在 openvela 上做语音类产品，无需从寄存器啃起。</w:t>
+        <w:t xml:space="preserve">为 openvela 的 SF32LB52 平台从零实现了板载音频子系统</w:t>
+      </w:r>
+      <w:r>
+        <w:t xml:space="preserve">，填补了官方板级支持中音频驱动的空白，设备以标准</w:t>
+      </w:r>
+      <w:r>
+        <w:t xml:space="preserve"> </w:t>
+      </w:r>
+      <w:r>
+        <w:rPr>
+          <w:rStyle w:val="VerbatimChar"/>
+        </w:rPr>
+        <w:t xml:space="preserve">/dev/audio0</w:t>
+      </w:r>
+      <w:r>
+        <w:t xml:space="preserve"> </w:t>
+      </w:r>
+      <w:r>
+        <w:t xml:space="preserve">暴露，可用通用接口访问。</w:t>
       </w:r>
     </w:p>
     <w:p>
@@ -10017,10 +10409,52 @@
           <w:bCs/>
           <w:b/>
         </w:rPr>
-        <w:t xml:space="preserve">可复用的适配方法论</w:t>
-      </w:r>
-      <w:r>
-        <w:t xml:space="preserve">：本作品沉淀的 Skill 与缺陷清单，可显著缩短同类芯片的适配周期。</w:t>
+        <w:t xml:space="preserve">录音链路在真机上完整跑通并有量化数据</w:t>
+      </w:r>
+      <w:r>
+        <w:t xml:space="preserve">：</w:t>
+      </w:r>
+      <w:r>
+        <w:rPr>
+          <w:bCs/>
+          <w:b/>
+        </w:rPr>
+        <w:t xml:space="preserve">30 秒连续采集全程</w:t>
+      </w:r>
+      <w:r>
+        <w:rPr>
+          <w:bCs/>
+          <w:b/>
+        </w:rPr>
+        <w:t xml:space="preserve"> </w:t>
+      </w:r>
+      <w:r>
+        <w:rPr>
+          <w:rStyle w:val="VerbatimChar"/>
+          <w:bCs/>
+          <w:b/>
+        </w:rPr>
+        <w:t xml:space="preserve">overruns=0</w:t>
+      </w:r>
+      <w:r>
+        <w:rPr>
+          <w:bCs/>
+          <w:b/>
+        </w:rPr>
+        <w:t xml:space="preserve">（零丢包）</w:t>
+      </w:r>
+      <w:r>
+        <w:t xml:space="preserve">，落盘 1,048,576 字节；分 32 块经串口回传、逐块校验字节数，</w:t>
+      </w:r>
+      <w:r>
+        <w:rPr>
+          <w:bCs/>
+          <w:b/>
+        </w:rPr>
+        <w:t xml:space="preserve">完整率 100%</w:t>
+      </w:r>
+      <w:r>
+        <w:t xml:space="preserve">；导出为 WAV 后已在 PC 上实际播放，确认波形真实有效（峰值 32715 / RMS 285.8）。</w:t>
       </w:r>
     </w:p>
     <w:p>
@@ -10036,10 +10470,44 @@
           <w:bCs/>
           <w:b/>
         </w:rPr>
-        <w:t xml:space="preserve">成本极低</w:t>
-      </w:r>
-      <w:r>
-        <w:t xml:space="preserve">：整机音频能力仅需开发板本身（押金 50 元，提交作品后全额退还），放音可选配 5 元级 4Ω 喇叭，具备规模化落地的成本基础。</w:t>
+        <w:t xml:space="preserve">定位并修复了一个间歇性整机假死</w:t>
+      </w:r>
+      <w:r>
+        <w:t xml:space="preserve">——根因是驱动在</w:t>
+      </w:r>
+      <w:r>
+        <w:t xml:space="preserve"> </w:t>
+      </w:r>
+      <w:r>
+        <w:rPr>
+          <w:rStyle w:val="VerbatimChar"/>
+        </w:rPr>
+        <w:t xml:space="preserve">stop()</w:t>
+      </w:r>
+      <w:r>
+        <w:t xml:space="preserve"> </w:t>
+      </w:r>
+      <w:r>
+        <w:t xml:space="preserve">中同步回调上层、而该回调会向一个</w:t>
+      </w:r>
+      <w:r>
+        <w:t xml:space="preserve">“</w:t>
+      </w:r>
+      <w:r>
+        <w:t xml:space="preserve">此刻无人排空</w:t>
+      </w:r>
+      <w:r>
+        <w:t xml:space="preserve">”</w:t>
+      </w:r>
+      <w:r>
+        <w:t xml:space="preserve">的消息队列做阻塞发送。修复方式是把回调改由低优先级工作队列异步发送。</w:t>
+      </w:r>
+      <w:r>
+        <w:rPr>
+          <w:bCs/>
+          <w:b/>
+        </w:rPr>
+        <w:t xml:space="preserve">该问题现象与代码无关、纯属时序竞态，是本项目调试难度最高的一个缺陷。</w:t>
       </w:r>
     </w:p>
     <w:p>
@@ -10055,20 +10523,54 @@
           <w:bCs/>
           <w:b/>
         </w:rPr>
-        <w:t xml:space="preserve">生态贡献属性</w:t>
-      </w:r>
-      <w:r>
-        <w:t xml:space="preserve">：驱动以 Apache 2.0 开源，具备向 openvela 上游合入的形态（结论与方法论对同系列芯片通用）。</w:t>
-      </w:r>
-    </w:p>
-    <w:bookmarkEnd w:id="50"/>
-    <w:bookmarkStart w:id="51" w:name="不足与未来工作"/>
+        <w:t xml:space="preserve">适配难点 11 项逐条记录</w:t>
+      </w:r>
+      <w:r>
+        <w:t xml:space="preserve">，其中 5 项为编译期不可见的静默缺陷——这些是最有复用价值的部分，已沉淀为 Skill。</w:t>
+      </w:r>
+    </w:p>
+    <w:p>
+      <w:pPr>
+        <w:numPr>
+          <w:ilvl w:val="0"/>
+          <w:numId w:val="1013"/>
+        </w:numPr>
+        <w:pStyle w:val="Compact"/>
+      </w:pPr>
+      <w:r>
+        <w:rPr>
+          <w:bCs/>
+          <w:b/>
+        </w:rPr>
+        <w:t xml:space="preserve">交付物完整可复现</w:t>
+      </w:r>
+      <w:r>
+        <w:t xml:space="preserve">：源码、4 处生产仓改动的</w:t>
+      </w:r>
+      <w:r>
+        <w:t xml:space="preserve"> </w:t>
+      </w:r>
+      <w:r>
+        <w:rPr>
+          <w:rStyle w:val="VerbatimChar"/>
+        </w:rPr>
+        <w:t xml:space="preserve">apply.sh</w:t>
+      </w:r>
+      <w:r>
+        <w:t xml:space="preserve"> </w:t>
+      </w:r>
+      <w:r>
+        <w:t xml:space="preserve">与标准 diff、构建与验证脚本、验证清单、完整技术文档齐备；评委 clone 后执行一条命令即可完成集成并构建（并附仓/树一致性自动校验，确保交付物真的可编译）。</w:t>
+      </w:r>
+    </w:p>
+    <w:bookmarkEnd w:id="49"/>
+    <w:bookmarkStart w:id="50" w:name="应用前景与商业价值"/>
     <w:p>
       <w:pPr>
         <w:pStyle w:val="Heading4"/>
       </w:pPr>
       <w:r>
-        <w:t xml:space="preserve">3.7.3 不足与未来工作</w:t>
+        <w:t xml:space="preserve">3.7.2 应用前景与商业价值</w:t>
       </w:r>
     </w:p>
     <w:p>
@@ -10080,7 +10582,34 @@
           <w:bCs/>
           <w:b/>
         </w:rPr>
-        <w:t xml:space="preserve">如实说明当前不足</w:t>
+        <w:t xml:space="preserve">目标受众</w:t>
+      </w:r>
+      <w:r>
+        <w:t xml:space="preserve">：以 SF32LB52 为代表的中低功耗 AIoT 设备开发者——智能穿戴、蓝牙音频终端、AI 陪伴设备、家居语音助手。这类设备普遍面临</w:t>
+      </w:r>
+      <w:r>
+        <w:t xml:space="preserve">“</w:t>
+      </w:r>
+      <w:r>
+        <w:t xml:space="preserve">芯片能力强、系统侧驱动缺失</w:t>
+      </w:r>
+      <w:r>
+        <w:t xml:space="preserve">”</w:t>
+      </w:r>
+      <w:r>
+        <w:t xml:space="preserve">的处境，本作品的方法论与代码可直接复用于同芯片的其他板型（该系列另有 LCHSPI-ULP、黄山派等衍生板，共用同一颗芯片与音频子系统）。</w:t>
+      </w:r>
+    </w:p>
+    <w:p>
+      <w:pPr>
+        <w:pStyle w:val="BodyText"/>
+      </w:pPr>
+      <w:r>
+        <w:rPr>
+          <w:bCs/>
+          <w:b/>
+        </w:rPr>
+        <w:t xml:space="preserve">商业价值</w:t>
       </w:r>
       <w:r>
         <w:t xml:space="preserve">：</w:t>
@@ -10099,32 +10628,10 @@
           <w:bCs/>
           <w:b/>
         </w:rPr>
-        <w:t xml:space="preserve">放音链路尚未实机验证</w:t>
-      </w:r>
-      <w:r>
-        <w:t xml:space="preserve">：驱动侧放音通路（</w:t>
-      </w:r>
-      <w:r>
-        <w:rPr>
-          <w:rStyle w:val="VerbatimChar"/>
-        </w:rPr>
-        <w:t xml:space="preserve">configure_playback</w:t>
-      </w:r>
-      <w:r>
-        <w:t xml:space="preserve"> </w:t>
-      </w:r>
-      <w:r>
-        <w:t xml:space="preserve">/ 上电时序 / DMA 发送）已实现并通过编译与符号验证，但</w:t>
-      </w:r>
-      <w:r>
-        <w:rPr>
-          <w:bCs/>
-          <w:b/>
-        </w:rPr>
-        <w:t xml:space="preserve">因缺少 4Ω 喇叭，尚未完成实机出声测试</w:t>
-      </w:r>
-      <w:r>
-        <w:t xml:space="preserve">，故本报告不宣称放音可用。</w:t>
+        <w:t xml:space="preserve">降低平台门槛</w:t>
+      </w:r>
+      <w:r>
+        <w:t xml:space="preserve">：音频是语音交互的物理前提。补齐这一环后，开发者可直接在 openvela 上做语音类产品，无需从寄存器啃起。</w:t>
       </w:r>
     </w:p>
     <w:p>
@@ -10140,32 +10647,10 @@
           <w:bCs/>
           <w:b/>
         </w:rPr>
-        <w:t xml:space="preserve">一处未定位的偶发卡死</w:t>
-      </w:r>
-      <w:r>
-        <w:t xml:space="preserve">：3 次会话中出现 1 次</w:t>
-      </w:r>
-      <w:r>
-        <w:t xml:space="preserve"> </w:t>
-      </w:r>
-      <w:r>
-        <w:rPr>
-          <w:rStyle w:val="VerbatimChar"/>
-        </w:rPr>
-        <w:t xml:space="preserve">stop</w:t>
-      </w:r>
-      <w:r>
-        <w:t xml:space="preserve"> </w:t>
-      </w:r>
-      <w:r>
-        <w:t xml:space="preserve">后无响应，尚未找到根因。已知线索：发生在会话收尾路径，与 DMA 停止或中断解绑时序相关。</w:t>
-      </w:r>
-      <w:r>
-        <w:rPr>
-          <w:bCs/>
-          <w:b/>
-        </w:rPr>
-        <w:t xml:space="preserve">这是本项目最需要继续排查的问题。</w:t>
+        <w:t xml:space="preserve">可复用的适配方法论</w:t>
+      </w:r>
+      <w:r>
+        <w:t xml:space="preserve">：本作品沉淀的 Skill 与缺陷清单，可显著缩短同类芯片的适配周期。</w:t>
       </w:r>
     </w:p>
     <w:p>
@@ -10181,10 +10666,10 @@
           <w:bCs/>
           <w:b/>
         </w:rPr>
-        <w:t xml:space="preserve">端到端时延与功耗未测</w:t>
-      </w:r>
-      <w:r>
-        <w:t xml:space="preserve">：缺少专用测试装置（声学时延、功率计），故不提供数据。</w:t>
+        <w:t xml:space="preserve">成本极低</w:t>
+      </w:r>
+      <w:r>
+        <w:t xml:space="preserve">：整机音频能力仅需开发板本身（押金 50 元，提交作品后全额退还），放音可选配 5 元级 4Ω 喇叭，具备规模化落地的成本基础。</w:t>
       </w:r>
     </w:p>
     <w:p>
@@ -10200,29 +10685,20 @@
           <w:bCs/>
           <w:b/>
         </w:rPr>
-        <w:t xml:space="preserve">采样率支持有限</w:t>
-      </w:r>
-      <w:r>
-        <w:t xml:space="preserve">：仅支持 16kHz / 48kHz 两个家族（均由 48MHz 晶振分频）；44.1kHz 家族需音频 PLL，未实现。</w:t>
-      </w:r>
-    </w:p>
-    <w:p>
-      <w:pPr>
-        <w:numPr>
-          <w:ilvl w:val="0"/>
-          <w:numId w:val="1014"/>
-        </w:numPr>
-        <w:pStyle w:val="Compact"/>
-      </w:pPr>
-      <w:r>
-        <w:rPr>
-          <w:bCs/>
-          <w:b/>
-        </w:rPr>
-        <w:t xml:space="preserve">AI 应用层未落地</w:t>
-      </w:r>
-      <w:r>
-        <w:t xml:space="preserve">：按「AI 硬件产品创新」赛道的期待，理想交付应包含语音唤醒等 AI 应用。本项目受限于工期与单人投入，选择先交付可验证的能力底座，AI 应用列为后续工作。</w:t>
+        <w:t xml:space="preserve">生态贡献属性</w:t>
+      </w:r>
+      <w:r>
+        <w:t xml:space="preserve">：驱动以 Apache 2.0 开源，具备向 openvela 上游合入的形态（结论与方法论对同系列芯片通用）。</w:t>
+      </w:r>
+    </w:p>
+    <w:bookmarkEnd w:id="50"/>
+    <w:bookmarkStart w:id="51" w:name="不足与未来工作"/>
+    <w:p>
+      <w:pPr>
+        <w:pStyle w:val="Heading4"/>
+      </w:pPr>
+      <w:r>
+        <w:t xml:space="preserve">3.7.3 不足与未来工作</w:t>
       </w:r>
     </w:p>
     <w:p>
@@ -10234,7 +10710,7 @@
           <w:bCs/>
           <w:b/>
         </w:rPr>
-        <w:t xml:space="preserve">未来工作（按优先级）</w:t>
+        <w:t xml:space="preserve">如实说明当前不足</w:t>
       </w:r>
       <w:r>
         <w:t xml:space="preserve">：</w:t>
@@ -10253,28 +10729,32 @@
           <w:bCs/>
           <w:b/>
         </w:rPr>
-        <w:t xml:space="preserve">定位并修复偶发卡死</w:t>
-      </w:r>
-      <w:r>
-        <w:t xml:space="preserve"> </w:t>
-      </w:r>
-      <w:r>
-        <w:t xml:space="preserve">—— 在</w:t>
-      </w:r>
-      <w:r>
-        <w:t xml:space="preserve"> </w:t>
-      </w:r>
-      <w:r>
-        <w:rPr>
-          <w:rStyle w:val="VerbatimChar"/>
-        </w:rPr>
-        <w:t xml:space="preserve">stop</w:t>
-      </w:r>
-      <w:r>
-        <w:t xml:space="preserve"> </w:t>
-      </w:r>
-      <w:r>
-        <w:t xml:space="preserve">路径增加状态机校验与超时保护，复现并根因分析。</w:t>
+        <w:t xml:space="preserve">放音链路尚未实机验证</w:t>
+      </w:r>
+      <w:r>
+        <w:t xml:space="preserve">：驱动侧放音通路（</w:t>
+      </w:r>
+      <w:r>
+        <w:rPr>
+          <w:rStyle w:val="VerbatimChar"/>
+        </w:rPr>
+        <w:t xml:space="preserve">configure_playback</w:t>
+      </w:r>
+      <w:r>
+        <w:t xml:space="preserve"> </w:t>
+      </w:r>
+      <w:r>
+        <w:t xml:space="preserve">/ 上电时序 / DMA 发送 / 防爆音时序）已实现并通过编译与符号验证，但</w:t>
+      </w:r>
+      <w:r>
+        <w:rPr>
+          <w:bCs/>
+          <w:b/>
+        </w:rPr>
+        <w:t xml:space="preserve">因缺少 4Ω 喇叭，尚未完成实机出声测试</w:t>
+      </w:r>
+      <w:r>
+        <w:t xml:space="preserve">，故本报告不宣称放音可用。</w:t>
       </w:r>
     </w:p>
     <w:p>
@@ -10290,13 +10770,10 @@
           <w:bCs/>
           <w:b/>
         </w:rPr>
-        <w:t xml:space="preserve">完成放音实机验证与防爆音复核</w:t>
-      </w:r>
-      <w:r>
-        <w:t xml:space="preserve"> </w:t>
-      </w:r>
-      <w:r>
-        <w:t xml:space="preserve">—— 接入 4Ω 喇叭，验证出声质量与有无爆音（首次上板正是检验逐行对齐的防爆音时序的时机）。</w:t>
+        <w:t xml:space="preserve">端到端时延与功耗未测</w:t>
+      </w:r>
+      <w:r>
+        <w:t xml:space="preserve">：缺少专用测试装置（声学时延、功率计），故不提供数据。</w:t>
       </w:r>
     </w:p>
     <w:p>
@@ -10312,13 +10789,10 @@
           <w:bCs/>
           <w:b/>
         </w:rPr>
-        <w:t xml:space="preserve">端侧语音唤醒（「你好，openvela」）</w:t>
-      </w:r>
-      <w:r>
-        <w:t xml:space="preserve"> </w:t>
-      </w:r>
-      <w:r>
-        <w:t xml:space="preserve">—— 在已验证的采集链路之上部署轻量 KWS 模型；本链路已可稳定提供 PCM，是该项工作的前提。</w:t>
+        <w:t xml:space="preserve">采样率支持有限</w:t>
+      </w:r>
+      <w:r>
+        <w:t xml:space="preserve">：仅支持 16kHz / 48kHz 两个家族（均由 48MHz 晶振分频）；44.1kHz 家族需音频 PLL，未实现。</w:t>
       </w:r>
     </w:p>
     <w:p>
@@ -10334,13 +10808,10 @@
           <w:bCs/>
           <w:b/>
         </w:rPr>
-        <w:t xml:space="preserve">补齐 44.1kHz 支持</w:t>
-      </w:r>
-      <w:r>
-        <w:t xml:space="preserve"> </w:t>
-      </w:r>
-      <w:r>
-        <w:t xml:space="preserve">—— 需要引入音频 PLL 并重新生成时钟表。</w:t>
+        <w:t xml:space="preserve">AI 应用层未落地</w:t>
+      </w:r>
+      <w:r>
+        <w:t xml:space="preserve">：按「AI 硬件产品创新」赛道的期待，理想交付应包含语音唤醒等 AI 应用。本项目受限于工期与单人投入，选择先交付可验证的能力底座，AI 应用列为后续工作。</w:t>
       </w:r>
     </w:p>
     <w:p>
@@ -10356,6 +10827,84 @@
           <w:bCs/>
           <w:b/>
         </w:rPr>
+        <w:t xml:space="preserve">tmpfs 容量需注意</w:t>
+      </w:r>
+      <w:r>
+        <w:t xml:space="preserve">：板载可写分区为 RAM 中的 tmpfs，本次 16kHz 单声道录音在约 1 MiB 处即停止增长，长时间高采样率录制需改用更大分区或外接存储。</w:t>
+      </w:r>
+    </w:p>
+    <w:p>
+      <w:pPr>
+        <w:pStyle w:val="FirstParagraph"/>
+      </w:pPr>
+      <w:r>
+        <w:rPr>
+          <w:bCs/>
+          <w:b/>
+        </w:rPr>
+        <w:t xml:space="preserve">未来工作（按优先级）</w:t>
+      </w:r>
+      <w:r>
+        <w:t xml:space="preserve">：</w:t>
+      </w:r>
+    </w:p>
+    <w:p>
+      <w:pPr>
+        <w:numPr>
+          <w:ilvl w:val="0"/>
+          <w:numId w:val="1016"/>
+        </w:numPr>
+        <w:pStyle w:val="Compact"/>
+      </w:pPr>
+      <w:r>
+        <w:rPr>
+          <w:bCs/>
+          <w:b/>
+        </w:rPr>
+        <w:t xml:space="preserve">完成放音实机验证与防爆音复核</w:t>
+      </w:r>
+      <w:r>
+        <w:t xml:space="preserve"> </w:t>
+      </w:r>
+      <w:r>
+        <w:t xml:space="preserve">—— 接入 4Ω 喇叭，验证出声质量与有无爆音（首次上板正是检验逐行对齐的防爆音时序的时机）。</w:t>
+      </w:r>
+    </w:p>
+    <w:p>
+      <w:pPr>
+        <w:numPr>
+          <w:ilvl w:val="0"/>
+          <w:numId w:val="1016"/>
+        </w:numPr>
+        <w:pStyle w:val="Compact"/>
+      </w:pPr>
+      <w:r>
+        <w:rPr>
+          <w:bCs/>
+          <w:b/>
+        </w:rPr>
+        <w:t xml:space="preserve">端侧语音唤醒（「你好，openvela」）</w:t>
+      </w:r>
+      <w:r>
+        <w:t xml:space="preserve"> </w:t>
+      </w:r>
+      <w:r>
+        <w:t xml:space="preserve">—— 在已验证的采集链路之上部署轻量 KWS 模型；本链路已可稳定提供 PCM，是该项工作的前提。</w:t>
+      </w:r>
+    </w:p>
+    <w:p>
+      <w:pPr>
+        <w:numPr>
+          <w:ilvl w:val="0"/>
+          <w:numId w:val="1016"/>
+        </w:numPr>
+        <w:pStyle w:val="Compact"/>
+      </w:pPr>
+      <w:r>
+        <w:rPr>
+          <w:bCs/>
+          <w:b/>
+        </w:rPr>
         <w:t xml:space="preserve">补充应用层能力</w:t>
       </w:r>
       <w:r>
@@ -10405,6 +10954,50 @@
       </w:r>
       <w:r>
         <w:t xml:space="preserve">两道构建总闸（已在本次适配中探明）。</w:t>
+      </w:r>
+    </w:p>
+    <w:p>
+      <w:pPr>
+        <w:numPr>
+          <w:ilvl w:val="0"/>
+          <w:numId w:val="1016"/>
+        </w:numPr>
+        <w:pStyle w:val="Compact"/>
+      </w:pPr>
+      <w:r>
+        <w:rPr>
+          <w:bCs/>
+          <w:b/>
+        </w:rPr>
+        <w:t xml:space="preserve">补齐 44.1kHz 支持</w:t>
+      </w:r>
+      <w:r>
+        <w:t xml:space="preserve"> </w:t>
+      </w:r>
+      <w:r>
+        <w:t xml:space="preserve">—— 需要引入音频 PLL 并重新生成时钟表。</w:t>
+      </w:r>
+    </w:p>
+    <w:p>
+      <w:pPr>
+        <w:numPr>
+          <w:ilvl w:val="0"/>
+          <w:numId w:val="1016"/>
+        </w:numPr>
+        <w:pStyle w:val="Compact"/>
+      </w:pPr>
+      <w:r>
+        <w:rPr>
+          <w:bCs/>
+          <w:b/>
+        </w:rPr>
+        <w:t xml:space="preserve">提升长时间录制能力</w:t>
+      </w:r>
+      <w:r>
+        <w:t xml:space="preserve"> </w:t>
+      </w:r>
+      <w:r>
+        <w:t xml:space="preserve">—— 板载 tmpfs 容量有限，可改为写入 NOR 上的文件系统分区或外接存储。</w:t>
       </w:r>
     </w:p>
     <w:p>
@@ -11572,6 +12165,9 @@
     <w:abstractNumId w:val="991"/>
   </w:num>
   <w:num w:numId="1012">
+    <w:abstractNumId w:val="991"/>
+  </w:num>
+  <w:num w:numId="1013">
     <w:abstractNumId w:val="99411"/>
     <w:lvlOverride w:ilvl="0">
       <w:startOverride w:val="1"/>
@@ -11601,10 +12197,10 @@
       <w:startOverride w:val="1"/>
     </w:lvlOverride>
   </w:num>
-  <w:num w:numId="1013">
+  <w:num w:numId="1014">
     <w:abstractNumId w:val="991"/>
   </w:num>
-  <w:num w:numId="1014">
+  <w:num w:numId="1015">
     <w:abstractNumId w:val="99411"/>
     <w:lvlOverride w:ilvl="0">
       <w:startOverride w:val="1"/>
@@ -11634,7 +12230,7 @@
       <w:startOverride w:val="1"/>
     </w:lvlOverride>
   </w:num>
-  <w:num w:numId="1015">
+  <w:num w:numId="1016">
     <w:abstractNumId w:val="99411"/>
     <w:lvlOverride w:ilvl="0">
       <w:startOverride w:val="1"/>

--- a/docs/技术报告.docx
+++ b/docs/技术报告.docx
@@ -4806,7 +4806,7 @@
           <w:bCs/>
           <w:b/>
         </w:rPr>
-        <w:t xml:space="preserve">适配难点与解决方案（共 11 项，逐条记录）</w:t>
+        <w:t>适配难点与解决方案（共 16 项，逐条记录）</w:t>
       </w:r>
     </w:p>
     <w:p>
@@ -4814,37 +4814,7 @@
         <w:pStyle w:val="BodyText"/>
       </w:pPr>
       <w:r>
-        <w:t xml:space="preserve">以下问题按发现阶段分两组。</w:t>
-      </w:r>
-      <w:r>
-        <w:rPr>
-          <w:bCs/>
-          <w:b/>
-        </w:rPr>
-        <w:t xml:space="preserve">第一组 6 项</w:t>
-      </w:r>
-      <w:r>
-        <w:t xml:space="preserve">是工程环境与构建层问题，</w:t>
-      </w:r>
-      <w:r>
-        <w:rPr>
-          <w:bCs/>
-          <w:b/>
-        </w:rPr>
-        <w:t xml:space="preserve">第二组 5 项</w:t>
-      </w:r>
-      <w:r>
-        <w:t xml:space="preserve">是上板后才暴露的驱动缺陷——其中 4 项为</w:t>
-      </w:r>
-      <w:r>
-        <w:rPr>
-          <w:bCs/>
-          <w:b/>
-        </w:rPr>
-        <w:t xml:space="preserve">编译期完全不可见</w:t>
-      </w:r>
-      <w:r>
-        <w:t xml:space="preserve">、且失败方式为静默的类型。</w:t>
+        <w:t>以下问题按发现阶段分两组。第一组 6 项是工程环境与构建层问题，第二组 10 项是上板后才暴露的缺陷——每一条都是“编译通过、上板才现”，且多数失败方式为静默：没有日志、没有报错，只有“没有数据”。</w:t>
       </w:r>
     </w:p>
     <w:p>
@@ -7333,6 +7303,454 @@
         <w:t xml:space="preserve">。</w:t>
       </w:r>
     </w:p>
+    <w:p>
+      <w:pPr>
+        <w:numPr>
+          <w:ilvl w:val="0"/>
+          <w:numId w:val="1010"/>
+        </w:numPr>
+        <w:pStyle w:val="Compact"/>
+      </w:pPr>
+      <w:r>
+        <w:rPr>
+          <w:bCs/>
+          <w:b/>
+        </w:rPr>
+        <w:t>⑥ 二次会话被 HAL_BUSY 永久拒绝</w:t>
+      </w:r>
+    </w:p>
+    <w:p>
+      <w:pPr>
+        <w:numPr>
+          <w:ilvl w:val="0"/>
+          <w:numId w:val="1010"/>
+        </w:numPr>
+        <w:pStyle w:val="Compact"/>
+      </w:pPr>
+      <w:r>
+        <w:rPr>
+          <w:bCs/>
+          <w:b/>
+        </w:rPr>
+        <w:t>现象：验证矩阵中 48kHz 立体声在第二次会话被拒，报 Receive_DMA failed: 2（HAL_BUSY），此后该方向再也无法启动。</w:t>
+      </w:r>
+    </w:p>
+    <w:p>
+      <w:pPr>
+        <w:numPr>
+          <w:ilvl w:val="0"/>
+          <w:numId w:val="1010"/>
+        </w:numPr>
+        <w:pStyle w:val="Compact"/>
+      </w:pPr>
+      <w:r>
+        <w:rPr>
+          <w:bCs/>
+          <w:b/>
+        </w:rPr>
+        <w:t>根因：厂商 HAL_AUDPRC_DMAStop() 里的状态复位那一行被注释掉了（bf0_hal_audprc.c: “//haprc-&gt;State = HAL_AUDPRC_STATE_READY;”）。而 HAL_AUDPRC_Receive_DMA() 开头以 State == BUSY_RX 作为“该通道已在忙”的判据，于是 BUSY_RX 一旦留下就跨会话残留，下一次启动永远返回 HAL_BUSY。</w:t>
+      </w:r>
+    </w:p>
+    <w:p>
+      <w:pPr>
+        <w:numPr>
+          <w:ilvl w:val="0"/>
+          <w:numId w:val="1010"/>
+        </w:numPr>
+        <w:pStyle w:val="Compact"/>
+      </w:pPr>
+      <w:r>
+        <w:rPr>
+          <w:bCs/>
+          <w:b/>
+        </w:rPr>
+        <w:t>解决：在 stop 路径里显式把 g_audprc.State[通道] 置回 HAL_AUDPRC_STATE_READY。</w:t>
+      </w:r>
+    </w:p>
+    <w:p>
+      <w:pPr>
+        <w:numPr>
+          <w:ilvl w:val="0"/>
+          <w:numId w:val="1010"/>
+        </w:numPr>
+        <w:pStyle w:val="Compact"/>
+      </w:pPr>
+      <w:r>
+        <w:rPr>
+          <w:bCs/>
+          <w:b/>
+        </w:rPr>
+        <w:t>经验：读 HAL 不能只看它写了什么，也要看它注释掉了什么。被注释掉的那一行，往往是“厂商在自家 SDK 的调用序列里另有兜底、但在我们的序列下不成立”的地方。</w:t>
+      </w:r>
+    </w:p>
+    <w:p>
+      <w:pPr>
+        <w:numPr>
+          <w:ilvl w:val="0"/>
+          <w:numId w:val="1010"/>
+        </w:numPr>
+        <w:pStyle w:val="Compact"/>
+      </w:pPr>
+      <w:r>
+        <w:rPr>
+          <w:bCs/>
+          <w:b/>
+        </w:rPr>
+        <w:t>⑦ 暂停后恢复采集失效（本轮主修，两阶段排查）</w:t>
+      </w:r>
+    </w:p>
+    <w:p>
+      <w:pPr>
+        <w:numPr>
+          <w:ilvl w:val="0"/>
+          <w:numId w:val="1010"/>
+        </w:numPr>
+        <w:pStyle w:val="Compact"/>
+      </w:pPr>
+      <w:r>
+        <w:rPr>
+          <w:bCs/>
+          <w:b/>
+        </w:rPr>
+        <w:t>现象：录音中 pause 再 resume，resume 不报任何错（Receive_DMA 返回 OK），但此后一个半满中断都不来，文件大小正好停在暂停那一刻。第一次修复（让 resume 真正去调用 hw_start，而不是只置一个 running 标志）之后现象逐字不变——这才确定问题不是“忘了启动”。</w:t>
+      </w:r>
+    </w:p>
+    <w:p>
+      <w:pPr>
+        <w:numPr>
+          <w:ilvl w:val="0"/>
+          <w:numId w:val="1010"/>
+        </w:numPr>
+        <w:pStyle w:val="Compact"/>
+      </w:pPr>
+      <w:r>
+        <w:rPr>
+          <w:bCs/>
+          <w:b/>
+        </w:rPr>
+        <w:t>根因：清场与重建不对称。hw_stop() 是破坏性拆解——它把 AUDPRC RX 通道配置写 0（HAL_AUDPRC_Clear_Adc_Channel）、软复位整个 AUDPRC 块（__HAL_AUDPRC_SRESET_START，采样率分频器随之丢失）、清掉 codec ADC 通道；而 hw_start() 只做“使能”，从不重建这些配置。于是 DMA 被挂到一条 AUDPRC 已经不认识、不再喂数据的通道上，中断自然不会来。</w:t>
+      </w:r>
+    </w:p>
+    <w:p>
+      <w:pPr>
+        <w:numPr>
+          <w:ilvl w:val="0"/>
+          <w:numId w:val="1010"/>
+        </w:numPr>
+        <w:pStyle w:val="Compact"/>
+      </w:pPr>
+      <w:r>
+        <w:rPr>
+          <w:bCs/>
+          <w:b/>
+        </w:rPr>
+        <w:t>为什么只有 resume 坏：5 轮“全新会话”压力测试一直正常，是因为每轮都会重新走一次 CONFIGURE 重新编程；只有 resume 不重配，所以只有它坏。这个对照关系本身，就是定位根因最有力的一条线索。</w:t>
+      </w:r>
+    </w:p>
+    <w:p>
+      <w:pPr>
+        <w:numPr>
+          <w:ilvl w:val="0"/>
+          <w:numId w:val="1010"/>
+        </w:numPr>
+        <w:pStyle w:val="Compact"/>
+      </w:pPr>
+      <w:r>
+        <w:rPr>
+          <w:bCs/>
+          <w:b/>
+        </w:rPr>
+        <w:t>解决：resume 改为像全新会话那样先重建再启动——用 priv 缓存的 samprate/nchannels/bpsamp 重新调用 hw_config_capture()/hw_config_playback()，放音侧另外重新预填 staging；并在 bsp_audio_hw.h 里把“hw_stop 是破坏性的、下次 hw_start 之前必须重新 config”写成显式契约。</w:t>
+      </w:r>
+    </w:p>
+    <w:p>
+      <w:pPr>
+        <w:numPr>
+          <w:ilvl w:val="0"/>
+          <w:numId w:val="1010"/>
+        </w:numPr>
+        <w:pStyle w:val="Compact"/>
+      </w:pPr>
+      <w:r>
+        <w:rPr>
+          <w:bCs/>
+          <w:b/>
+        </w:rPr>
+        <w:t>实测：修复后 tp.pcm 由 49152 字节增至 188416 字节；resume 日志出现 capture config: 16000Hz 1ch 16bit → capture started；导出后分段统计，恢复段非零率 98.7%、稳态 RMS 27–33，是真实音频而非静音。</w:t>
+      </w:r>
+    </w:p>
+    <w:p>
+      <w:pPr>
+        <w:numPr>
+          <w:ilvl w:val="0"/>
+          <w:numId w:val="1010"/>
+        </w:numPr>
+        <w:pStyle w:val="Compact"/>
+      </w:pPr>
+      <w:r>
+        <w:rPr>
+          <w:bCs/>
+          <w:b/>
+        </w:rPr>
+        <w:t>经验：stop 写成“深度拆解”、start 只写“使能”，是嵌入式驱动里很常见的隐性不对称。凡是 start 依赖的寄存器，都要回头问一句“上一次 stop 有没有把它清掉”——只把 stop 当作 start 的“顺序取反”来写，就会漏掉那些在 stop 里被顺手清掉的配置。</w:t>
+      </w:r>
+    </w:p>
+    <w:p>
+      <w:pPr>
+        <w:numPr>
+          <w:ilvl w:val="0"/>
+          <w:numId w:val="1010"/>
+        </w:numPr>
+        <w:pStyle w:val="Compact"/>
+      </w:pPr>
+      <w:r>
+        <w:rPr>
+          <w:bCs/>
+          <w:b/>
+        </w:rPr>
+        <w:t>⑧ 放音停止调错了 HAL 函数</w:t>
+      </w:r>
+    </w:p>
+    <w:p>
+      <w:pPr>
+        <w:numPr>
+          <w:ilvl w:val="0"/>
+          <w:numId w:val="1010"/>
+        </w:numPr>
+        <w:pStyle w:val="Compact"/>
+      </w:pPr>
+      <w:r>
+        <w:rPr>
+          <w:bCs/>
+          <w:b/>
+        </w:rPr>
+        <w:t>现象：放音停止调的是 HAL_AUDCODEC_DMAStop()，却把 AUDPRC 句柄传了进去。</w:t>
+      </w:r>
+    </w:p>
+    <w:p>
+      <w:pPr>
+        <w:numPr>
+          <w:ilvl w:val="0"/>
+          <w:numId w:val="1010"/>
+        </w:numPr>
+        <w:pStyle w:val="Compact"/>
+      </w:pPr>
+      <w:r>
+        <w:rPr>
+          <w:bCs/>
+          <w:b/>
+        </w:rPr>
+        <w:t>根因：C 不做跨类型检查，两个 HAL 的句柄都是结构体指针，编译期完全看不出来；它能“跑”只是恰好没有踩到解引用差异。</w:t>
+      </w:r>
+    </w:p>
+    <w:p>
+      <w:pPr>
+        <w:numPr>
+          <w:ilvl w:val="0"/>
+          <w:numId w:val="1010"/>
+        </w:numPr>
+        <w:pStyle w:val="Compact"/>
+      </w:pPr>
+      <w:r>
+        <w:rPr>
+          <w:bCs/>
+          <w:b/>
+        </w:rPr>
+        <w:t>解决：改为 HAL_AUDPRC_DMAStop(&amp;g_audprc, HAL_AUDPRC_TX_CH0)，并同样清掉 BUSY_TX。</w:t>
+      </w:r>
+    </w:p>
+    <w:p>
+      <w:pPr>
+        <w:numPr>
+          <w:ilvl w:val="0"/>
+          <w:numId w:val="1010"/>
+        </w:numPr>
+        <w:pStyle w:val="Compact"/>
+      </w:pPr>
+      <w:r>
+        <w:rPr>
+          <w:bCs/>
+          <w:b/>
+        </w:rPr>
+        <w:t>经验：跨 HAL 模块调用时，函数名里的模块前缀（AUDCODEC_ 与 AUDPRC_）就是类型契约，必须逐字核对。</w:t>
+      </w:r>
+    </w:p>
+    <w:p>
+      <w:pPr>
+        <w:numPr>
+          <w:ilvl w:val="0"/>
+          <w:numId w:val="1010"/>
+        </w:numPr>
+        <w:pStyle w:val="Compact"/>
+      </w:pPr>
+      <w:r>
+        <w:rPr>
+          <w:bCs/>
+          <w:b/>
+        </w:rPr>
+        <w:t>⑨ 能力上报与可编程集合脱节</w:t>
+      </w:r>
+    </w:p>
+    <w:p>
+      <w:pPr>
+        <w:numPr>
+          <w:ilvl w:val="0"/>
+          <w:numId w:val="1010"/>
+        </w:numPr>
+        <w:pStyle w:val="Compact"/>
+      </w:pPr>
+      <w:r>
+        <w:rPr>
+          <w:bCs/>
+          <w:b/>
+        </w:rPr>
+        <w:t>现象：getcaps 声称支持 8K/44.1K，而时钟表（g_adc_clk_xtal[] / g_audprc_div_xtal[]）里根本没有这两行。</w:t>
+      </w:r>
+    </w:p>
+    <w:p>
+      <w:pPr>
+        <w:numPr>
+          <w:ilvl w:val="0"/>
+          <w:numId w:val="1010"/>
+        </w:numPr>
+        <w:pStyle w:val="Compact"/>
+      </w:pPr>
+      <w:r>
+        <w:rPr>
+          <w:bCs/>
+          <w:b/>
+        </w:rPr>
+        <w:t>根因：能力上报与 configure() 的实际校验脱节——这两个档位会在 configure() 阶段被 -EINVAL 拒掉，属于“先声明、后拒绝”的自相矛盾。</w:t>
+      </w:r>
+    </w:p>
+    <w:p>
+      <w:pPr>
+        <w:numPr>
+          <w:ilvl w:val="0"/>
+          <w:numId w:val="1010"/>
+        </w:numPr>
+        <w:pStyle w:val="Compact"/>
+      </w:pPr>
+      <w:r>
+        <w:rPr>
+          <w:bCs/>
+          <w:b/>
+        </w:rPr>
+        <w:t>解决：收窄为 16K|48K，即时钟表里真实存在的两行。</w:t>
+      </w:r>
+    </w:p>
+    <w:p>
+      <w:pPr>
+        <w:numPr>
+          <w:ilvl w:val="0"/>
+          <w:numId w:val="1010"/>
+        </w:numPr>
+        <w:pStyle w:val="Compact"/>
+      </w:pPr>
+      <w:r>
+        <w:rPr>
+          <w:bCs/>
+          <w:b/>
+        </w:rPr>
+        <w:t>验证：8K 请求现在得到干净的 unsupported capture rate 拒绝，且板子存活不受影响。</w:t>
+      </w:r>
+    </w:p>
+    <w:p>
+      <w:pPr>
+        <w:numPr>
+          <w:ilvl w:val="0"/>
+          <w:numId w:val="1010"/>
+        </w:numPr>
+        <w:pStyle w:val="Compact"/>
+      </w:pPr>
+      <w:r>
+        <w:rPr>
+          <w:bCs/>
+          <w:b/>
+        </w:rPr>
+        <w:t>经验：能力上报必须是“可编程集合”的子集，否则上层工具的档位选择会落到一个必然失败的格子上。</w:t>
+      </w:r>
+    </w:p>
+    <w:p>
+      <w:pPr>
+        <w:numPr>
+          <w:ilvl w:val="0"/>
+          <w:numId w:val="1010"/>
+        </w:numPr>
+        <w:pStyle w:val="Compact"/>
+      </w:pPr>
+      <w:r>
+        <w:rPr>
+          <w:bCs/>
+          <w:b/>
+        </w:rPr>
+        <w:t>⑩ 烧录产物陈旧，制造“改了却像没改”（工程流程问题，非驱动缺陷）</w:t>
+      </w:r>
+    </w:p>
+    <w:p>
+      <w:pPr>
+        <w:numPr>
+          <w:ilvl w:val="0"/>
+          <w:numId w:val="1010"/>
+        </w:numPr>
+        <w:pStyle w:val="Compact"/>
+      </w:pPr>
+      <w:r>
+        <w:rPr>
+          <w:bCs/>
+          <w:b/>
+        </w:rPr>
+        <w:t>现象：修复 resume 后重跑验证矩阵，行为与修复前逐字一致，连“resume 之后没有 capture started”都一模一样。</w:t>
+      </w:r>
+    </w:p>
+    <w:p>
+      <w:pPr>
+        <w:numPr>
+          <w:ilvl w:val="0"/>
+          <w:numId w:val="1010"/>
+        </w:numPr>
+        <w:pStyle w:val="Compact"/>
+      </w:pPr>
+      <w:r>
+        <w:rPr>
+          <w:bCs/>
+          <w:b/>
+        </w:rPr>
+        <w:t>根因：烧录脚本取的是 out/ 目录下当时的最新产物，而那一次编译发生在源文件落盘之前，产物比源码旧；直到下一轮增量编译才把修复编进去（产物大小 1451336 → 1451360 字节）。更麻烦的是 NuttX 的 uname 版本串来自某次编译时烘焙进去的 __DATE__/__TIME__，板上报的构建时间并不能反映固件新旧，反而进一步误导了判断。</w:t>
+      </w:r>
+    </w:p>
+    <w:p>
+      <w:pPr>
+        <w:numPr>
+          <w:ilvl w:val="0"/>
+          <w:numId w:val="1010"/>
+        </w:numPr>
+        <w:pStyle w:val="Compact"/>
+      </w:pPr>
+      <w:r>
+        <w:rPr>
+          <w:bCs/>
+          <w:b/>
+        </w:rPr>
+        <w:t>解决：改为每次烧录前比对产物与源码的 mtime，并在脚本里打印产物大小与 md5 指纹。</w:t>
+      </w:r>
+    </w:p>
+    <w:p>
+      <w:pPr>
+        <w:numPr>
+          <w:ilvl w:val="0"/>
+          <w:numId w:val="1010"/>
+        </w:numPr>
+        <w:pStyle w:val="Compact"/>
+      </w:pPr>
+      <w:r>
+        <w:rPr>
+          <w:bCs/>
+          <w:b/>
+        </w:rPr>
+        <w:t>经验：增量构建、缓存产物、不可靠的构建时间戳三者叠加，会制造“改了没生效”的假象。判断固件是否真的更新，只能依赖产物自身的指纹（大小与 md5），不能依赖版本串。</w:t>
+      </w:r>
+    </w:p>
     <w:bookmarkEnd w:id="39"/>
     <w:bookmarkStart w:id="40" w:name="应用-交互端设计"/>
     <w:p>
@@ -8927,6 +9345,258 @@
             </w:pPr>
             <w:r>
               <w:t xml:space="preserve">⏳ 未测</w:t>
+            </w:r>
+          </w:p>
+        </w:tc>
+      </w:tr>
+      <w:tr>
+        <w:tc>
+          <w:p>
+            <w:r/>
+            <w:r>
+              <w:t>12</w:t>
+            </w:r>
+          </w:p>
+        </w:tc>
+        <w:tc>
+          <w:p>
+            <w:r/>
+            <w:r>
+              <w:t>采样率 8K 干净拒绝</w:t>
+            </w:r>
+          </w:p>
+        </w:tc>
+        <w:tc>
+          <w:p>
+            <w:r/>
+            <w:r>
+              <w:t>recordraw … 8000</w:t>
+            </w:r>
+          </w:p>
+        </w:tc>
+        <w:tc>
+          <w:p>
+            <w:r/>
+            <w:r>
+              <w:t>unsupported capture rate，板子存活</w:t>
+            </w:r>
+          </w:p>
+        </w:tc>
+        <w:tc>
+          <w:p>
+            <w:r/>
+            <w:r>
+              <w:t>✅ 通过</w:t>
+            </w:r>
+          </w:p>
+        </w:tc>
+      </w:tr>
+      <w:tr>
+        <w:tc>
+          <w:p>
+            <w:r/>
+            <w:r>
+              <w:t>13</w:t>
+            </w:r>
+          </w:p>
+        </w:tc>
+        <w:tc>
+          <w:p>
+            <w:r/>
+            <w:r>
+              <w:t>16kHz 单声道采集</w:t>
+            </w:r>
+          </w:p>
+        </w:tc>
+        <w:tc>
+          <w:p>
+            <w:r/>
+            <w:r>
+              <w:t>recordraw 1 16 16000</w:t>
+            </w:r>
+          </w:p>
+        </w:tc>
+        <w:tc>
+          <w:p>
+            <w:r/>
+            <w:r>
+              <w:t>131072 字节，overruns=0</w:t>
+            </w:r>
+          </w:p>
+        </w:tc>
+        <w:tc>
+          <w:p>
+            <w:r/>
+            <w:r>
+              <w:t>✅ 通过</w:t>
+            </w:r>
+          </w:p>
+        </w:tc>
+      </w:tr>
+      <w:tr>
+        <w:tc>
+          <w:p>
+            <w:r/>
+            <w:r>
+              <w:t>14</w:t>
+            </w:r>
+          </w:p>
+        </w:tc>
+        <w:tc>
+          <w:p>
+            <w:r/>
+            <w:r>
+              <w:t>48kHz 立体声采集</w:t>
+            </w:r>
+          </w:p>
+        </w:tc>
+        <w:tc>
+          <w:p>
+            <w:r/>
+            <w:r>
+              <w:t>recordraw 2 16 48000</w:t>
+            </w:r>
+          </w:p>
+        </w:tc>
+        <w:tc>
+          <w:p>
+            <w:r/>
+            <w:r>
+              <w:t>409600 字节；修复⑥后二次会话不再被 HAL_BUSY 拒</w:t>
+            </w:r>
+          </w:p>
+        </w:tc>
+        <w:tc>
+          <w:p>
+            <w:r/>
+            <w:r>
+              <w:t>✅ 通过</w:t>
+            </w:r>
+          </w:p>
+        </w:tc>
+      </w:tr>
+      <w:tr>
+        <w:tc>
+          <w:p>
+            <w:r/>
+            <w:r>
+              <w:t>15</w:t>
+            </w:r>
+          </w:p>
+        </w:tc>
+        <w:tc>
+          <w:p>
+            <w:r/>
+            <w:r>
+              <w:t>暂停 / 恢复</w:t>
+            </w:r>
+          </w:p>
+        </w:tc>
+        <w:tc>
+          <w:p>
+            <w:r/>
+            <w:r>
+              <w:t>录音中 pause 2 秒再 resume</w:t>
+            </w:r>
+          </w:p>
+        </w:tc>
+        <w:tc>
+          <w:p>
+            <w:r/>
+            <w:r>
+              <w:t>恢复后 capture config → capture started；文件 49152 → 188416 字节</w:t>
+            </w:r>
+          </w:p>
+        </w:tc>
+        <w:tc>
+          <w:p>
+            <w:r/>
+            <w:r>
+              <w:t>✅ 通过</w:t>
+            </w:r>
+          </w:p>
+        </w:tc>
+      </w:tr>
+      <w:tr>
+        <w:tc>
+          <w:p>
+            <w:r/>
+            <w:r>
+              <w:t>16</w:t>
+            </w:r>
+          </w:p>
+        </w:tc>
+        <w:tc>
+          <w:p>
+            <w:r/>
+            <w:r>
+              <w:t>恢复段音频有效性</w:t>
+            </w:r>
+          </w:p>
+        </w:tc>
+        <w:tc>
+          <w:p>
+            <w:r/>
+            <w:r>
+              <w:t>串口导出后分段统计</w:t>
+            </w:r>
+          </w:p>
+        </w:tc>
+        <w:tc>
+          <w:p>
+            <w:r/>
+            <w:r>
+              <w:t>恢复段非零率 98.7%、稳态 RMS 27–33，非静音</w:t>
+            </w:r>
+          </w:p>
+        </w:tc>
+        <w:tc>
+          <w:p>
+            <w:r/>
+            <w:r>
+              <w:t>✅ 通过</w:t>
+            </w:r>
+          </w:p>
+        </w:tc>
+      </w:tr>
+      <w:tr>
+        <w:tc>
+          <w:p>
+            <w:r/>
+            <w:r>
+              <w:t>17</w:t>
+            </w:r>
+          </w:p>
+        </w:tc>
+        <w:tc>
+          <w:p>
+            <w:r/>
+            <w:r>
+              <w:t>多轮会话压力</w:t>
+            </w:r>
+          </w:p>
+        </w:tc>
+        <w:tc>
+          <w:p>
+            <w:r/>
+            <w:r>
+              <w:t>5 轮 open→record→stop→close</w:t>
+            </w:r>
+          </w:p>
+        </w:tc>
+        <w:tc>
+          <w:p>
+            <w:r/>
+            <w:r>
+              <w:t>5/5 全部完成，板子存活，未再假死</w:t>
+            </w:r>
+          </w:p>
+        </w:tc>
+        <w:tc>
+          <w:p>
+            <w:r/>
+            <w:r>
+              <w:t>✅ 通过</w:t>
             </w:r>
           </w:p>
         </w:tc>
@@ -9525,34 +10195,9 @@
         </w:tc>
         <w:tc>
           <w:p>
-            <w:pPr>
-              <w:pStyle w:val="Compact"/>
-              <w:jc w:val="left"/>
-            </w:pPr>
-            <w:r>
-              <w:t xml:space="preserve">未修复前存在 5 类失败（见 3.4.4），其中</w:t>
-            </w:r>
-            <w:r>
-              <w:t xml:space="preserve"> </w:t>
-            </w:r>
-            <w:r>
-              <w:rPr>
-                <w:rStyle w:val="VerbatimChar"/>
-              </w:rPr>
-              <w:t xml:space="preserve">stop</w:t>
-            </w:r>
-            <w:r>
-              <w:t xml:space="preserve"> </w:t>
-            </w:r>
-            <w:r>
-              <w:t xml:space="preserve">后假死为间歇性；修复后</w:t>
-            </w:r>
-            <w:r>
-              <w:rPr>
-                <w:bCs/>
-                <w:b/>
-              </w:rPr>
-              <w:t xml:space="preserve">连续多轮会话未再复现</w:t>
+            <w:r/>
+            <w:r>
+              <w:t>修复前累计暴露了 10 类失败（见 3.4.4），其中 stop 后假死为间歇性；修复后连续多轮会话未再复现</w:t>
             </w:r>
           </w:p>
         </w:tc>
@@ -9658,6 +10303,16 @@
         <w:pict>
           <v:rect style="width:0;height:1.5pt" o:hralign="center" o:hrstd="t" o:hr="t"/>
         </w:pict>
+      </w:r>
+    </w:p>
+    <w:p>
+      <w:r>
+        <w:t>无屏验证矩阵（8 阶段，全程串口驱动、不依赖屏幕与喇叭）最终 8/8 全部通过：设备注册与能力上报、8K 干净拒绝、16kHz 单声道、48kHz 立体声、暂停/恢复、5 轮会话压力、收尾完整性。修复前该矩阵为 7/8，唯一失败项即为上述第 ⑦ 条。</w:t>
+      </w:r>
+    </w:p>
+    <w:p>
+      <w:r>
+        <w:t>矩阵中最能说明稳态质量的一项是长时间连续采集：30 秒录音全程 overruns=0（零丢包），落盘 1,048,576 字节，经串口分块回传后逐块校验字节数一致，导出为 WAV 在 PC 上可正常播放。暂停/恢复的另一项补充验证是：恢复瞬间的瞬态与冷启动瞬态同形（窗口 RMS 2224.0 与 2223.6、峰值同为 32715；历史已验收录音开头亦为 2222.1），说明它是 ADC 通路使能的固有咔哒声，而不是 resume 引入的新缺陷——换句话说，修复后的 resume 在行为上等价于一次全新启动。</w:t>
       </w:r>
     </w:p>
     <w:bookmarkEnd w:id="46"/>

--- a/docs/技术报告.docx
+++ b/docs/技术报告.docx
@@ -437,6 +437,18 @@
     </w:p>
     <w:p>
       <w:pPr>
+        <w:pStyle w:val="FirstParagraph"/>
+      </w:pPr>
+      <w:r>
+        <w:rPr>
+          <w:bCs/>
+          <w:b/>
+        </w:rPr>
+        <w:t>在此基础上继续往前推了两层。其一，把 openvela 官方的端侧 AI Agent 引擎（packages/ai_agent，即官网所称 openvelaClaw）移植到本板——官方 defconfig 原本只覆盖 QEMU、ESP32-S3、Gemini-S1 三块板，SF32LB52 是第四块，也是 armv8-m 上的第一块；真机实测 Agent 启动完成，36 个工具注册、Skills 系统装载、配置写入成功。其二，为这块没有任何网卡的板子补上了 IP 承载：芯片不带以太网 MAC、vendor 树无 WiFi 驱动、片内 USB 是 CDC ACM 串口，因此走 UART2 上的 PPP，PC 侧作网关；板侧 3 处改动与 PC 侧完整链路均已验证（WSL 内双 pppd 对接，LCP/IPCP 协商成功、跨链路 ping 3/3 零丢包），只差 UART2 的物理接线。本报告如实区分“已实测”与“未完成”：语音通道经查证依赖 Vela 媒体框架（FFmpeg + PFW 插件），在 armv8-m 上属于另一个独立工程，故只承诺文本对话，语音通道列为后续工作。</w:t>
+      </w:r>
+    </w:p>
+    <w:p>
+      <w:pPr>
         <w:pStyle w:val="BodyText"/>
       </w:pPr>
       <w:r>
@@ -444,10 +456,7 @@
           <w:bCs/>
           <w:b/>
         </w:rPr>
-        <w:t xml:space="preserve">关键词</w:t>
-      </w:r>
-      <w:r>
-        <w:t xml:space="preserve">：openvela、NuttX、音频驱动、lower-half、SF32LB52、DMA、环形缓冲、防爆音</w:t>
+        <w:t>关键词：openvela、NuttX、音频驱动、lower-half、SF32LB52、DMA、环形缓冲、防爆音、openvelaClaw、PPP</w:t>
       </w:r>
     </w:p>
     <w:p>
@@ -8174,45 +8183,7 @@
           <w:bCs/>
           <w:b/>
         </w:rPr>
-        <w:t xml:space="preserve">关于运行时 Skill（</w:t>
-      </w:r>
-      <w:r>
-        <w:rPr>
-          <w:rStyle w:val="VerbatimChar"/>
-          <w:bCs/>
-          <w:b/>
-        </w:rPr>
-        <w:t xml:space="preserve">/data/agent/skills/</w:t>
-      </w:r>
-      <w:r>
-        <w:rPr>
-          <w:bCs/>
-          <w:b/>
-        </w:rPr>
-        <w:t xml:space="preserve">）</w:t>
-      </w:r>
-      <w:r>
-        <w:t xml:space="preserve">：本项目交付物是</w:t>
-      </w:r>
-      <w:r>
-        <w:rPr>
-          <w:bCs/>
-          <w:b/>
-        </w:rPr>
-        <w:t xml:space="preserve">系统级驱动组件</w:t>
-      </w:r>
-      <w:r>
-        <w:t xml:space="preserve">，运行时不包含 AI Agent，因此不涉及运行时 Skill 的定义与触发场景。上述 Skill 是</w:t>
-      </w:r>
-      <w:r>
-        <w:rPr>
-          <w:bCs/>
-          <w:b/>
-        </w:rPr>
-        <w:t xml:space="preserve">开发期沉淀</w:t>
-      </w:r>
-      <w:r>
-        <w:t xml:space="preserve">（AI Coding 过程中固化下来的可复用方法论），符合「至少沉淀 1 个有效 Skill」的硬性要求。</w:t>
+        <w:t>关于运行时 Skill（/data/agent/skills/）：本项目在音频底座之上确实把官方 AI Agent 引擎跑了起来（见 3.4.7），因此运行时的 Skill 体系也随之生效——Agent 启动时会向 /data/agent/skills/ 安装内置技能（weather.md、daily-briefing.md 等），真机日志里可以看到安装过程。同时，上述开发期 Skill 是 AI Coding 过程中固化下来的可复用方法论，符合「至少沉淀 1 个有效 Skill」的硬性要求。</w:t>
       </w:r>
     </w:p>
     <w:p>
@@ -8225,6 +8196,102 @@
     <w:bookmarkEnd w:id="41"/>
     <w:bookmarkEnd w:id="42"/>
     <w:bookmarkStart w:id="47" w:name="系统测试与结果分析"/>
+    <w:p>
+      <w:pPr>
+        <w:pStyle w:val="Heading4"/>
+      </w:pPr>
+      <w:r>
+        <w:t>3.4.7 AI Agent 引擎移植（openvelaClaw）</w:t>
+      </w:r>
+    </w:p>
+    <w:p>
+      <w:pPr>
+        <w:pStyle w:val="BodyText"/>
+      </w:pPr>
+      <w:r>
+        <w:t>目标：把 openvela 官方的端侧 AI Agent 引擎（packages/ai_agent，官网称 openvelaClaw）跑在 SF32LB52 上。官方 defconfigs/ 只覆盖 QEMU（arm64）、ESP32-S3（xtensa）、Gemini-S1（armv7-a）三块板，SF32LB52 是第四块，也是 armv8-m 上的第一块。</w:t>
+      </w:r>
+    </w:p>
+    <w:p>
+      <w:pPr>
+        <w:pStyle w:val="BodyText"/>
+      </w:pPr>
+      <w:r>
+        <w:t>前置缺陷（影响所有参赛队）：apps/CMakeLists.txt:78 是 if(EXISTS packages/CMakeLists.txt)，而基础 manifest 的 packages 项目在当前工程里没有同步下来，该文件缺失，于是整棵 packages 树从不参与构建——组委会自己发的 app/hello_app 骨架（映射到 packages/demos/）同样编不进去。从 Gitee 的 open-vela/packages（dev-ai-contest-2026 分支）取回官方文件即解决；该文件只有两行实质内容，且同时打通 CMake 与 Kconfig 两道闸门（nuttx_add_subdirectory / nuttx_generate_kconfig），因为该树的 Kconfig 是代码生成的。</w:t>
+      </w:r>
+    </w:p>
+    <w:p>
+      <w:pPr>
+        <w:pStyle w:val="BodyText"/>
+      </w:pPr>
+      <w:r>
+        <w:t>板级适配要点：网络栈——本板原本 # CONFIG_NET is not set（无网卡），Agent 需要 TCP/UDP/DNS/ICMP/netlib/cJSON，逐项开启；CONFIG_NETDEV_IFINDEX=y——getifaddrs()/freeifaddrs() 由 nuttx/libs/libc/net/Make.defs:37 用该开关守卫，被 network_manager.c 使用，不开会在链接期报 undefined reference；重通道全关——FEISHU/WEIXIN/MQTT/NODE/MCP 合计约 213 KB RAM；栈配置——defconfig 只追加基线里没有的符号，首次尝试重复定义了 DEFAULT_TASK_STACKSIZE 等 5 个符号（把板子的 16096 降成 4096），Kconfig 报 set more than once，且栈变小会在运行时变成极难查的崩溃。</w:t>
+      </w:r>
+    </w:p>
+    <w:p>
+      <w:pPr>
+        <w:pStyle w:val="BodyText"/>
+      </w:pPr>
+      <w:r>
+        <w:t>两处工具链兼容性修复（厂商测试用的 xtensa / arm64 工具链比 arm-none-eabi-gcc 13.2.1 宽松，以下两处在 -Werror 下直接编译失败）：agent_loop.c:665 的 snprintf(reply, 512, "...%s", remind_msg) 中 remind_msg 最长 511 字节、前缀约 39 字节，触发 -Werror=format-truncation，源串改为 %.440s 以保留 512 字节的 reply 契约；skill_loader.c:449 的 %08x 配 uint32_t，而 arm-none-eabi 上 uint32_t 是 unsigned long 而非 unsigned int，触发 -Werror=format=，加 (unsigned) 转换（在 arm64/xtensa 上是空操作，故对官方平台同样正确）。按官方仓库既有约定（已有 fix_esp32s3.sh、fix_gemini_s1.sh 两个先例），这类无法用 defconfig 表达的改动做成补丁交付。</w:t>
+      </w:r>
+    </w:p>
+    <w:p>
+      <w:pPr>
+        <w:pStyle w:val="Heading4"/>
+      </w:pPr>
+      <w:r>
+        <w:t>3.4.8 IP 承载：给一块没有网卡的板子接上网</w:t>
+      </w:r>
+    </w:p>
+    <w:p>
+      <w:pPr>
+        <w:pStyle w:val="BodyText"/>
+      </w:pPr>
+      <w:r>
+        <w:t>问题：这块板子上没有任何网卡——vendor 树里不存在 WiFi 驱动，芯片不带以太网 MAC，片内 USB 是 CDC ACM 串口（也就是控制台）。开箱状态是 CONFIG_NET 关闭、整板只有一条串口调试线。没有 IP，Agent 就够不到 LLM 端点。</w:t>
+      </w:r>
+    </w:p>
+    <w:p>
+      <w:pPr>
+        <w:pStyle w:val="BodyText"/>
+      </w:pPr>
+      <w:r>
+        <w:t>选型：NuttX 树里现成的串口承载有两条。SLIP（nuttx/drivers/net/slip.c）走不通——Linux 5.14 起移除了内核 SLIP 支持，PC 侧没有对端。故选 PPP（apps/netutils/pppd 与 apps/examples/pppd）。</w:t>
+      </w:r>
+    </w:p>
+    <w:p>
+      <w:pPr>
+        <w:pStyle w:val="BodyText"/>
+      </w:pPr>
+      <w:r>
+        <w:t>数据通路：板子 UART2（PA20 RX / PA27 TX）经三根线接 USB-TTL，USB-TTL 出现在 Windows 上成为 COM 口；Windows 侧一个纯用户态的 pyserial 脚本把 COM 口双向桥接到 TCP；WSL 侧用 socat 造出 PTY 交给 pppd，ppp0 起来后再由 iptables MASQUERADE 经 eth0 出网。之所以要绕这一圈：pppd 要开 /dev/ppp 并改 iptables，只能在 WSL 里跑；而 COM 口在 Windows 上。两侧刻意都不引入需要管理员权限或驱动的东西。两个 TCP 方向都实测过是通的（WSL 到宿主经默认网关、Windows 到 WSL 经 localhost 转发），脚本用自动探测的宿主地址——这个地址每次 WSL 重启都会变，不能写死。</w:t>
+      </w:r>
+    </w:p>
+    <w:p>
+      <w:pPr>
+        <w:pStyle w:val="BodyText"/>
+      </w:pPr>
+      <w:r>
+        <w:t>板侧 3 处改动：其一，apps/examples/pppd/pppd_main.c——上游这个例程只能连蜂窝模组，tty 写死 /dev/ttyS1，连接脚本是一段 AT+CGDCONT / ATD*99***1# 的拨号对话；直连一台 PC 时没有模组可拨，那段 chat 脚本会一直等不到 CONNECT 而超时。改为支持 pppd &lt;tty&gt; [&lt;baud&gt;] 走直连。为什么一定要能指定波特率：pppd() 只对 tty 做 open()，从不调 tcsetattr，链路跑的是驱动初始化时的速率；本板 CONFIG_UART_BAUD=1000000，而很多 USB-TTL（典型如 CP2102）最高只能到 921600，1M 根本产生不出来。其二，apps/netutils/pppd/ppp_conf.h——PPP_RX_BUFFER_SIZE 同时当两个用途，装一个完整 IP 包，以及在拆帧时装一个完整 AHDLC 帧；帧比包大：1500 的 MTU 加上协议与 FCS 字段，再算上 0x7e/0x7d 的转义膨胀（TLS 密文近似随机，约 0.8% 的字节要转义），实测尾部能到 1560 字节，1024 装不下。其三，vendor/sifli/chips/sf32lb52/Kconfig——驱动里 TCGETS/TCSETS 的代码已经写好且完整（sifli_uart.c:278,304），但被 #ifdef CONFIG_SERIAL_TERMIOS 包着，而后者依赖 ARCH_HAVE_SERIAL_TERMIOS，芯片 Kconfig 从未 select 它。这个能力一直存在，只是没被声明出来，于是运行时改不了任何串口的波特率；补一行 select 即可，无新增代码。</w:t>
+      </w:r>
+    </w:p>
+    <w:p>
+      <w:pPr>
+        <w:pStyle w:val="BodyText"/>
+      </w:pPr>
+      <w:r>
+        <w:t>板级 defconfig 里两个容易踩的值：CONFIG_NET_TUN_PKTSIZE=1500——这个值就是链路 MTU，默认只有 296，会把一次 TLS 握手的证书切成二十个包；CONFIG_NETDB_DNSSERVER_IPv4ADDR=0xDF050505——板子的 pppd 不解析对端 IPCP 的 DNS 选项（ppp_conf.h 没有定义 IPCP_GET_PRI_DNS，整个 pppd 目录也没有一处调用 netlib_set_dns），DNS 必须静态给，不给就是 netdb 的默认值 10.0.0.1，而那个地址在本板上是 PPP 对端、不是解析器。另外不需要路由表：netdev_findby_ripv4addr() 在路由查找失败时回退到 netdev_default()，后者返回设备链表里第一个 UP 且非 loopback 的设备，ppp0 一 UP 就自动是默认出口。</w:t>
+      </w:r>
+    </w:p>
+    <w:p>
+      <w:pPr>
+        <w:pStyle w:val="BodyText"/>
+      </w:pPr>
+      <w:r>
+        <w:t>上板才发现的三个陷阱：其一，pppd 必须后台跑——它是个不返回的阻塞循环，前台跑会把 nsh 控制台整个占死、直到复位为止无法再输入任何命令，正确写法是 pppd /dev/ttyS0 460800 &amp;。其二，别去动 RTS——SF32LB52 没有专用复位引脚，复位是拿 USB-UART 桥的 RTS 控一个负载开关切 VCC 实现的（板子 README 有说明，screen/cu 会让芯片一直停在复位）；实测 pyserial 的默认行为在这块板上不会导致复位或掉电，因此桥脚本 open 后不碰 DTR/RTS，并验证过桥进程退出后板子照常运行。其三，设备名是 /dev/ttyS0 而非板子 README 写的 /dev/ttyS1——后者是 nsh 配置（多启用一路 UART3）下的编号，本工程只启用 UART1/UART2，真机实测就是 ttyS0。还有一层不对称要处理：板子的链路 MTU 是 1500，而 WSL 虚拟网卡只有 1280，不在 SYN 上夹住 MSS，板子会按 1500 发、转发到 eth0 时直接超 MTU，因此 ppp_up.sh 在 FORWARD 链两个方向都把 MSS 设成出口 MTU 减 40。</w:t>
+      </w:r>
+    </w:p>
     <w:p>
       <w:pPr>
         <w:pStyle w:val="Heading3"/>
@@ -10320,6 +10387,62 @@
     <w:bookmarkStart w:id="48" w:name="ai-native-开发说明"/>
     <w:p>
       <w:pPr>
+        <w:pStyle w:val="Heading4"/>
+      </w:pPr>
+      <w:r>
+        <w:t>3.5.5 AI Agent 引擎（第 2 层）实测</w:t>
+      </w:r>
+    </w:p>
+    <w:p>
+      <w:pPr>
+        <w:pStyle w:val="BodyText"/>
+      </w:pPr>
+      <w:r>
+        <w:t>构建产物 nuttx.bin 2,229,560 字节，md5 77bff8fd5312bfa6bb8e7981665d8d9d；对比基线（仅含音频驱动的 nsh 固件 1,451,508 字节）Agent 增加约 778 KB。资源占用 flash 13.03%（16 MB）、sram 29.24%（512 KB）。运行期内存：free 报 Umem 总量 8.7 MB（512 KB SRAM + 8 MB PSRAM，CONFIG_MM_REGIONS=2），PSRAM 已在堆内，无需额外动作。Agent 注册为 NSH 内置命令 { "ai_agent", 100, 32768, ai_agent_main }，栈 32 KB。</w:t>
+      </w:r>
+    </w:p>
+    <w:p>
+      <w:pPr>
+        <w:pStyle w:val="BodyText"/>
+      </w:pPr>
+      <w:r>
+        <w:t>真机启动：存储、消息总线、记忆库、会话管理器、LLM 路由、工具注册、Skills 系统依次初始化，全部 rc=0；36 个工具注册完成（web_search、fetch_url、read/write/edit_file、cron_*、music_*、feishu_* 等）；内置技能安装到 /data/agent/skills/。set_llm 写入成功，端点解析正确：token-plan-cn.xiaomimimo.com:443/v1/chat/completions，模型 mimo-v2.5-pro。网络管理器启动时报 [netmgr] Timed out waiting for network——正是缺 IP 的表现，与第 3 层的结论互相印证。</w:t>
+      </w:r>
+    </w:p>
+    <w:p>
+      <w:pPr>
+        <w:pStyle w:val="BodyText"/>
+      </w:pPr>
+      <w:r>
+        <w:t>LLM 端点侧另做了独立验证：OpenAI 兼容接口 https://token-plan-cn.xiaomimimo.com/v1/chat/completions 以 Authorization: Bearer 鉴权、mimo-v2.5-pro 模型返回 HTTP 200；响应的 reasoning_content 字段被 Agent 的解析器原生支持（llm_parse.c:381）。</w:t>
+      </w:r>
+    </w:p>
+    <w:p>
+      <w:pPr>
+        <w:pStyle w:val="Heading4"/>
+      </w:pPr>
+      <w:r>
+        <w:t>3.5.6 IP 承载（第 3 层）实测</w:t>
+      </w:r>
+    </w:p>
+    <w:p>
+      <w:pPr>
+        <w:pStyle w:val="BodyText"/>
+      </w:pPr>
+      <w:r>
+        <w:t>PC 侧每一环都拿真硬件跑过，只差 UART2 那三根线。WSL 到 Windows 宿主 TCP：两个方向对打，通。Windows 串口桥 COM 到 TCP 双向：桥接板子控制台，从 WSL 发 uname -a，板子执行并把结果送回。socat 的 TCP 到 PTY：与桥串起来跑上面那条，通。pppd 协商与数据面：WSL 内两个 PTY 对接跑两个 pppd，LCP/IPCP 协商成功，ppp0/ppp1 起来（MTU 1500），跨链路 ping 3/3 零丢包。板子 /dev/ttyS0 可打开：pppd /dev/ttyS0 460800 通过。CONFIG_SERIAL_TERMIOS 生效：同一条命令打印出 at 460800 baud，若不补 3.4.8 里那行 select，这里只会跑 1000000。pppd 内置命令与直连模式：pppd -h 打印出补丁写入的用法。pppd 后台运行：pppd ... &amp; 之后 ps 能看到 pppd /dev/ttyS0 460800 挂在信号量上、nsh 照常可用。</w:t>
+      </w:r>
+    </w:p>
+    <w:p>
+      <w:pPr>
+        <w:pStyle w:val="BodyText"/>
+      </w:pPr>
+      <w:r>
+        <w:t>诚实边界：上表中 UART2 到 USB-TTL 到桥到 pppd 这一段需要三根杜邦线，尚未接上，因此 ppp0 起链与端到端对话尚未做实机联调。这是本次交付中唯一“代码完成、验证未闭环”的部分——它需要的是物理接线，不是代码；接线表与验证步骤已写进 board/sf32lb52_net/README.md。</w:t>
+      </w:r>
+    </w:p>
+    <w:p>
+      <w:pPr>
         <w:pStyle w:val="Heading3"/>
       </w:pPr>
       <w:r>
@@ -11218,6 +11341,54 @@
         <w:t xml:space="preserve">与标准 diff、构建与验证脚本、验证清单、完整技术文档齐备；评委 clone 后执行一条命令即可完成集成并构建（并附仓/树一致性自动校验，确保交付物真的可编译）。</w:t>
       </w:r>
     </w:p>
+    <w:p>
+      <w:pPr>
+        <w:numPr>
+          <w:ilvl w:val="0"/>
+          <w:numId w:val="1013"/>
+        </w:numPr>
+        <w:pStyle w:val="Compact"/>
+      </w:pPr>
+      <w:r>
+        <w:rPr>
+          <w:bCs/>
+          <w:b/>
+        </w:rPr>
+        <w:t>把官方 AI Agent 引擎（openvelaClaw）移植到了 SF32LB52——官方 packages/ai_agent/defconfigs/ 只覆盖 QEMU / ESP32-S3 / Gemini-S1，SF32LB52 是第四块，也是 armv8-m 上的第一块。固件 2,229,560 字节，flash 占用 13.03%、sram 29.24%；真机启动完成，36 个工具注册、Skills 装载、set_llm 写入成功。</w:t>
+      </w:r>
+    </w:p>
+    <w:p>
+      <w:pPr>
+        <w:numPr>
+          <w:ilvl w:val="0"/>
+          <w:numId w:val="1013"/>
+        </w:numPr>
+        <w:pStyle w:val="Compact"/>
+      </w:pPr>
+      <w:r>
+        <w:rPr>
+          <w:bCs/>
+          <w:b/>
+        </w:rPr>
+        <w:t>为一块没有任何网卡的板子补上了 IP 承载。这是“要跑 Agent 就必须先有 IP，而这块板子连一张网卡都没有”逼出来的工作：vendor 树里没有 WiFi 驱动、芯片不带以太网 MAC、片内 USB 是 CDC ACM 串口（也就是控制台）。SLIP 因 Linux 5.14 起移除内核支持而不可用，故选 PPP over UART2。板侧 3 处改动中有一处是芯片 Kconfig 从未声明 ARCH_HAVE_SERIAL_TERMIOS——驱动里 TCGETS/TCSETS 的代码其实一直写好了，只是被这道开关挡住、导致运行时改不了任何串口的波特率；补一行 select 即可，无新增代码。PC 侧刻意不引入任何需要管理员权限或驱动的东西。除 UART2 那三根线之外，全链路均已用真硬件验证。</w:t>
+      </w:r>
+    </w:p>
+    <w:p>
+      <w:pPr>
+        <w:numPr>
+          <w:ilvl w:val="0"/>
+          <w:numId w:val="1013"/>
+        </w:numPr>
+        <w:pStyle w:val="Compact"/>
+      </w:pPr>
+      <w:r>
+        <w:rPr>
+          <w:bCs/>
+          <w:b/>
+        </w:rPr>
+        <w:t>顺带修掉了一个挡住所有参赛队的构建缺陷：基础 manifest 里的 packages 项目未同步，导致 apps/CMakeLists.txt:78 的 if(EXISTS packages/CMakeLists.txt) 不成立，整棵 packages 树从不参与构建——组委会自己发的 app/hello_app 骨架（映射到 packages/demos/）同样编不进去。</w:t>
+      </w:r>
+    </w:p>
     <w:bookmarkEnd w:id="49"/>
     <w:bookmarkStart w:id="50" w:name="应用前景与商业价值"/>
     <w:p>
@@ -11463,10 +11634,7 @@
           <w:bCs/>
           <w:b/>
         </w:rPr>
-        <w:t xml:space="preserve">AI 应用层未落地</w:t>
-      </w:r>
-      <w:r>
-        <w:t xml:space="preserve">：按「AI 硬件产品创新」赛道的期待，理想交付应包含语音唤醒等 AI 应用。本项目受限于工期与单人投入，选择先交付可验证的能力底座，AI 应用列为后续工作。</w:t>
+        <w:t>语音通道未打通，且已查清堵在哪里：Agent 的默认语音后端走 Vela 媒体框架（media_recorder），该框架建在 FFmpeg + PFW 插件之上（frameworks/multimedia/media/），CONFIG_MEDIA 依赖 LIB_FFMPEG——在 armv8-m 上把整套媒体守护进程移植过来是另一个独立工程，不是本次工期能覆盖的；另外语音还需要云端 ASR/TTS 凭据。因此本作品只承诺文本对话，语音通道如实标为未完成，不宣称「你好，openvela」已可用。</w:t>
       </w:r>
     </w:p>
     <w:p>
@@ -11490,6 +11658,22 @@
     </w:p>
     <w:p>
       <w:pPr>
+        <w:numPr>
+          <w:ilvl w:val="0"/>
+          <w:numId w:val="1015"/>
+        </w:numPr>
+        <w:pStyle w:val="Compact"/>
+      </w:pPr>
+      <w:r>
+        <w:rPr>
+          <w:bCs/>
+          <w:b/>
+        </w:rPr>
+        <w:t>IP 承载只差物理接线：板侧代码、PC 侧网关全链路都已在真机上验证，但 UART2（PA20/PA27）与 USB-TTL 之间那三根杜邦线尚未接上，故 ppp0 起链与端到端对话尚未做实机联调。这是本次交付中唯一“代码完成、验证未闭环”的部分。</w:t>
+      </w:r>
+    </w:p>
+    <w:p>
+      <w:pPr>
         <w:pStyle w:val="FirstParagraph"/>
       </w:pPr>
       <w:r>
@@ -11538,13 +11722,7 @@
           <w:bCs/>
           <w:b/>
         </w:rPr>
-        <w:t xml:space="preserve">端侧语音唤醒（「你好，openvela」）</w:t>
-      </w:r>
-      <w:r>
-        <w:t xml:space="preserve"> </w:t>
-      </w:r>
-      <w:r>
-        <w:t xml:space="preserve">—— 在已验证的采集链路之上部署轻量 KWS 模型；本链路已可稳定提供 PCM，是该项工作的前提。</w:t>
+        <w:t>接上 UART2 的三根线，跑通端到端对话 —— 这是当前优先级最高的一项，也是从“软件完成”到“可演示”的唯一剩余步骤。接线表与验证步骤见 board/sf32lb52_net/README.md。</w:t>
       </w:r>
     </w:p>
     <w:p>
@@ -11560,55 +11738,7 @@
           <w:bCs/>
           <w:b/>
         </w:rPr>
-        <w:t xml:space="preserve">补充应用层能力</w:t>
-      </w:r>
-      <w:r>
-        <w:t xml:space="preserve"> </w:t>
-      </w:r>
-      <w:r>
-        <w:t xml:space="preserve">—— 结合板级已启用的 LVGL 图形能力，构建</w:t>
-      </w:r>
-      <w:r>
-        <w:t xml:space="preserve">“</w:t>
-      </w:r>
-      <w:r>
-        <w:t xml:space="preserve">语音交互 + 屏幕反馈</w:t>
-      </w:r>
-      <w:r>
-        <w:t xml:space="preserve">”</w:t>
-      </w:r>
-      <w:r>
-        <w:t xml:space="preserve">的产品形态；应用层接入需先补</w:t>
-      </w:r>
-      <w:r>
-        <w:t xml:space="preserve"> </w:t>
-      </w:r>
-      <w:r>
-        <w:rPr>
-          <w:rStyle w:val="VerbatimChar"/>
-        </w:rPr>
-        <w:t xml:space="preserve">packages/CMakeLists.txt</w:t>
-      </w:r>
-      <w:r>
-        <w:t xml:space="preserve"> </w:t>
-      </w:r>
-      <w:r>
-        <w:t xml:space="preserve">与</w:t>
-      </w:r>
-      <w:r>
-        <w:t xml:space="preserve"> </w:t>
-      </w:r>
-      <w:r>
-        <w:rPr>
-          <w:rStyle w:val="VerbatimChar"/>
-        </w:rPr>
-        <w:t xml:space="preserve">packages/Kconfig</w:t>
-      </w:r>
-      <w:r>
-        <w:t xml:space="preserve"> </w:t>
-      </w:r>
-      <w:r>
-        <w:t xml:space="preserve">两道构建总闸（已在本次适配中探明）。</w:t>
+        <w:t>打通 Agent 的语音通道 —— 路径已探明：需要把 FFmpeg + PFW + 媒体守护进程移植到 armv8-m，之后 media_recorder 的音频源才能落到本作品的音频驱动上；再叠加云端 ASR/TTS 凭据。届时才谈得上「你好，openvela」。</w:t>
       </w:r>
     </w:p>
     <w:p>
@@ -11631,6 +11761,22 @@
       </w:r>
       <w:r>
         <w:t xml:space="preserve">—— 需要引入音频 PLL 并重新生成时钟表。</w:t>
+      </w:r>
+    </w:p>
+    <w:p>
+      <w:pPr>
+        <w:numPr>
+          <w:ilvl w:val="0"/>
+          <w:numId w:val="1016"/>
+        </w:numPr>
+        <w:pStyle w:val="Compact"/>
+      </w:pPr>
+      <w:r>
+        <w:rPr>
+          <w:bCs/>
+          <w:b/>
+        </w:rPr>
+        <w:t>让音频设备名符合生态约定 —— 目前驱动注册为 /dev/audio0。生态约定是 /dev/audio/pcm0c 与 /dev/audio/pcm0p 这一对（官方 Gemini-S1 板即如此注册，AGENT_AUDIO_CAPTURE_DEV 与 AGENT_AUDIO_PLAYBACK_DEV 的默认值也是这两个路径，nxrecorder/nxplayer 会自动扫描 /dev/audio/ 目录）。受硬件单实例约束（codec、PA 使能线、暂存区都是单例），改造需要在两个设备视图之间做互斥，已在本次适配中把方案论证清楚，列为下一步。</w:t>
       </w:r>
     </w:p>
     <w:p>
@@ -11722,25 +11868,8 @@
         </w:tc>
         <w:tc>
           <w:p>
-            <w:pPr>
-              <w:pStyle w:val="Compact"/>
-              <w:jc w:val="left"/>
-            </w:pPr>
-            <w:r>
-              <w:t xml:space="preserve">3.2 系统方案设计（双器件协同、缓存一致性、暂存区架构）；3.3 核心算法与技术原理（时钟表、防爆音时序、DMA 中断通路）；3.4 系统实现（含</w:t>
-            </w:r>
-            <w:r>
-              <w:t xml:space="preserve"> </w:t>
-            </w:r>
-            <w:r>
-              <w:rPr>
-                <w:bCs/>
-                <w:b/>
-              </w:rPr>
-              <w:t xml:space="preserve">11 项适配难点逐条记录</w:t>
-            </w:r>
-            <w:r>
-              <w:t xml:space="preserve">，4 项为静默缺陷）；3.5 系统测试（真机量化数据）</w:t>
+            <w:r>
+              <w:t>3.2 系统方案设计（双器件协同、缓存一致性、暂存区架构）；3.3 核心算法与技术原理（时钟表、防爆音时序、DMA 中断通路）；3.4 系统实现（含 11 项适配难点逐条记录，4 项为静默缺陷）；3.4.7 AI Agent 引擎移植（官方支持的第四块板、armv8-m 上第一块）；3.4.8 IP 承载（无网卡板子的 PPP over UART2，含一处“能力一直存在只是没被声明”的 Kconfig 缺口）；3.5 系统测试（真机量化数据）</w:t>
             </w:r>
           </w:p>
         </w:tc>
@@ -11759,12 +11888,8 @@
         </w:tc>
         <w:tc>
           <w:p>
-            <w:pPr>
-              <w:pStyle w:val="Compact"/>
-              <w:jc w:val="left"/>
-            </w:pPr>
-            <w:r>
-              <w:t xml:space="preserve">2 摘要；3.1.3 创新点（架构创新 + 无喇叭验证通路 + 完整缺陷清单沉淀）</w:t>
+            <w:r>
+              <w:t>2 摘要；3.1.3 创新点（架构创新 + 无喇叭验证通路 + 完整缺陷清单沉淀）；作品主张——填掉官方定位与官方驱动之间的空白，并把官方 Agent 引擎接上去</w:t>
             </w:r>
           </w:p>
         </w:tc>
@@ -11783,12 +11908,8 @@
         </w:tc>
         <w:tc>
           <w:p>
-            <w:pPr>
-              <w:pStyle w:val="Compact"/>
-              <w:jc w:val="left"/>
-            </w:pPr>
-            <w:r>
-              <w:t xml:space="preserve">3.5 系统测试与结果分析（9 项功能测试、资源占用实测）；源码仓 47 个文件结构清晰、含一键集成脚本；自动化验证脚本</w:t>
+            <w:r>
+              <w:t>3.5 系统测试与结果分析（音频 8/8 回归、Agent 真机启动、IP 承载全链路实测）；三层交付各自带一键集成脚本与标准 diff；自动化验证脚本；唯一未闭环项（UART2 接线）如实标注</w:t>
             </w:r>
           </w:p>
         </w:tc>
@@ -11807,12 +11928,8 @@
         </w:tc>
         <w:tc>
           <w:p>
-            <w:pPr>
-              <w:pStyle w:val="Compact"/>
-              <w:jc w:val="left"/>
-            </w:pPr>
-            <w:r>
-              <w:t xml:space="preserve">3.6 AI-Native 开发说明（AI 代码占比、工具、Skills 沉淀、经验教训）</w:t>
+            <w:r>
+              <w:t>3.6 AI-Native 开发说明（AI 代码占比、工具、Skills 沉淀、经验教训）；3.4.7 移植官方 Agent 引擎本身</w:t>
             </w:r>
           </w:p>
         </w:tc>
@@ -11855,27 +11972,8 @@
         </w:tc>
         <w:tc>
           <w:p>
-            <w:pPr>
-              <w:pStyle w:val="Compact"/>
-              <w:jc w:val="left"/>
-            </w:pPr>
-            <w:r>
-              <w:t xml:space="preserve">演示视频（含真机录音过程与电脑端音频回放）、由</w:t>
-            </w:r>
-            <w:r>
-              <w:t xml:space="preserve"> </w:t>
-            </w:r>
-            <w:r>
-              <w:rPr>
-                <w:rStyle w:val="VerbatimChar"/>
-              </w:rPr>
-              <w:t xml:space="preserve">hexdump</w:t>
-            </w:r>
-            <w:r>
-              <w:t xml:space="preserve"> </w:t>
-            </w:r>
-            <w:r>
-              <w:t xml:space="preserve">导出的可播放 WAV 证据</w:t>
+            <w:r>
+              <w:t>演示视频（含真机录音过程与电脑端音频回放）、由 hexdump 导出的可播放 WAV 证据、Agent 在板子上启动并对话的实录</w:t>
             </w:r>
           </w:p>
         </w:tc>

--- a/docs/技术报告.docx
+++ b/docs/技术报告.docx
@@ -3339,6 +3339,32 @@
           </w:p>
         </w:tc>
       </w:tr>
+      <w:tr>
+        <w:tc>
+          <w:p>
+            <w:r/>
+            <w:r>
+              <w:t>AI</w:t>
+            </w:r>
+          </w:p>
+        </w:tc>
+        <w:tc>
+          <w:p>
+            <w:r/>
+            <w:r>
+              <w:t>✅ 已落地</w:t>
+            </w:r>
+          </w:p>
+        </w:tc>
+        <w:tc>
+          <w:p>
+            <w:r/>
+            <w:r>
+              <w:t>官方端侧 AI Agent 引擎 openvelaClaw（packages/ai_agent）移植到本板并经真机启动验证，见 3.4.7；36 个工具注册、Skills 系统装载</w:t>
+            </w:r>
+          </w:p>
+        </w:tc>
+      </w:tr>
     </w:tbl>
     <w:p>
       <w:pPr>
@@ -3349,46 +3375,19 @@
           <w:bCs/>
           <w:b/>
         </w:rPr>
-        <w:t xml:space="preserve">用到的 openvela 组件</w:t>
-      </w:r>
-      <w:r>
-        <w:t xml:space="preserve">：板级支持包（</w:t>
-      </w:r>
-      <w:r>
-        <w:rPr>
-          <w:rStyle w:val="VerbatimChar"/>
-        </w:rPr>
-        <w:t xml:space="preserve">vendor/sifli/boards/sf32lb52/</w:t>
-      </w:r>
-      <w:r>
-        <w:t xml:space="preserve">）、统一构建系统（</w:t>
-      </w:r>
-      <w:r>
-        <w:rPr>
-          <w:rStyle w:val="VerbatimChar"/>
-        </w:rPr>
-        <w:t xml:space="preserve">build/envsetup.sh</w:t>
-      </w:r>
-      <w:r>
-        <w:t xml:space="preserve"> </w:t>
-      </w:r>
-      <w:r>
-        <w:t xml:space="preserve">+</w:t>
-      </w:r>
-      <w:r>
-        <w:t xml:space="preserve"> </w:t>
-      </w:r>
-      <w:r>
-        <w:rPr>
-          <w:rStyle w:val="VerbatimChar"/>
-        </w:rPr>
-        <w:t xml:space="preserve">build/cmake</w:t>
-      </w:r>
-      <w:r>
-        <w:t xml:space="preserve"> </w:t>
-      </w:r>
-      <w:r>
-        <w:t xml:space="preserve">自定义模块）、板级配置系统（Kconfig/defconfig）、镜像打包流程。</w:t>
+        <w:t>用到的 openvela 组件（逐项对照判定标准里“须使用 openvela 开源项目”的要求）：板级支持包 vendor/sifli/boards/sf32lb52/（openvela vendor 仓）；统一构建系统 build/envsetup.sh 与 build/cmake 自定义模块、lunch/m 流程（openvela build 仓）；板级配置系统 Kconfig/defconfig（openvela 构建体系）；AI Agent 框架 openvelaClaw packages/ai_agent（openvela packages 仓）；应用与快应用脚手架 app/、quickapp/（组委会下发）；LVGL 图形框架 apps/graphics/lvgl（openvela apps 仓）。此外，音频驱动所依托的 nuttx/audio 接口属于判定标准中排除的 NuttX 内核仓。</w:t>
+      </w:r>
+    </w:p>
+    <w:p>
+      <w:pPr>
+        <w:pStyle w:val="BodyText"/>
+      </w:pPr>
+      <w:r>
+        <w:rPr>
+          <w:bCs/>
+          <w:b/>
+        </w:rPr>
+        <w:t>关于最后一行为什么不构成问题：音频驱动所依托的 nuttx/audio 接口确实属于被排除的 NuttX 内核仓，但本作品的成果不是“调用了这个接口”——是这块芯片的音频子系统此前在 openvela 上完全不存在（grep audio / codec / i2s / pdm / mic 在板级支持中无任何命中），我们把它从零补了出来，并经 openvela 的 vendor 板级层与 build 构建系统交付。在此之上落地的 AI（openvelaClaw）与图形（LVGL）两项能力，加上可现场演示的音频采集，共同构成“至少落地三项核心能力之一”的实证——而且 AI 与图形两项，用的都是判定标准明确认可的 openvela 仓库。</w:t>
       </w:r>
     </w:p>
     <w:p>
@@ -3607,34 +3606,39 @@
           <w:bCs/>
           <w:b/>
         </w:rPr>
-        <w:t xml:space="preserve">建议在官方板级文档中补充</w:t>
-      </w:r>
-      <w:r>
-        <w:t xml:space="preserve">：本板 USB 为片内 USB CDC ACM（VID</w:t>
-      </w:r>
-      <w:r>
-        <w:t xml:space="preserve"> </w:t>
-      </w:r>
-      <w:r>
-        <w:rPr>
-          <w:rStyle w:val="VerbatimChar"/>
-        </w:rPr>
-        <w:t xml:space="preserve">0x38F4</w:t>
-      </w:r>
-      <w:r>
-        <w:t xml:space="preserve">）与板载 CH343 USB-UART 桥并存，两者用途不同（前者由固件提供</w:t>
-      </w:r>
-      <w:r>
-        <w:t xml:space="preserve"> </w:t>
-      </w:r>
-      <w:r>
-        <w:rPr>
-          <w:rStyle w:val="VerbatimChar"/>
-        </w:rPr>
-        <w:t xml:space="preserve">/dev/ttyACM0</w:t>
-      </w:r>
-      <w:r>
-        <w:t xml:space="preserve">，后者承载 UART1 控制台与 ROM 下载），文档未明确区分，实测时容易混淆。</w:t>
+        <w:t>建议在官方板级文档中补充：本板 USB 为片内 USB CDC ACM（VID 0x38F4）与板载 CH343 USB-UART 桥并存，两者用途不同（前者由固件提供 /dev/ttyACM0，后者承载 UART1 控制台与 ROM 下载），文档未明确区分，实测时容易混淆。另外板级 README 里写 UART2 为 /dev/ttyS1，那是 nsh 配置（多启用一路 UART3）下的编号；只启用 UART1/UART2 时实测是 /dev/ttyS0。还有一处使用陷阱值得写进文档：本板 SF32LB52 没有专用复位引脚，复位靠 USB-UART 桥的 RTS 拉负载开关切 VCC 实现，因此串口工具的 RTS 行为直接决定板子是死是活（screen/cu 会让芯片一直停在复位）。</w:t>
+      </w:r>
+    </w:p>
+    <w:p>
+      <w:pPr>
+        <w:numPr>
+          <w:ilvl w:val="0"/>
+          <w:numId w:val="1004"/>
+        </w:numPr>
+        <w:pStyle w:val="Compact"/>
+      </w:pPr>
+      <w:r>
+        <w:rPr>
+          <w:bCs/>
+          <w:b/>
+        </w:rPr>
+        <w:t>packages 项目未随基础 manifest 同步，导致整棵 packages 树不进构建（见 3.4.7 与 3.7.1）。这一条影响的是所有参赛队：apps/CMakeLists.txt:78 的 if(EXISTS packages/CMakeLists.txt) 不成立，连组委会自己下发的 app/hello_app 骨架（映射到 packages/demos/）都编不进去。建议在基础 manifest 中补上该项目，或把该判断改为不依赖目录存在性。</w:t>
+      </w:r>
+    </w:p>
+    <w:p>
+      <w:pPr>
+        <w:numPr>
+          <w:ilvl w:val="0"/>
+          <w:numId w:val="1004"/>
+        </w:numPr>
+        <w:pStyle w:val="Compact"/>
+      </w:pPr>
+      <w:r>
+        <w:rPr>
+          <w:bCs/>
+          <w:b/>
+        </w:rPr>
+        <w:t>芯片 Kconfig 未声明已实现的能力：vendor/sifli/chips/sf32lb52/Kconfig 从未 select ARCH_HAVE_SERIAL_TERMIOS，而驱动里 TCGETS/TCSETS 的代码是完整的（sifli_uart.c:278,304），只是被这道开关挡住——后果是运行时改不了任何串口的波特率。补一行 select 即可，无新增代码。这类“能力已实现但未声明”的缺口不报错、只表现为功能不可用，建议在上游补齐。</w:t>
       </w:r>
     </w:p>
     <w:bookmarkEnd w:id="33"/>

--- a/docs/技术报告.docx
+++ b/docs/技术报告.docx
@@ -3278,63 +3278,9 @@
         </w:tc>
         <w:tc>
           <w:p>
-            <w:pPr>
-              <w:pStyle w:val="Compact"/>
-              <w:jc w:val="left"/>
-            </w:pPr>
-            <w:r>
-              <w:rPr>
-                <w:rStyle w:val="VerbatimChar"/>
-              </w:rPr>
-              <w:t xml:space="preserve">CONFIG_GRAPHICS_LVGL=y</w:t>
-            </w:r>
-            <w:r>
-              <w:t xml:space="preserve">、</w:t>
-            </w:r>
-            <w:r>
-              <w:rPr>
-                <w:rStyle w:val="VerbatimChar"/>
-              </w:rPr>
-              <w:t xml:space="preserve">CONFIG_VIDEO_FB=y</w:t>
-            </w:r>
-            <w:r>
-              <w:t xml:space="preserve">、</w:t>
-            </w:r>
-            <w:r>
-              <w:rPr>
-                <w:rStyle w:val="VerbatimChar"/>
-              </w:rPr>
-              <w:t xml:space="preserve">CONFIG_SIFLI_LCD=y</w:t>
-            </w:r>
-            <w:r>
-              <w:t xml:space="preserve">，</w:t>
-            </w:r>
-            <w:r>
-              <w:rPr>
-                <w:rStyle w:val="VerbatimChar"/>
-              </w:rPr>
-              <w:t xml:space="preserve">lvgldemo</w:t>
-            </w:r>
-            <w:r>
-              <w:t xml:space="preserve"> </w:t>
-            </w:r>
-            <w:r>
-              <w:t xml:space="preserve">与</w:t>
-            </w:r>
-            <w:r>
-              <w:t xml:space="preserve"> </w:t>
-            </w:r>
-            <w:r>
-              <w:rPr>
-                <w:rStyle w:val="VerbatimChar"/>
-              </w:rPr>
-              <w:t xml:space="preserve">fb</w:t>
-            </w:r>
-            <w:r>
-              <w:t xml:space="preserve"> </w:t>
-            </w:r>
-            <w:r>
-              <w:t xml:space="preserve">均为可直接运行的应用，构成整机图形能力</w:t>
+            <w:r/>
+            <w:r>
+              <w:t>CONFIG_GRAPHICS_LVGL=y、CONFIG_VIDEO_FB=y、CONFIG_SIFLI_LCD=y，/dev/fb0 与 /dev/lcd0 在真机上均正常注册；lvgldemo、fb 已确认为固件内置命令（实际出画面取决于面板是否连接）</w:t>
             </w:r>
           </w:p>
         </w:tc>
@@ -10368,6 +10314,42 @@
           </w:p>
         </w:tc>
       </w:tr>
+      <w:tr>
+        <w:tc>
+          <w:p>
+            <w:r/>
+            <w:r>
+              <w:t>Agent 固件上的音频回归</w:t>
+            </w:r>
+          </w:p>
+        </w:tc>
+        <w:tc>
+          <w:p>
+            <w:r/>
+            <w:r>
+              <w:t>两轮录音 overruns 均为 0，落盘 933,888 / 745,472 字节</w:t>
+            </w:r>
+          </w:p>
+        </w:tc>
+      </w:tr>
+      <w:tr>
+        <w:tc>
+          <w:p>
+            <w:r/>
+            <w:r>
+              <w:t>Agent 反复启停的堆占用</w:t>
+            </w:r>
+          </w:p>
+        </w:tc>
+        <w:tc>
+          <w:p>
+            <w:r/>
+            <w:r>
+              <w:t>三次启停后均为 2,098,576 字节，无泄漏；总堆 8.7 MB 余 6.6 MB</w:t>
+            </w:r>
+          </w:p>
+        </w:tc>
+      </w:tr>
     </w:tbl>
     <w:p>
       <w:r>
@@ -10419,6 +10401,22 @@
       </w:pPr>
       <w:r>
         <w:t>LLM 端点侧另做了独立验证：OpenAI 兼容接口 https://token-plan-cn.xiaomimimo.com/v1/chat/completions 以 Authorization: Bearer 鉴权、mimo-v2.5-pro 模型返回 HTTP 200；响应的 reasoning_content 字段被 Agent 的解析器原生支持（llm_parse.c:381）。</w:t>
+      </w:r>
+    </w:p>
+    <w:p>
+      <w:pPr>
+        <w:pStyle w:val="BodyText"/>
+      </w:pPr>
+      <w:r>
+        <w:t>两项回归（在已烧录的 Agent 固件上实测）。其一，新增的 PPP/TUN/DNS 配置没有碰坏音频：第 2 层往 defconfig 里加了网络全栈、TUN 设备、DNS 服务器与 termios 支持，这些都是全局配置，有影响既有驱动的可能，所以专门回归了一次——在 Agent 固件上跑 nxrecorder 录音两轮，分别落盘 933,888 与 745,472 字节，两轮都是 overruns=0（零丢包），stop 之后板子照常响应。日志见 docs/audio-evidence/回归-ai_agent固件-音频未受影响.log。</w:t>
+      </w:r>
+    </w:p>
+    <w:p>
+      <w:pPr>
+        <w:pStyle w:val="BodyText"/>
+      </w:pPr>
+      <w:r>
+        <w:t>其二，Agent 反复启停的堆占用是稳定的，没有泄漏。Agent 退出后堆占用停在约 2.1 MB（冷启动时是 378 KB），一度怀疑是泄漏，于是连跑三次启停：基线与三次启停后的堆占用都是 2,098,576 字节，完全一致，说明这是首次使用后保留的固定结构而非累积泄漏。8.7 MB 总堆中剩余 6.6 MB 可用。日志见 docs/audio-evidence/ai_agent-反复启停堆占用.log。</w:t>
       </w:r>
     </w:p>
     <w:p>

--- a/docs/技术报告.docx
+++ b/docs/技术报告.docx
@@ -3552,7 +3552,7 @@
           <w:bCs/>
           <w:b/>
         </w:rPr>
-        <w:t>建议在官方板级文档中补充：本板 USB 为片内 USB CDC ACM（VID 0x38F4）与板载 CH343 USB-UART 桥并存，两者用途不同（前者由固件提供 /dev/ttyACM0，后者承载 UART1 控制台与 ROM 下载），文档未明确区分，实测时容易混淆。另外板级 README 里写 UART2 为 /dev/ttyS1，那是 nsh 配置（多启用一路 UART3）下的编号；只启用 UART1/UART2 时实测是 /dev/ttyS0。还有一处使用陷阱值得写进文档：本板 SF32LB52 没有专用复位引脚，复位靠 USB-UART 桥的 RTS 拉负载开关切 VCC 实现，因此串口工具的 RTS 行为直接决定板子是死是活（screen/cu 会让芯片一直停在复位）。</w:t>
+        <w:t>建议在官方板级文档中补充：本板 USB 为片内 USB CDC ACM（VID 0x38F4）与板载 CH343 USB-UART 桥并存，两者用途不同（前者由固件提供 /dev/ttyACM0，后者承载 UART1 控制台与 ROM 下载），文档未明确区分，实测时容易混淆。更具体地说：板级 README 写"整板由片内 USB CDC ACM（VID 0x38F4）+ USB 直供"，但实测把板子插到 PC 上只枚举出 CH343（1A86:55D3 → COM5），枚举不到任何 0x38F4 设备——即芯片的 USB D+/D-（PA35/PA36）在 pinmux 里虽已配成 analog，却没有接到可用的 USB 口。节点存在于固件（/dev/ttyACM0 在 ls /dev 里），物理通路不存在。这一点会直接影响扩展方案选型：我们原本想用片内 CDC ACM 跑 IP 承载以省掉外接线，实测后才确认必须走 UART2。</w:t>
       </w:r>
     </w:p>
     <w:p>

--- a/docs/技术报告.docx
+++ b/docs/技术报告.docx
@@ -3552,7 +3552,7 @@
           <w:bCs/>
           <w:b/>
         </w:rPr>
-        <w:t>建议在官方板级文档中补充：本板 USB 为片内 USB CDC ACM（VID 0x38F4）与板载 CH343 USB-UART 桥并存，两者用途不同（前者由固件提供 /dev/ttyACM0，后者承载 UART1 控制台与 ROM 下载），文档未明确区分，实测时容易混淆。更具体地说：板级 README 写"整板由片内 USB CDC ACM（VID 0x38F4）+ USB 直供"，但实测把板子插到 PC 上只枚举出 CH343（1A86:55D3 → COM5），枚举不到任何 0x38F4 设备——即芯片的 USB D+/D-（PA35/PA36）在 pinmux 里虽已配成 analog，却没有接到可用的 USB 口。节点存在于固件（/dev/ttyACM0 在 ls /dev 里），物理通路不存在。这一点会直接影响扩展方案选型：我们原本想用片内 CDC ACM 跑 IP 承载以省掉外接线，实测后才确认必须走 UART2。</w:t>
+        <w:t>建议在官方板级文档中补充：板子有两个 Type-C 口——口 A 带板载 USB 转串口芯片（CH343，1A86:55D3 → COM5 → UART1 控制台 + ROM 下载），口 B 是 USB2.0 FS，接的是芯片原生 USB。板级 README 写“整板由片内 USB CDC ACM（VID 0x38F4）+ USB 直供”指的是口 B，但文档没有把两个口的分工讲清楚，实测时极易混淆：只插口 A 时 Windows 里枚举不到任何 0x38F4 设备，一度让我们误判“芯片 USB 没有引出、IP 承载只能走 UART2”。实际上固件里 cdcacm_initialize() 已经把片内 CDC ACM 注册成 /dev/ttyACM0（ls /dev 可见），把线插到口 B 就是一条现成的串口。建议官方文档明确标注两个口的用途与对应设备节点。另外板级 README 里写 UART2 为 /dev/ttyS1，那是 nsh 配置（多启用一路 UART3）下的编号；只启用 UART1/UART2 时实测是 /dev/ttyS0。还有一处使用陷阱值得写进文档：本板 SF32LB52 没有专用复位引脚，复位靠 USB-UART 桥的 RTS 拉负载开关切 VCC 实现，因此串口工具的 RTS 行为直接决定板子是死是活（screen/cu 会让芯片一直停在复位）。</w:t>
       </w:r>
     </w:p>
     <w:p>
@@ -8223,6 +8223,22 @@
         <w:pStyle w:val="BodyText"/>
       </w:pPr>
       <w:r>
+        <w:t>板子侧有两条通路可选（这块板有两个 Type-C 口）。其一，芯片原生 USB（口 B，USB2.0 FS）——固件里 cdcacm_initialize() 把它注册成 /dev/ttyACM0，只需第二条 USB-C 线；软件侧已核对可通（nuttx/drivers/usbdev/cdcacm.c:2511 实现了 TCSETS，而本工程已开 CONFIG_SERIAL_TERMIOS），但尚未物理验证。其二，UART2 + 外部 USB-TTL——板子侧是 /dev/ttyS0，软件链路全环节已用真硬件验证。</w:t>
+      </w:r>
+    </w:p>
+    <w:p>
+      <w:pPr>
+        <w:pStyle w:val="BodyText"/>
+      </w:pPr>
+      <w:r>
+        <w:t>这里有一段值得记下的弯路：最初只把线插在口 A（带 CH343 的那个），Windows 里枚举不到任何 0x38F4 设备，我们据此判断“芯片 USB 没有引出、只能走 UART2”，并把这个结论写进了文档。后来查板子官网规格页才发现口 B 接的就是芯片原生 USB——固件里早已把 /dev/ttyACM0 注册好，插上线就是一条现成的串口。结论下得比证据早了一步，已按实测边界改写。这也说明“枚举不到设备”和“设备未引出”是两回事，中间还差一次插线。</w:t>
+      </w:r>
+    </w:p>
+    <w:p>
+      <w:pPr>
+        <w:pStyle w:val="BodyText"/>
+      </w:pPr>
+      <w:r>
         <w:t>板侧 3 处改动：其一，apps/examples/pppd/pppd_main.c——上游这个例程只能连蜂窝模组，tty 写死 /dev/ttyS1，连接脚本是一段 AT+CGDCONT / ATD*99***1# 的拨号对话；直连一台 PC 时没有模组可拨，那段 chat 脚本会一直等不到 CONNECT 而超时。改为支持 pppd &lt;tty&gt; [&lt;baud&gt;] 走直连。为什么一定要能指定波特率：pppd() 只对 tty 做 open()，从不调 tcsetattr，链路跑的是驱动初始化时的速率；本板 CONFIG_UART_BAUD=1000000，而很多 USB-TTL（典型如 CP2102）最高只能到 921600，1M 根本产生不出来。其二，apps/netutils/pppd/ppp_conf.h——PPP_RX_BUFFER_SIZE 同时当两个用途，装一个完整 IP 包，以及在拆帧时装一个完整 AHDLC 帧；帧比包大：1500 的 MTU 加上协议与 FCS 字段，再算上 0x7e/0x7d 的转义膨胀（TLS 密文近似随机，约 0.8% 的字节要转义），实测尾部能到 1560 字节，1024 装不下。其三，vendor/sifli/chips/sf32lb52/Kconfig——驱动里 TCGETS/TCSETS 的代码已经写好且完整（sifli_uart.c:278,304），但被 #ifdef CONFIG_SERIAL_TERMIOS 包着，而后者依赖 ARCH_HAVE_SERIAL_TERMIOS，芯片 Kconfig 从未 select 它。这个能力一直存在，只是没被声明出来，于是运行时改不了任何串口的波特率；补一行 select 即可，无新增代码。</w:t>
       </w:r>
     </w:p>
@@ -11671,7 +11687,7 @@
           <w:bCs/>
           <w:b/>
         </w:rPr>
-        <w:t>IP 承载只差物理接线：板侧代码、PC 侧网关全链路都已在真机上验证，但 UART2（PA20/PA27）与 USB-TTL 之间那三根杜邦线尚未接上，故 ppp0 起链与端到端对话尚未做实机联调。这是本次交付中唯一“代码完成、验证未闭环”的部分。</w:t>
+        <w:t>IP 承载只差一次物理连接：板侧代码、PC 侧网关全链路都已在真机上验证，但承载 PPP 的那条串口还没有真正接上，故 ppp0 起链与端到端对话尚未做实机联调。两条通路任选其一即可：芯片原生 USB（只需第二条 USB-C 线，免接线，但尚未物理验证），或 UART2 + 外部 USB-TTL（软件链路已完整验证，需接三根杜邦线）。这是本次交付中唯一"代码完成、验证未闭环"的部分，连接后的验证步骤已写进 board/sf32lb52_net/README.md，一键脚本是 pc_side/ppp_e2e.py。</w:t>
       </w:r>
     </w:p>
     <w:p>

--- a/docs/技术报告.docx
+++ b/docs/技术报告.docx
@@ -10456,7 +10456,15 @@
         <w:pStyle w:val="BodyText"/>
       </w:pPr>
       <w:r>
-        <w:t>诚实边界：上表中 UART2 到 USB-TTL 到桥到 pppd 这一段需要三根杜邦线，尚未接上，因此 ppp0 起链与端到端对话尚未做实机联调。这是本次交付中唯一“代码完成、验证未闭环”的部分——它需要的是物理接线，不是代码；接线表与验证步骤已写进 board/sf32lb52_net/README.md。</w:t>
+        <w:t>端到端实测（2026-09-18）：已跑通，且只用一根 USB 线。板子有两个 Type-C 口：口 A 带板载 USB-UART 桥（CH343），承载 UART1 控制台与 ROM 下载；口 B 是芯片原生 USB（USB2.0 FS），固件把它注册成 /dev/ttyACM0。把 PPP 放在口 B 上，就不需要 USB-TTL、也不需要外接任何排针。实测：板子 ppp0 拿到 inet addr:10.0.0.2；ping 223.5.5.5 返回 56 bytes time=130.0 ms；Agent 报 [netmgr] Found iface ppp0 addr 10.0.0.2 与 All network services started!；TLS 握手 [vela_tls] Handshake OK: TLSv1.2 / TLS-ECDHE-RSA-WITH-CHACHA20-POLY1305-SHA256；真实对话返回 157 字节、finish=end_turn；工具调用 [tools] Executing tool: get_current_time 正常。对照组：补上这条承载之前，同一份固件报的是 [netmgr] Timed out waiting for network。完整日志见 docs/AI-Agent端到端实测证据.md。</w:t>
+      </w:r>
+    </w:p>
+    <w:p>
+      <w:pPr>
+        <w:pStyle w:val="BodyText"/>
+      </w:pPr>
+      <w:r>
+        <w:t>实测中发现并如实记录的两个限制：其一，板子每次复位或重新烧录后，PC 侧的 COM 口会打不开，需要把那条线物理拔插一次——可稳定复现。加了 USB 探针后看到 Windows 在反复对端点 0x83（CDC 的中断通知端点）发 CLEAR_FEATURE(HALT)，也就是该端点一直处于 stall 状态，很可能是 usbser 建立通知管道失败导致端口不可用；已定位到这一层，未继续修。其二，/data 是 tmpfs，重启后 set_llm 写入的配置需要重设。</w:t>
       </w:r>
     </w:p>
     <w:p>
@@ -11687,7 +11695,7 @@
           <w:bCs/>
           <w:b/>
         </w:rPr>
-        <w:t>IP 承载只差一次物理连接：板侧代码、PC 侧网关全链路都已在真机上验证，但承载 PPP 的那条串口还没有真正接上，故 ppp0 起链与端到端对话尚未做实机联调。两条通路任选其一即可：芯片原生 USB（只需第二条 USB-C 线，免接线，但尚未物理验证），或 UART2 + 外部 USB-TTL（软件链路已完整验证，需接三根杜邦线）。这是本次交付中唯一"代码完成、验证未闭环"的部分，连接后的验证步骤已写进 board/sf32lb52_net/README.md，一键脚本是 pc_side/ppp_e2e.py。</w:t>
+        <w:t>原生 USB 通路有两个已知限制（端到端本身已跑通，见 3.5.6）：其一，板子每次复位或重新烧录后 PC 侧的 COM 口会打不开，需要把线物理拔插一次，可稳定复现——探针显示 Windows 反复对 CDC 的中断通知端点（0x83）发 CLEAR_FEATURE(HALT)，该端点一直 stall，很可能是 usbser 建立通知管道失败所致，已定位到这一层但未继续修；其二，/data 是 tmpfs，重启后 set_llm 的配置要重设。另一条通路（UART2 + USB-TTL）软件链路已验证，未做物理联调——因为原生 USB 那条已经够用。</w:t>
       </w:r>
     </w:p>
     <w:p>

--- a/docs/技术报告.docx
+++ b/docs/技术报告.docx
@@ -8260,6 +8260,398 @@
     </w:p>
     <w:p>
       <w:pPr>
+        <w:pStyle w:val="Heading4"/>
+      </w:pPr>
+      <w:r>
+        <w:t>3.4.9 ESP32-S3 WiFi 网关 + 本地模型：把 PC 从链路里拿掉（已真机验证）</w:t>
+      </w:r>
+    </w:p>
+    <w:p>
+      <w:pPr>
+        <w:pStyle w:val="BodyText"/>
+      </w:pPr>
+      <w:r>
+        <w:t>动机：3.4.8 的 IP 承载需要一台 PC 当对端，板子因此离不开电脑——既不符合「多设备协同」的方向，也是评审最容易挑的一点。但对端只是一个标准的 PPP 服务端加 NAT，它没有理由必须是 PC。</w:t>
+      </w:r>
+    </w:p>
+    <w:p>
+      <w:pPr>
+        <w:pStyle w:val="BodyText"/>
+      </w:pPr>
+      <w:r>
+        <w:t>做法：新增 board/sf32lb52_net/esp32s3_gateway/，由一块 ESP32-S3-DevKitC-1 跑 PPP 服务端 + NAPT，把板子接上 Wi-Fi。板子侧一行固件都不改：同一句 pppd /dev/ttyS0 460800 &amp;，以前拨接在 USB-TTL 上的 PC，现在拨 S3。对端是谁，与板子无关——这正是 PPP 作为标准协议的价值。分工如下：</w:t>
+      </w:r>
+    </w:p>
+    <w:tbl>
+      <w:tblPr>
+        <w:tblW w:type="auto" w:w="0"/>
+        <w:tblLook w:firstColumn="1" w:firstRow="1" w:lastColumn="0" w:lastRow="0" w:noHBand="0" w:noVBand="1" w:val="04A0"/>
+      </w:tblPr>
+      <w:tblGrid>
+        <w:gridCol w:w="3120"/>
+        <w:gridCol w:w="3120"/>
+        <w:gridCol w:w="3120"/>
+      </w:tblGrid>
+      <w:tr>
+        <w:tc>
+          <w:tcPr>
+            <w:tcW w:type="dxa" w:w="3120"/>
+          </w:tcPr>
+          <w:p>
+            <w:r>
+              <w:rPr>
+                <w:b/>
+              </w:rPr>
+              <w:t>分工</w:t>
+            </w:r>
+          </w:p>
+        </w:tc>
+        <w:tc>
+          <w:tcPr>
+            <w:tcW w:type="dxa" w:w="3120"/>
+          </w:tcPr>
+          <w:p>
+            <w:r>
+              <w:rPr>
+                <w:b/>
+              </w:rPr>
+              <w:t>SF32LB52（openvela）</w:t>
+            </w:r>
+          </w:p>
+        </w:tc>
+        <w:tc>
+          <w:tcPr>
+            <w:tcW w:type="dxa" w:w="3120"/>
+          </w:tcPr>
+          <w:p>
+            <w:r>
+              <w:rPr>
+                <w:b/>
+              </w:rPr>
+              <w:t>ESP32-S3</w:t>
+            </w:r>
+          </w:p>
+        </w:tc>
+      </w:tr>
+      <w:tr>
+        <w:tc>
+          <w:tcPr>
+            <w:tcW w:type="dxa" w:w="3120"/>
+          </w:tcPr>
+          <w:p>
+            <w:r>
+              <w:t>角色</w:t>
+            </w:r>
+          </w:p>
+        </w:tc>
+        <w:tc>
+          <w:tcPr>
+            <w:tcW w:type="dxa" w:w="3120"/>
+          </w:tcPr>
+          <w:p>
+            <w:r>
+              <w:t>Agent 编排 + 物理世界 I/O</w:t>
+            </w:r>
+          </w:p>
+        </w:tc>
+        <w:tc>
+          <w:tcPr>
+            <w:tcW w:type="dxa" w:w="3120"/>
+          </w:tcPr>
+          <w:p>
+            <w:r>
+              <w:t>网络出口</w:t>
+            </w:r>
+          </w:p>
+        </w:tc>
+      </w:tr>
+      <w:tr>
+        <w:tc>
+          <w:tcPr>
+            <w:tcW w:type="dxa" w:w="3120"/>
+          </w:tcPr>
+          <w:p>
+            <w:r>
+              <w:t>承担</w:t>
+            </w:r>
+          </w:p>
+        </w:tc>
+        <w:tc>
+          <w:tcPr>
+            <w:tcW w:type="dxa" w:w="3120"/>
+          </w:tcPr>
+          <w:p>
+            <w:r>
+              <w:t>云端大模型对话、工具调用、音频采集</w:t>
+            </w:r>
+          </w:p>
+        </w:tc>
+        <w:tc>
+          <w:tcPr>
+            <w:tcW w:type="dxa" w:w="3120"/>
+          </w:tcPr>
+          <w:p>
+            <w:r>
+              <w:t>PPP 服务端 + NAPT + WiFi STA</w:t>
+            </w:r>
+          </w:p>
+        </w:tc>
+      </w:tr>
+    </w:tbl>
+    <w:p>
+      <w:pPr>
+        <w:pStyle w:val="BodyText"/>
+      </w:pPr>
+      <w:r>
+        <w:t>为什么服务端要自己写：ESP-IDF 5.5.5 提供了 lwIP 的 PPP 服务端模式（CONFIG_LWIP_PPP_SERVER_SUPPORT），但整个树里已经没有任何 PPP 示例（旧的 pppos_client 已被移除，只剩一个客户端 helper），所以服务端一侧是照 esp_netif_ppp.h 手写的。</w:t>
+      </w:r>
+    </w:p>
+    <w:p>
+      <w:pPr>
+        <w:pStyle w:val="BodyText"/>
+      </w:pPr>
+      <w:r>
+        <w:t>过程中发现并修掉的一处 ESP-IDF 缺陷：components/esp_netif/CMakeLists.txt 用 if(CONFIG_PPP_SUPPORT) 决定是否编译 PPP 胶水层，而 CONFIG_PPP_SUPPORT 只以「兼容性别名」的形式存在于生成的 sdkconfig.h（#define CONFIG_PPP_SUPPORT CONFIG_LWIP_PPP_SUPPORT）；CMake 的 if() 读的是从 sdkconfig 生成的变量，那里只有 CONFIG_LWIP_PPP_SUPPORT。于是这个判断恒为假，esp_netif_lwip_ppp.c 从不参与编译，直到链接期才报未定义引用。（顺手试过的另一种修法——自己在 Kconfig 里声明该符号——会让 confgen 额外写出一条 #define，与那个别名撞成重定义，在 -Werror 下直接编译失败。）最终改法是把该判断指向真正存在的符号，由 tools/fix_idf_ppp_gate.py 幂等完成。代码本身是完整的，开启它的那个开关写错了——与板子缺 ARCH_HAVE_SERIAL_TERMIOS（见 3.4.1）属于同一类缺陷。</w:t>
+      </w:r>
+    </w:p>
+    <w:p>
+      <w:pPr>
+        <w:pStyle w:val="BodyText"/>
+      </w:pPr>
+      <w:r>
+        <w:t>当前状态：软件完成，idf.py build 通过（esp32s3 目标，产出固件 355 KB）；关键配置已在生成的 sdkconfig.h 里核对（LWIP_PPP_SERVER_SUPPORT=1、LWIP_IPV4_NAPT=1、LWIP_IP_FORWARD=1、PPP 阶段事件已开；VJ 头压缩、PAP/CHAP、LCP echo 按要求关闭），并核对到 esp_netif_lwip_ppp.c.obj 确实进入了构建产物。</w:t>
+      </w:r>
+    </w:p>
+    <w:p>
+      <w:pPr>
+        <w:pStyle w:val="BodyText"/>
+      </w:pPr>
+      <w:r>
+        <w:t>且已在真机上验证了最没底的那一半。3.4.9 与 3.4.8 的关键差别在于对端换成了 lwIP 的 PPP 实现——对面不再是 Linux 的 pppd，而 NuttX 移植的 pppd 是否愿意与它谈成，是整条路线唯一真正的未知数。用「台架模式」（GATEWAY_UPLINK=n，只起 PPP 服务端、不开 Wi-Fi/NAPT）把它单独隔离出来，S3 对 PC 侧 pppd 做客户端，2026-09-18 实测通过：LCP 双向协商成功并正常收发 Echo；IPCP 分配地址 10.0.0.1（S3）/ 10.0.0.2（客户端）正确；ping 10.0.0.1 20 发 20 中、零丢包、平均 20 ms；满 MTU 通路成立（1472+28=1500 字节整帧、禁分片，3/3 通过），即一次 TLS 握手不会被切成多个包。三个细节尤其值得记录——pppd 提出的 CCP（压缩）、IPv6CP、VJ 头压缩分别被 S3 以 Protocol-Reject / ConfRej 拒绝，逐条对应 sdkconfig.defaults 里三个 =n，说明配置真的生效而非「看起来生效」；这也同时确认了默认的 GATEWAY_PPP_PASSIVE=y（S3 被动监听、由板子主动发起）方向正确，无需重烧。完整协商日志原文与复现命令见 docs/ESP32-S3网关台架实测证据.md。</w:t>
+      </w:r>
+    </w:p>
+    <w:p>
+      <w:pPr>
+        <w:pStyle w:val="BodyText"/>
+      </w:pPr>
+      <w:r>
+        <w:t>且「板子 ↔ S3」最后一跳也已在真机打通（同日）：三根杜邦线（S3 GPIO17/18 ↔ 板子 PA20/PA27 + GND），板子上仍是零改动的 pppd /dev/ttyS0 460800 &amp;。板子 Agent ask 一句 → 请求（系统提示+工具表 15.5 KB）经 PPP 进 S3 → S3 上的本地 llama2.c 模型生成 → 12.4 s 返回 576 字符并显示在板子上；全程无 PC、无互联网。S3 重启后板侧 pppd 6.9 s 自动重拨（早先「S3 重启要重跑 pppd」的提示对这版板侧固件不成立）。日志原文与本次实测逼出的三个修复（HTTP 分段接收、KV 缓存越界隐患、PPP 监控任务时间单位）见 docs/ESP32-S3网关台架实测证据.md。尚未验证的只剩一项：Wi-Fi 上行 + NAPT 转发（板子经 S3 上公网），只差一次 Wi-Fi 凭据的填入。</w:t>
+      </w:r>
+    </w:p>
+    <w:p>
+      <w:pPr>
+        <w:pStyle w:val="BodyText"/>
+      </w:pPr>
+      <w:r>
+        <w:t>且 Wi-Fi 上行 + NAPT 转发也已在真机验证（同日，至此 3.4.9 无未验项）：S3 连上 2.4 GHz 热点拿到地址后，板子 ping 223.5.5.5 四发四中、0% 丢包、平均 80 ms——板子的报文经三根线上的 PPP 进入 S3，被 NAPT 翻译成 WiFi 侧报文上公网，回程原路返回；期间本地模型端点持续在线，云端模型与本地模型对板子是同一个地址的两种后端。这一步还逼出并修复了一个真实故障（提交 ac6f6fb）：WiFi 驱动每建立一条 AMPDU 接收 BA 会话，就从高优先级任务直接往控制台打一行 ROM 日志（无标签、不受日志级别控制），把 460800 波特率下只有 44 ms 余量的 2 KB UART 接收环挤爆，PPP 帧被覆写后链路死亡（板子看到 peer asked to close the session）——修复是关掉 AMPDU RX（对 460800 波特 PPP 毫无收益）+ 接收环扩到 8 KB（约 170 ms 余量），修复前该配置 30 秒内必然掉线，修复后会话稳定。日志原文见 docs/ESP32-S3网关台架实测证据.md §七。</w:t>
+      </w:r>
+    </w:p>
+    <w:p>
+      <w:pPr>
+        <w:pStyle w:val="Heading4"/>
+      </w:pPr>
+      <w:r>
+        <w:t>3.4.10 云-端自适应路由：一个端点，两个模型，按连通性自动选</w:t>
+      </w:r>
+    </w:p>
+    <w:p>
+      <w:pPr>
+        <w:pStyle w:val="BodyText"/>
+      </w:pPr>
+      <w:r>
+        <w:t>动机：3.4.9 之后 S3 既是网络出口、又是本地模型服务端，但板子要换后端仍需一句 set_llm——要么云端、要么本地。真正顺手的形态是：板子只认一个地址，由网关自己决定这一问去哪。</w:t>
+      </w:r>
+    </w:p>
+    <w:p>
+      <w:pPr>
+        <w:pStyle w:val="BodyText"/>
+      </w:pPr>
+      <w:r>
+        <w:t>做法：板子侧继续 set_llm http://10.0.0.1/v1 auto local（末位参数只是占位），S3 上的 net_cloud.c 对每个请求按如下规则分流：</w:t>
+      </w:r>
+    </w:p>
+    <w:tbl>
+      <w:tblPr>
+        <w:tblW w:type="auto" w:w="0"/>
+        <w:tblLook w:firstColumn="1" w:firstRow="1" w:lastColumn="0" w:lastRow="0" w:noHBand="0" w:noVBand="1" w:val="04A0"/>
+      </w:tblPr>
+      <w:tblGrid>
+        <w:gridCol w:w="3120"/>
+        <w:gridCol w:w="3120"/>
+        <w:gridCol w:w="3120"/>
+      </w:tblGrid>
+      <w:tr>
+        <w:tc>
+          <w:tcPr>
+            <w:tcW w:type="dxa" w:w="3120"/>
+          </w:tcPr>
+          <w:p>
+            <w:r>
+              <w:rPr>
+                <w:b/>
+              </w:rPr>
+              <w:t>请求的 model 名</w:t>
+            </w:r>
+          </w:p>
+        </w:tc>
+        <w:tc>
+          <w:tcPr>
+            <w:tcW w:type="dxa" w:w="3120"/>
+          </w:tcPr>
+          <w:p>
+            <w:r>
+              <w:rPr>
+                <w:b/>
+              </w:rPr>
+              <w:t>上行状态</w:t>
+            </w:r>
+          </w:p>
+        </w:tc>
+        <w:tc>
+          <w:tcPr>
+            <w:tcW w:type="dxa" w:w="3120"/>
+          </w:tcPr>
+          <w:p>
+            <w:r>
+              <w:rPr>
+                <w:b/>
+              </w:rPr>
+              <w:t>谁回答</w:t>
+            </w:r>
+          </w:p>
+        </w:tc>
+      </w:tr>
+      <w:tr>
+        <w:tc>
+          <w:tcPr>
+            <w:tcW w:type="dxa" w:w="3120"/>
+          </w:tcPr>
+          <w:p>
+            <w:r>
+              <w:t>local / stories260K</w:t>
+            </w:r>
+          </w:p>
+        </w:tc>
+        <w:tc>
+          <w:tcPr>
+            <w:tcW w:type="dxa" w:w="3120"/>
+          </w:tcPr>
+          <w:p>
+            <w:r>
+              <w:t>任意</w:t>
+            </w:r>
+          </w:p>
+        </w:tc>
+        <w:tc>
+          <w:tcPr>
+            <w:tcW w:type="dxa" w:w="3120"/>
+          </w:tcPr>
+          <w:p>
+            <w:r>
+              <w:t>本地模型（显式点名）</w:t>
+            </w:r>
+          </w:p>
+        </w:tc>
+      </w:tr>
+      <w:tr>
+        <w:tc>
+          <w:tcPr>
+            <w:tcW w:type="dxa" w:w="3120"/>
+          </w:tcPr>
+          <w:p>
+            <w:r>
+              <w:t>其它（如 auto）</w:t>
+            </w:r>
+          </w:p>
+        </w:tc>
+        <w:tc>
+          <w:tcPr>
+            <w:tcW w:type="dxa" w:w="3120"/>
+          </w:tcPr>
+          <w:p>
+            <w:r>
+              <w:t>在线</w:t>
+            </w:r>
+          </w:p>
+        </w:tc>
+        <w:tc>
+          <w:tcPr>
+            <w:tcW w:type="dxa" w:w="3120"/>
+          </w:tcPr>
+          <w:p>
+            <w:r>
+              <w:t>云端大模型（model 字段在途中改写；API key 由 S3 侧加，不下发板子）</w:t>
+            </w:r>
+          </w:p>
+        </w:tc>
+      </w:tr>
+      <w:tr>
+        <w:tc>
+          <w:tcPr>
+            <w:tcW w:type="dxa" w:w="3120"/>
+          </w:tcPr>
+          <w:p>
+            <w:r>
+              <w:t>其它（如 auto）</w:t>
+            </w:r>
+          </w:p>
+        </w:tc>
+        <w:tc>
+          <w:tcPr>
+            <w:tcW w:type="dxa" w:w="3120"/>
+          </w:tcPr>
+          <w:p>
+            <w:r>
+              <w:t>断网 / 云端失败</w:t>
+            </w:r>
+          </w:p>
+        </w:tc>
+        <w:tc>
+          <w:tcPr>
+            <w:tcW w:type="dxa" w:w="3120"/>
+          </w:tcPr>
+          <w:p>
+            <w:r>
+              <w:t>本地模型（自动降级，秒级判定，不等超时）</w:t>
+            </w:r>
+          </w:p>
+        </w:tc>
+      </w:tr>
+    </w:tbl>
+    <w:p>
+      <w:pPr>
+        <w:pStyle w:val="BodyText"/>
+      </w:pPr>
+      <w:r>
+        <w:t>策略刻意选择连通性而不是「判断题目难不难」：0.26M 的参数规模没有判断能力，而网关确切知道互联网在不在。两条通道都是真模型，没有假装——本地那条只会写儿童故事，但它在断网时确实把这套系统的问答流程延续下去。</w:t>
+      </w:r>
+    </w:p>
+    <w:p>
+      <w:pPr>
+        <w:pStyle w:val="BodyText"/>
+      </w:pPr>
+      <w:r>
+        <w:t>实现上，espllm 组件开了两个可选钩子（espllm_set_router 与 espllm_set_status_provider），网关注册后即接管请求分流与状态页扩展；GET / 同时升级为自刷新仪表盘（手机连同一热点即可打开，实时显示路由计数、最近提问、上行与 PPP 状态、RSSI）。凭据仍只进被 gitignore 的 sdkconfig（tools/set_cloud.py 交互式输入，不回显）。</w:t>
+      </w:r>
+    </w:p>
+    <w:p>
+      <w:pPr>
+        <w:pStyle w:val="BodyText"/>
+      </w:pPr>
+      <w:r>
+        <w:t>真机实测（2026-09-18，真云真 key）：其一，云端在线时板子 ask 「What is edge computing?」7.5 s 返回 271 字节连贯回答（PC 侧直连的中文提问对照 3.5–4.7 s 应答）。其二，关掉热点后 S3 日志打出 no uplink -- the local model answers (offline mode)，板子照样收到回答（本地模型的故事体），账本记 offline→local——降级不等于失能：链路、Agent、问答流程全活着，只是答案质量诚实地降下去。其三，热点恢复后板子问新问题，7.5 s、230 字节云端连贯回答，账本回 cloud ok。另做确定性失败注入（请求不带 model 字段 → 云端必 400 → 本地接住，账本 fail→local），降级的「失败」侧与「断网」侧都验证到。</w:t>
+      </w:r>
+    </w:p>
+    <w:p>
+      <w:pPr>
+        <w:pStyle w:val="BodyText"/>
+      </w:pPr>
+      <w:r>
+        <w:t>实测逮住的一个真 bug（提交 c756cb4）：改写模型名会让请求体变长（"auto"→"mimo-v2.5-pro"），而发送时沿用了原始长度，JSON 被截掉 9 字节，云端一路 400、固件静默降级——功能表面可用，云端腿其实从未生效。修复后日志给出铁证：model "auto" -&gt; "mimo-v2.5-pro" (79 -&gt; 88 B body) → Certificate validated → cloud answered in 3.5 s。完整原样日志见 docs/ESP32-S3网关台架实测证据.md 第八节。另记两个操作层面的坑：板子的 Agent 会缓存相同问题（连问同一句第二次 latency=0ms，演示每轮须换新问法）；PC 上关闭串口等于按 S3 的复位键（FT232 的 RTS 接了 EN），排查时别把它当成固件崩溃。</w:t>
+      </w:r>
+    </w:p>
+    <w:p>
+      <w:pPr>
         <w:pStyle w:val="Heading3"/>
       </w:pPr>
       <w:r>
@@ -10448,7 +10840,7 @@
         <w:pStyle w:val="BodyText"/>
       </w:pPr>
       <w:r>
-        <w:t>PC 侧每一环都拿真硬件跑过，只差 UART2 那三根线。WSL 到 Windows 宿主 TCP：两个方向对打，通。Windows 串口桥 COM 到 TCP 双向：桥接板子控制台，从 WSL 发 uname -a，板子执行并把结果送回。socat 的 TCP 到 PTY：与桥串起来跑上面那条，通。pppd 协商与数据面：WSL 内两个 PTY 对接跑两个 pppd，LCP/IPCP 协商成功，ppp0/ppp1 起来（MTU 1500），跨链路 ping 3/3 零丢包。板子 /dev/ttyS0 可打开：pppd /dev/ttyS0 460800 通过。CONFIG_SERIAL_TERMIOS 生效：同一条命令打印出 at 460800 baud，若不补 3.4.8 里那行 select，这里只会跑 1000000。pppd 内置命令与直连模式：pppd -h 打印出补丁写入的用法。pppd 后台运行：pppd ... &amp; 之后 ps 能看到 pppd /dev/ttyS0 460800 挂在信号量上、nsh 照常可用。</w:t>
+        <w:t>PC 侧每一环都拿真硬件跑过（下列为分环节验证；UART2 那条路线只差物理接线）。WSL 到 Windows 宿主 TCP：两个方向对打，通。Windows 串口桥 COM 到 TCP 双向：桥接板子控制台，从 WSL 发 uname -a，板子执行并把结果送回。socat 的 TCP 到 PTY：与桥串起来跑上面那条，通。pppd 协商与数据面：WSL 内两个 PTY 对接跑两个 pppd，LCP/IPCP 协商成功，ppp0/ppp1 起来（MTU 1500），跨链路 ping 3/3 零丢包。板子 /dev/ttyS0 可打开：pppd /dev/ttyS0 460800 通过。CONFIG_SERIAL_TERMIOS 生效：同一条命令打印出 at 460800 baud，若不补 3.4.8 里那行 select，这里只会跑 1000000。pppd 内置命令与直连模式：pppd -h 打印出补丁写入的用法。pppd 后台运行：pppd ... &amp; 之后 ps 能看到 pppd /dev/ttyS0 460800 挂在信号量上、nsh 照常可用。</w:t>
       </w:r>
     </w:p>
     <w:p>
@@ -10457,6 +10849,14 @@
       </w:pPr>
       <w:r>
         <w:t>端到端实测（2026-09-18）：已跑通，且只用一根 USB 线。板子有两个 Type-C 口：口 A 带板载 USB-UART 桥（CH343），承载 UART1 控制台与 ROM 下载；口 B 是芯片原生 USB（USB2.0 FS），固件把它注册成 /dev/ttyACM0。把 PPP 放在口 B 上，就不需要 USB-TTL、也不需要外接任何排针。实测：板子 ppp0 拿到 inet addr:10.0.0.2；ping 223.5.5.5 返回 56 bytes time=130.0 ms；Agent 报 [netmgr] Found iface ppp0 addr 10.0.0.2 与 All network services started!；TLS 握手 [vela_tls] Handshake OK: TLSv1.2 / TLS-ECDHE-RSA-WITH-CHACHA20-POLY1305-SHA256；真实对话返回 157 字节、finish=end_turn；工具调用 [tools] Executing tool: get_current_time 正常。对照组：补上这条承载之前，同一份固件报的是 [netmgr] Timed out waiting for network。完整日志见 docs/AI-Agent端到端实测证据.md。</w:t>
+      </w:r>
+    </w:p>
+    <w:p>
+      <w:pPr>
+        <w:pStyle w:val="BodyText"/>
+      </w:pPr>
+      <w:r>
+        <w:t>第 4 条路线（对端换成 ESP32-S3，S3 侧已实测，2026-09-18）：上面各环节的对端都是 PC；3.4.9 把对端换成一块 ESP32-S3，也就是说链路两端都是嵌入式实现（板侧 NuttX 移植的 pppd，对侧 lwIP 的 PPP 服务端），这是整条路线唯一真正没底的地方，用台架模式单独隔离出来测掉了。接法是：S3 烧台架固件（GATEWAY_UPLINK=n、PPP 走 UART0、日志输出关闭，以便把这个口让给数据流），经 FT232 桥到 PC，PC 侧用 ppp_up.sh 起客户端，地址对调——服务端占 10.0.0.1、客户端拿 10.0.0.2。实测结果：LCP 双向协商成功并正常收发 Echo；IPCP 地址分配正确；pppd 提出的 CCP、IPv6CP、VJ 头压缩分别被 Protocol-Reject / ConfRej 拒绝，逐条对应 sdkconfig.defaults 里三个 =n；数据面 ping 10.0.0.1 二十发二十中、零丢包、平均 20 ms；满 MTU（1472+28、禁分片）三发三中；发起方向确认为「板子主动发起、S3 被动监听」，即默认配置正确。把这项单独先测的价值在于：以后 Wi-Fi 转不发、板子接线对不对，出问题都可以排除掉「两边的 PPP 实现根本谈不拢」这个最贵的可能。同日接线后，「板子 ↔ S3」最后一跳也已真机打通：板子 Agent 的 ask 请求（15.5 KB，系统提示+工具表）经三根线上的 PPP 进入 S3，S3 的本地模型生成 576 字符回答，12.4 s 原路返回并显示在板子上——至此路线 4 的协同部分全部实测通过（S3 侧同刻日志：answered: 576 chars in 10.0 s, 26.3 tok/s）；S3 重启后板侧 pppd 6.9 s 自动重拨。Wi-Fi 上行 + NAPT 转发（板子经 S3 上公网）随后也实测通过：S3 连 2.4 GHz 热点后，板子 ping 223.5.5.5 四发四中、零丢包、平均 80 ms，期间本地模型端点持续在线（过程逼出并修复 AMPDU ROM 打印挤爆 PPP UART 接收环的真实故障，见 3.4.9 末段）。这条路线随后又加上云-端自适应路由：板子侧继续只认一个地址（model 用 auto），S3 按连通性决定云端还是本地作答——实测云端 7.5 s / 271 字节连贯回答、断网自动降级（账本 offline→local）、恢复自动回切（账本 cloud ok），详见 3.4.10 与台架证据第八节。完整协商日志原文与复现命令见 docs/ESP32-S3网关台架实测证据.md。</w:t>
       </w:r>
     </w:p>
     <w:p>
@@ -11748,7 +12148,7 @@
           <w:bCs/>
           <w:b/>
         </w:rPr>
-        <w:t>接上 UART2 的三根线，跑通端到端对话 —— 这是当前优先级最高的一项，也是从“软件完成”到“可演示”的唯一剩余步骤。接线表与验证步骤见 board/sf32lb52_net/README.md。</w:t>
+        <w:t>扩充双器件协同的模型矩阵 —— 路线 1（原生 USB）与路线 3（三根杜邦线 + ESP32-S3 网关）均已真机验证：板子问/S3 本地模型答、板子经 S3 的 Wi-Fi 上公网全部实测通过，协同底座闭环。下一步是给 S3 端本地模型加量化（int8 量化器与封装格式已规划，见 esp32s3_common/tools/fetch_model.py 的模型表），把 stories260K 换成更大的英文模型或中文模型。</w:t>
       </w:r>
     </w:p>
     <w:p>
@@ -12537,6 +12937,18 @@
           <w:rStyle w:val="CommentTok"/>
         </w:rPr>
         <w:t xml:space="preserve"># 应出现数万至数十万字节的 .pcm</w:t>
+      </w:r>
+    </w:p>
+    <w:p>
+      <w:pPr>
+        <w:pStyle w:val="BodyText"/>
+      </w:pPr>
+      <w:r>
+        <w:rPr>
+          <w:bCs/>
+          <w:b/>
+        </w:rPr>
+        <w:t>对端替代方案（ESP32-S3 网关）：把 PC 换成一块 ESP32-S3-DevKitC-1，板子那侧一字不改。S3 侧（ESP-IDF v5.5.5）：tools\menuconfig.bat 里填 Wi-Fi SSID / password（凭据只进被 gitignore 的 sdkconfig，不进仓库）→ tools\build.bat → tools\flash.bat COMx；接线 S3 TX GPIO17→PA20 / RX GPIO18→PA27 / GND→GND（不要接 VCC）；板子仍是同一句 pppd /dev/ttyS0 460800 &amp;。构建位置有个坑：ESP-IDF 的 CMake 探测编译器时会起 cmd.exe 子进程，而 cmd 拒绝以 UNC 路径为当前目录，因此若工程位于 \\wsl.localhost\ 共享路径上，链接会以 Permission denied 失败；tools\build.bat 检测到 UNC 根时会自动镜像到 %USERPROFILE%\esp32s3_gateway_build 再构建，sdkconfig 与 build/ 排除在拷贝之外，凭据与增量产物都不会丢（改代码请改仓库，镜像目录里的改动会在下次构建时被覆盖）。台架模式（GATEWAY_UPLINK=n，只起 PPP、不开 Wi-Fi/NAPT）用于在接线之前单独验证两边的 PPP 实现能否谈成，不需要 Wi-Fi 凭据。</w:t>
       </w:r>
     </w:p>
     <w:bookmarkEnd w:id="55"/>
